--- a/output/2026H2 渠道与门店经营策略报告.docx
+++ b/output/2026H2 渠道与门店经营策略报告.docx
@@ -55,7 +55,7 @@
         <w:pStyle w:val="ListNumber"/>
       </w:pPr>
       <w:r>
-        <w:t>渠道规模:2026H1 六个线上渠道合计净收入 6,109,827.69 元、毛利 1,214,760.91 元,但扣除渠道费用后合计净利 -719,137.23 元,整体仍未盈利。</w:t>
+        <w:t>渠道规模:2026H1 六个线上渠道合计净收入 6,109,827.69 元、毛利 1,214,760.91 元,但扣除渠道费用后合计净利 -718,839.10 元,整体仍未盈利。</w:t>
       </w:r>
     </w:p>
     <w:p>
@@ -63,7 +63,7 @@
         <w:pStyle w:val="ListNumber"/>
       </w:pPr>
       <w:r>
-        <w:t>渠道分化:天猫旗舰店 与 抖音小店 合计占净收入 59.0%,集中度偏高;仅 微信小程序 实现正净利(22,417.05 元,销售费用率 13.7%),其余渠道费用率均在 26.5%–38.1% 区间。</w:t>
+        <w:t>渠道分化:天猫旗舰店 与 抖音小店 合计占净收入 59.0%,集中度偏高;仅 微信小程序 实现正净利(21,985.36 元,销售费用率 13.8%),其余渠道费用率均在 26.5%–37.8% 区间。</w:t>
       </w:r>
     </w:p>
     <w:p>
@@ -79,7 +79,7 @@
         <w:pStyle w:val="ListNumber"/>
       </w:pPr>
       <w:r>
-        <w:t>促销效率:50 个活动 ROI 中位数 1.51,34.0% 的活动 ROI 低于 1,促销组合存在明显低效投入,需按类型重构。</w:t>
+        <w:t>促销效率:50 个活动 ROI 中位数 1.25,40.0% 的活动 ROI 低于 1,促销组合存在明显低效投入,需按类型重构。</w:t>
       </w:r>
     </w:p>
     <w:p>
@@ -100,7 +100,7 @@
     </w:p>
     <w:p>
       <w:r>
-        <w:t>2026H1 六个线上渠道合计净收入 6,109,827.69 元,毛利 1,214,760.91 元,平均渠道毛利率 19.9%;渠道费用(广告、平台佣金、技术服务、支付、履约、包装、退货售后及其他)合计 1,933,898.14 元,平均销售费用率 31.7%,合计净利 -719,137.23 元。</w:t>
+        <w:t>2026H1 六个线上渠道合计净收入 6,109,827.69 元,毛利 1,214,760.91 元,平均渠道毛利率 19.9%;渠道费用(广告、平台佣金、技术服务、支付、履约、包装、退货售后及其他)合计 1,933,600.01 元,平均销售费用率 31.6%,合计净利 -718,839.10 元。</w:t>
       </w:r>
     </w:p>
     <w:tbl>
@@ -228,7 +228,7 @@
           </w:tcPr>
           <w:p>
             <w:r>
-              <w:t>34.6%</w:t>
+              <w:t>34.5%</w:t>
             </w:r>
           </w:p>
         </w:tc>
@@ -238,7 +238,7 @@
           </w:tcPr>
           <w:p>
             <w:r>
-              <w:t>1.98</w:t>
+              <w:t>2.01</w:t>
             </w:r>
           </w:p>
         </w:tc>
@@ -248,7 +248,7 @@
           </w:tcPr>
           <w:p>
             <w:r>
-              <w:t>-306,014.54</w:t>
+              <w:t>-303,881.15</w:t>
             </w:r>
           </w:p>
         </w:tc>
@@ -300,7 +300,7 @@
           </w:tcPr>
           <w:p>
             <w:r>
-              <w:t>38.1%</w:t>
+              <w:t>37.8%</w:t>
             </w:r>
           </w:p>
         </w:tc>
@@ -310,7 +310,7 @@
           </w:tcPr>
           <w:p>
             <w:r>
-              <w:t>1.78</w:t>
+              <w:t>1.83</w:t>
             </w:r>
           </w:p>
         </w:tc>
@@ -320,7 +320,7 @@
           </w:tcPr>
           <w:p>
             <w:r>
-              <w:t>-274,972.42</w:t>
+              <w:t>-270,804.82</w:t>
             </w:r>
           </w:p>
         </w:tc>
@@ -382,7 +382,7 @@
           </w:tcPr>
           <w:p>
             <w:r>
-              <w:t>3.15</w:t>
+              <w:t>3.04</w:t>
             </w:r>
           </w:p>
         </w:tc>
@@ -392,7 +392,7 @@
           </w:tcPr>
           <w:p>
             <w:r>
-              <w:t>-68,224.60</w:t>
+              <w:t>-68,299.14</w:t>
             </w:r>
           </w:p>
         </w:tc>
@@ -444,7 +444,7 @@
           </w:tcPr>
           <w:p>
             <w:r>
-              <w:t>29.2%</w:t>
+              <w:t>30.0%</w:t>
             </w:r>
           </w:p>
         </w:tc>
@@ -454,7 +454,7 @@
           </w:tcPr>
           <w:p>
             <w:r>
-              <w:t>1.83</w:t>
+              <w:t>1.88</w:t>
             </w:r>
           </w:p>
         </w:tc>
@@ -464,7 +464,7 @@
           </w:tcPr>
           <w:p>
             <w:r>
-              <w:t>-74,185.68</w:t>
+              <w:t>-79,554.70</w:t>
             </w:r>
           </w:p>
         </w:tc>
@@ -516,7 +516,7 @@
           </w:tcPr>
           <w:p>
             <w:r>
-              <w:t>13.7%</w:t>
+              <w:t>13.8%</w:t>
             </w:r>
           </w:p>
         </w:tc>
@@ -526,7 +526,7 @@
           </w:tcPr>
           <w:p>
             <w:r>
-              <w:t>4.63</w:t>
+              <w:t>4.74</w:t>
             </w:r>
           </w:p>
         </w:tc>
@@ -536,7 +536,7 @@
           </w:tcPr>
           <w:p>
             <w:r>
-              <w:t>22,417.05</w:t>
+              <w:t>21,985.36</w:t>
             </w:r>
           </w:p>
         </w:tc>
@@ -588,7 +588,7 @@
           </w:tcPr>
           <w:p>
             <w:r>
-              <w:t>27.8%</w:t>
+              <w:t>27.9%</w:t>
             </w:r>
           </w:p>
         </w:tc>
@@ -598,7 +598,7 @@
           </w:tcPr>
           <w:p>
             <w:r>
-              <w:t>3.05</w:t>
+              <w:t>2.96</w:t>
             </w:r>
           </w:p>
         </w:tc>
@@ -608,7 +608,7 @@
           </w:tcPr>
           <w:p>
             <w:r>
-              <w:t>-18,157.04</w:t>
+              <w:t>-18,284.65</w:t>
             </w:r>
           </w:p>
         </w:tc>
@@ -627,7 +627,7 @@
     <w:p/>
     <w:p>
       <w:r>
-        <w:t>结论与建议:① 对 微信小程序 增投 20%(唯一正净利渠道,销售费用率仅 13.7%);② 对销售费用率 ≥33% 且亏损的渠道(共 2 个)收缩投入 15%,重点是压缩低效投放而非降低销售规模;③ 其余亏损渠道维持投入,优先优化费用结构(调整人群定向、降低退货售后与履约成本)。</w:t>
+        <w:t>结论与建议:① 对 微信小程序 增投 20%(唯一正净利渠道,销售费用率仅 13.8%);② 对销售费用率 ≥33% 且亏损的渠道(共 2 个)收缩投入 15%,重点是压缩低效投放而非降低销售规模;③ 其余亏损渠道维持投入,优先优化费用结构(调整人群定向、降低退货售后与履约成本)。</w:t>
       </w:r>
     </w:p>
     <w:p>
@@ -640,7 +640,7 @@
     </w:p>
     <w:p>
       <w:r>
-        <w:t>42 家门店 2026H1 累计到店销售额 76,392,804.70 元,累计门店 O2O 履约贡献 2,851,342.38 元。按《渠道与门店管理策略》第 2 章规则(先按到店坪效定级,租售比 &gt;35% 直接列为 D 级):A 级 3 家、B 级 29 家、C 级 3 家、D 级 7 家,全部门店均给出级别,无无法归类的门店。</w:t>
+        <w:t>42 家门店 2026H1 累计到店销售额 76,392,804.70 元,累计门店 O2O 履约贡献 2,851,342.38 元。按《渠道与门店管理策略.docx》第 2 章规则(先按到店坪效定级,租售比 &gt;35% 直接列为 D 级):A 级 3 家、B 级 29 家、C 级 3 家、D 级 7 家,全部门店均给出级别,无无法归类的门店。</w:t>
       </w:r>
     </w:p>
     <w:p>
@@ -1081,7 +1081,7 @@
     <w:p/>
     <w:p>
       <w:r>
-        <w:t>另有 3 家门店计划期内发生面积调整(S006, S013, S031),其坪效口径可能失真,已在《异常与待核清单》披露。</w:t>
+        <w:t>另有 3 家门店计划期内发生面积调整(S006, S013, S031),其坪效口径可能失真,已在《异常与待核清单.xlsx》披露。</w:t>
       </w:r>
     </w:p>
     <w:p>
@@ -1094,7 +1094,7 @@
     </w:p>
     <w:p>
       <w:r>
-        <w:t>2026H1 共开展 50 个促销活动,实际费用合计 416,195.53 元,带来增量销售额 2,643,555.72 元、增量毛利 600,336.14 元,整体 ROI 1.44。</w:t>
+        <w:t>2026H1 共开展 50 个促销活动,实际费用合计 416,195.53 元,带来增量销售额 1,904,400.03 元、增量毛利 493,870.11 元,整体 ROI 1.19。</w:t>
       </w:r>
     </w:p>
     <w:tbl>
@@ -1178,7 +1178,7 @@
           </w:tcPr>
           <w:p>
             <w:r>
-              <w:t>2.18</w:t>
+              <w:t>1.80</w:t>
             </w:r>
           </w:p>
         </w:tc>
@@ -1188,7 +1188,7 @@
           </w:tcPr>
           <w:p>
             <w:r>
-              <w:t>2.40</w:t>
+              <w:t>1.92</w:t>
             </w:r>
           </w:p>
         </w:tc>
@@ -1220,7 +1220,7 @@
           </w:tcPr>
           <w:p>
             <w:r>
-              <w:t>1.60</w:t>
+              <w:t>1.36</w:t>
             </w:r>
           </w:p>
         </w:tc>
@@ -1230,7 +1230,7 @@
           </w:tcPr>
           <w:p>
             <w:r>
-              <w:t>1.46</w:t>
+              <w:t>1.38</w:t>
             </w:r>
           </w:p>
         </w:tc>
@@ -1262,7 +1262,7 @@
           </w:tcPr>
           <w:p>
             <w:r>
-              <w:t>1.34</w:t>
+              <w:t>1.15</w:t>
             </w:r>
           </w:p>
         </w:tc>
@@ -1272,7 +1272,7 @@
           </w:tcPr>
           <w:p>
             <w:r>
-              <w:t>1.42</w:t>
+              <w:t>1.22</w:t>
             </w:r>
           </w:p>
         </w:tc>
@@ -1304,7 +1304,7 @@
           </w:tcPr>
           <w:p>
             <w:r>
-              <w:t>1.46</w:t>
+              <w:t>0.99</w:t>
             </w:r>
           </w:p>
         </w:tc>
@@ -1314,7 +1314,7 @@
           </w:tcPr>
           <w:p>
             <w:r>
-              <w:t>1.35</w:t>
+              <w:t>1.15</w:t>
             </w:r>
           </w:p>
         </w:tc>
@@ -1346,7 +1346,7 @@
           </w:tcPr>
           <w:p>
             <w:r>
-              <w:t>1.08</w:t>
+              <w:t>0.96</w:t>
             </w:r>
           </w:p>
         </w:tc>
@@ -1356,7 +1356,7 @@
           </w:tcPr>
           <w:p>
             <w:r>
-              <w:t>1.18</w:t>
+              <w:t>0.79</w:t>
             </w:r>
           </w:p>
         </w:tc>
@@ -1365,7 +1365,7 @@
     <w:p/>
     <w:p>
       <w:r>
-        <w:t>按本报告自定阈值(ROI ≥2 保留、1≤ROI&lt;2 调整、ROI&lt;1 取消),建议保留 20 个、调整 13 个、取消 17 个;H2 节奏建议见交付物 4 的「H2 节奏建议」Sheet,预算按 H1 实际费用水平分配到 6 个月,重点保障双 11、双 12 等大促节点。</w:t>
+        <w:t>按本报告自定阈值(ROI ≥2 保留、1≤ROI&lt;2 调整、ROI&lt;1 取消),建议保留 14 个、调整 16 个、取消 20 个;H2 节奏建议见交付物 4 的「H2 节奏建议」Sheet,预算按 H1 实际费用水平分配到 6 个月,重点保障双 11、双 12 等大促节点。</w:t>
       </w:r>
     </w:p>
     <w:p>
@@ -1396,7 +1396,7 @@
     </w:p>
     <w:p>
       <w:r>
-        <w:t>营销预算:按渠道调整方向再分配,H1 广告费合计 980,301.16 元;收缩渠道释放的投放额度优先转入 微信小程序 与高 ROI 促销类型。</w:t>
+        <w:t>营销预算:按渠道调整方向再分配,H1 广告费合计 979,681.90 元;收缩渠道释放的投放额度优先转入 微信小程序 与高 ROI 促销类型。</w:t>
       </w:r>
     </w:p>
     <w:p>

--- a/output/2026H2 渠道与门店经营策略报告.docx
+++ b/output/2026H2 渠道与门店经营策略报告.docx
@@ -7,6 +7,9 @@
         <w:pStyle w:val="Title"/>
       </w:pPr>
       <w:r>
+        <w:rPr>
+          <w:color w:val="000000"/>
+        </w:rPr>
         <w:t>2026H2 渠道与门店经营策略报告</w:t>
       </w:r>
     </w:p>
@@ -47,6 +50,9 @@
         <w:pStyle w:val="Heading1"/>
       </w:pPr>
       <w:r>
+        <w:rPr>
+          <w:color w:val="000000"/>
+        </w:rPr>
         <w:t>摘要</w:t>
       </w:r>
     </w:p>
@@ -95,6 +101,9 @@
         <w:pStyle w:val="Heading1"/>
       </w:pPr>
       <w:r>
+        <w:rPr>
+          <w:color w:val="000000"/>
+        </w:rPr>
         <w:t>第 1 章 渠道结构诊断与 H2 资源调整建议</w:t>
       </w:r>
     </w:p>
@@ -120,12 +129,27 @@
         <w:gridCol w:w="1234"/>
       </w:tblGrid>
       <w:tr>
+        <w:trPr>
+          <w:tblHeader w:val="true"/>
+        </w:trPr>
         <w:tc>
           <w:tcPr>
             <w:tcW w:type="dxa" w:w="1234"/>
+            <w:vAlign w:val="center"/>
+            <w:tcBorders>
+              <w:top w:val="single" w:sz="6" w:space="0" w:color="D9D9D9"/>
+              <w:left w:val="single" w:sz="6" w:space="0" w:color="D9D9D9"/>
+              <w:bottom w:val="single" w:sz="6" w:space="0" w:color="D9D9D9"/>
+              <w:right w:val="single" w:sz="6" w:space="0" w:color="D9D9D9"/>
+            </w:tcBorders>
+            <w:shd w:val="clear" w:color="auto" w:fill="D9D9D9"/>
           </w:tcPr>
           <w:p>
             <w:r>
+              <w:rPr>
+                <w:b/>
+                <w:color w:val="000000"/>
+              </w:rPr>
               <w:t>渠道</w:t>
             </w:r>
           </w:p>
@@ -133,9 +157,21 @@
         <w:tc>
           <w:tcPr>
             <w:tcW w:type="dxa" w:w="1234"/>
+            <w:vAlign w:val="center"/>
+            <w:tcBorders>
+              <w:top w:val="single" w:sz="6" w:space="0" w:color="D9D9D9"/>
+              <w:left w:val="single" w:sz="6" w:space="0" w:color="D9D9D9"/>
+              <w:bottom w:val="single" w:sz="6" w:space="0" w:color="D9D9D9"/>
+              <w:right w:val="single" w:sz="6" w:space="0" w:color="D9D9D9"/>
+            </w:tcBorders>
+            <w:shd w:val="clear" w:color="auto" w:fill="D9D9D9"/>
           </w:tcPr>
           <w:p>
             <w:r>
+              <w:rPr>
+                <w:b/>
+                <w:color w:val="000000"/>
+              </w:rPr>
               <w:t>净收入(元)</w:t>
             </w:r>
           </w:p>
@@ -143,9 +179,21 @@
         <w:tc>
           <w:tcPr>
             <w:tcW w:type="dxa" w:w="1234"/>
+            <w:vAlign w:val="center"/>
+            <w:tcBorders>
+              <w:top w:val="single" w:sz="6" w:space="0" w:color="D9D9D9"/>
+              <w:left w:val="single" w:sz="6" w:space="0" w:color="D9D9D9"/>
+              <w:bottom w:val="single" w:sz="6" w:space="0" w:color="D9D9D9"/>
+              <w:right w:val="single" w:sz="6" w:space="0" w:color="D9D9D9"/>
+            </w:tcBorders>
+            <w:shd w:val="clear" w:color="auto" w:fill="D9D9D9"/>
           </w:tcPr>
           <w:p>
             <w:r>
+              <w:rPr>
+                <w:b/>
+                <w:color w:val="000000"/>
+              </w:rPr>
               <w:t>毛利率</w:t>
             </w:r>
           </w:p>
@@ -153,9 +201,21 @@
         <w:tc>
           <w:tcPr>
             <w:tcW w:type="dxa" w:w="1234"/>
+            <w:vAlign w:val="center"/>
+            <w:tcBorders>
+              <w:top w:val="single" w:sz="6" w:space="0" w:color="D9D9D9"/>
+              <w:left w:val="single" w:sz="6" w:space="0" w:color="D9D9D9"/>
+              <w:bottom w:val="single" w:sz="6" w:space="0" w:color="D9D9D9"/>
+              <w:right w:val="single" w:sz="6" w:space="0" w:color="D9D9D9"/>
+            </w:tcBorders>
+            <w:shd w:val="clear" w:color="auto" w:fill="D9D9D9"/>
           </w:tcPr>
           <w:p>
             <w:r>
+              <w:rPr>
+                <w:b/>
+                <w:color w:val="000000"/>
+              </w:rPr>
               <w:t>销售费用率</w:t>
             </w:r>
           </w:p>
@@ -163,9 +223,21 @@
         <w:tc>
           <w:tcPr>
             <w:tcW w:type="dxa" w:w="1234"/>
+            <w:vAlign w:val="center"/>
+            <w:tcBorders>
+              <w:top w:val="single" w:sz="6" w:space="0" w:color="D9D9D9"/>
+              <w:left w:val="single" w:sz="6" w:space="0" w:color="D9D9D9"/>
+              <w:bottom w:val="single" w:sz="6" w:space="0" w:color="D9D9D9"/>
+              <w:right w:val="single" w:sz="6" w:space="0" w:color="D9D9D9"/>
+            </w:tcBorders>
+            <w:shd w:val="clear" w:color="auto" w:fill="D9D9D9"/>
           </w:tcPr>
           <w:p>
             <w:r>
+              <w:rPr>
+                <w:b/>
+                <w:color w:val="000000"/>
+              </w:rPr>
               <w:t>投放ROI</w:t>
             </w:r>
           </w:p>
@@ -173,9 +245,21 @@
         <w:tc>
           <w:tcPr>
             <w:tcW w:type="dxa" w:w="1234"/>
+            <w:vAlign w:val="center"/>
+            <w:tcBorders>
+              <w:top w:val="single" w:sz="6" w:space="0" w:color="D9D9D9"/>
+              <w:left w:val="single" w:sz="6" w:space="0" w:color="D9D9D9"/>
+              <w:bottom w:val="single" w:sz="6" w:space="0" w:color="D9D9D9"/>
+              <w:right w:val="single" w:sz="6" w:space="0" w:color="D9D9D9"/>
+            </w:tcBorders>
+            <w:shd w:val="clear" w:color="auto" w:fill="D9D9D9"/>
           </w:tcPr>
           <w:p>
             <w:r>
+              <w:rPr>
+                <w:b/>
+                <w:color w:val="000000"/>
+              </w:rPr>
               <w:t>净利(元)</w:t>
             </w:r>
           </w:p>
@@ -183,9 +267,21 @@
         <w:tc>
           <w:tcPr>
             <w:tcW w:type="dxa" w:w="1234"/>
+            <w:vAlign w:val="center"/>
+            <w:tcBorders>
+              <w:top w:val="single" w:sz="6" w:space="0" w:color="D9D9D9"/>
+              <w:left w:val="single" w:sz="6" w:space="0" w:color="D9D9D9"/>
+              <w:bottom w:val="single" w:sz="6" w:space="0" w:color="D9D9D9"/>
+              <w:right w:val="single" w:sz="6" w:space="0" w:color="D9D9D9"/>
+            </w:tcBorders>
+            <w:shd w:val="clear" w:color="auto" w:fill="D9D9D9"/>
           </w:tcPr>
           <w:p>
             <w:r>
+              <w:rPr>
+                <w:b/>
+                <w:color w:val="000000"/>
+              </w:rPr>
               <w:t>H2 方向</w:t>
             </w:r>
           </w:p>
@@ -195,6 +291,13 @@
         <w:tc>
           <w:tcPr>
             <w:tcW w:type="dxa" w:w="1234"/>
+            <w:vAlign w:val="center"/>
+            <w:tcBorders>
+              <w:top w:val="single" w:sz="6" w:space="0" w:color="D9D9D9"/>
+              <w:left w:val="single" w:sz="6" w:space="0" w:color="D9D9D9"/>
+              <w:bottom w:val="single" w:sz="6" w:space="0" w:color="D9D9D9"/>
+              <w:right w:val="single" w:sz="6" w:space="0" w:color="D9D9D9"/>
+            </w:tcBorders>
           </w:tcPr>
           <w:p>
             <w:r>
@@ -205,6 +308,13 @@
         <w:tc>
           <w:tcPr>
             <w:tcW w:type="dxa" w:w="1234"/>
+            <w:vAlign w:val="center"/>
+            <w:tcBorders>
+              <w:top w:val="single" w:sz="6" w:space="0" w:color="D9D9D9"/>
+              <w:left w:val="single" w:sz="6" w:space="0" w:color="D9D9D9"/>
+              <w:bottom w:val="single" w:sz="6" w:space="0" w:color="D9D9D9"/>
+              <w:right w:val="single" w:sz="6" w:space="0" w:color="D9D9D9"/>
+            </w:tcBorders>
           </w:tcPr>
           <w:p>
             <w:r>
@@ -215,6 +325,13 @@
         <w:tc>
           <w:tcPr>
             <w:tcW w:type="dxa" w:w="1234"/>
+            <w:vAlign w:val="center"/>
+            <w:tcBorders>
+              <w:top w:val="single" w:sz="6" w:space="0" w:color="D9D9D9"/>
+              <w:left w:val="single" w:sz="6" w:space="0" w:color="D9D9D9"/>
+              <w:bottom w:val="single" w:sz="6" w:space="0" w:color="D9D9D9"/>
+              <w:right w:val="single" w:sz="6" w:space="0" w:color="D9D9D9"/>
+            </w:tcBorders>
           </w:tcPr>
           <w:p>
             <w:r>
@@ -225,6 +342,13 @@
         <w:tc>
           <w:tcPr>
             <w:tcW w:type="dxa" w:w="1234"/>
+            <w:vAlign w:val="center"/>
+            <w:tcBorders>
+              <w:top w:val="single" w:sz="6" w:space="0" w:color="D9D9D9"/>
+              <w:left w:val="single" w:sz="6" w:space="0" w:color="D9D9D9"/>
+              <w:bottom w:val="single" w:sz="6" w:space="0" w:color="D9D9D9"/>
+              <w:right w:val="single" w:sz="6" w:space="0" w:color="D9D9D9"/>
+            </w:tcBorders>
           </w:tcPr>
           <w:p>
             <w:r>
@@ -235,6 +359,13 @@
         <w:tc>
           <w:tcPr>
             <w:tcW w:type="dxa" w:w="1234"/>
+            <w:vAlign w:val="center"/>
+            <w:tcBorders>
+              <w:top w:val="single" w:sz="6" w:space="0" w:color="D9D9D9"/>
+              <w:left w:val="single" w:sz="6" w:space="0" w:color="D9D9D9"/>
+              <w:bottom w:val="single" w:sz="6" w:space="0" w:color="D9D9D9"/>
+              <w:right w:val="single" w:sz="6" w:space="0" w:color="D9D9D9"/>
+            </w:tcBorders>
           </w:tcPr>
           <w:p>
             <w:r>
@@ -245,6 +376,13 @@
         <w:tc>
           <w:tcPr>
             <w:tcW w:type="dxa" w:w="1234"/>
+            <w:vAlign w:val="center"/>
+            <w:tcBorders>
+              <w:top w:val="single" w:sz="6" w:space="0" w:color="D9D9D9"/>
+              <w:left w:val="single" w:sz="6" w:space="0" w:color="D9D9D9"/>
+              <w:bottom w:val="single" w:sz="6" w:space="0" w:color="D9D9D9"/>
+              <w:right w:val="single" w:sz="6" w:space="0" w:color="D9D9D9"/>
+            </w:tcBorders>
           </w:tcPr>
           <w:p>
             <w:r>
@@ -255,6 +393,13 @@
         <w:tc>
           <w:tcPr>
             <w:tcW w:type="dxa" w:w="1234"/>
+            <w:vAlign w:val="center"/>
+            <w:tcBorders>
+              <w:top w:val="single" w:sz="6" w:space="0" w:color="D9D9D9"/>
+              <w:left w:val="single" w:sz="6" w:space="0" w:color="D9D9D9"/>
+              <w:bottom w:val="single" w:sz="6" w:space="0" w:color="D9D9D9"/>
+              <w:right w:val="single" w:sz="6" w:space="0" w:color="D9D9D9"/>
+            </w:tcBorders>
           </w:tcPr>
           <w:p>
             <w:r>
@@ -267,6 +412,13 @@
         <w:tc>
           <w:tcPr>
             <w:tcW w:type="dxa" w:w="1234"/>
+            <w:vAlign w:val="center"/>
+            <w:tcBorders>
+              <w:top w:val="single" w:sz="6" w:space="0" w:color="D9D9D9"/>
+              <w:left w:val="single" w:sz="6" w:space="0" w:color="D9D9D9"/>
+              <w:bottom w:val="single" w:sz="6" w:space="0" w:color="D9D9D9"/>
+              <w:right w:val="single" w:sz="6" w:space="0" w:color="D9D9D9"/>
+            </w:tcBorders>
           </w:tcPr>
           <w:p>
             <w:r>
@@ -277,6 +429,13 @@
         <w:tc>
           <w:tcPr>
             <w:tcW w:type="dxa" w:w="1234"/>
+            <w:vAlign w:val="center"/>
+            <w:tcBorders>
+              <w:top w:val="single" w:sz="6" w:space="0" w:color="D9D9D9"/>
+              <w:left w:val="single" w:sz="6" w:space="0" w:color="D9D9D9"/>
+              <w:bottom w:val="single" w:sz="6" w:space="0" w:color="D9D9D9"/>
+              <w:right w:val="single" w:sz="6" w:space="0" w:color="D9D9D9"/>
+            </w:tcBorders>
           </w:tcPr>
           <w:p>
             <w:r>
@@ -287,6 +446,13 @@
         <w:tc>
           <w:tcPr>
             <w:tcW w:type="dxa" w:w="1234"/>
+            <w:vAlign w:val="center"/>
+            <w:tcBorders>
+              <w:top w:val="single" w:sz="6" w:space="0" w:color="D9D9D9"/>
+              <w:left w:val="single" w:sz="6" w:space="0" w:color="D9D9D9"/>
+              <w:bottom w:val="single" w:sz="6" w:space="0" w:color="D9D9D9"/>
+              <w:right w:val="single" w:sz="6" w:space="0" w:color="D9D9D9"/>
+            </w:tcBorders>
           </w:tcPr>
           <w:p>
             <w:r>
@@ -297,6 +463,13 @@
         <w:tc>
           <w:tcPr>
             <w:tcW w:type="dxa" w:w="1234"/>
+            <w:vAlign w:val="center"/>
+            <w:tcBorders>
+              <w:top w:val="single" w:sz="6" w:space="0" w:color="D9D9D9"/>
+              <w:left w:val="single" w:sz="6" w:space="0" w:color="D9D9D9"/>
+              <w:bottom w:val="single" w:sz="6" w:space="0" w:color="D9D9D9"/>
+              <w:right w:val="single" w:sz="6" w:space="0" w:color="D9D9D9"/>
+            </w:tcBorders>
           </w:tcPr>
           <w:p>
             <w:r>
@@ -307,6 +480,13 @@
         <w:tc>
           <w:tcPr>
             <w:tcW w:type="dxa" w:w="1234"/>
+            <w:vAlign w:val="center"/>
+            <w:tcBorders>
+              <w:top w:val="single" w:sz="6" w:space="0" w:color="D9D9D9"/>
+              <w:left w:val="single" w:sz="6" w:space="0" w:color="D9D9D9"/>
+              <w:bottom w:val="single" w:sz="6" w:space="0" w:color="D9D9D9"/>
+              <w:right w:val="single" w:sz="6" w:space="0" w:color="D9D9D9"/>
+            </w:tcBorders>
           </w:tcPr>
           <w:p>
             <w:r>
@@ -317,6 +497,13 @@
         <w:tc>
           <w:tcPr>
             <w:tcW w:type="dxa" w:w="1234"/>
+            <w:vAlign w:val="center"/>
+            <w:tcBorders>
+              <w:top w:val="single" w:sz="6" w:space="0" w:color="D9D9D9"/>
+              <w:left w:val="single" w:sz="6" w:space="0" w:color="D9D9D9"/>
+              <w:bottom w:val="single" w:sz="6" w:space="0" w:color="D9D9D9"/>
+              <w:right w:val="single" w:sz="6" w:space="0" w:color="D9D9D9"/>
+            </w:tcBorders>
           </w:tcPr>
           <w:p>
             <w:r>
@@ -327,6 +514,13 @@
         <w:tc>
           <w:tcPr>
             <w:tcW w:type="dxa" w:w="1234"/>
+            <w:vAlign w:val="center"/>
+            <w:tcBorders>
+              <w:top w:val="single" w:sz="6" w:space="0" w:color="D9D9D9"/>
+              <w:left w:val="single" w:sz="6" w:space="0" w:color="D9D9D9"/>
+              <w:bottom w:val="single" w:sz="6" w:space="0" w:color="D9D9D9"/>
+              <w:right w:val="single" w:sz="6" w:space="0" w:color="D9D9D9"/>
+            </w:tcBorders>
           </w:tcPr>
           <w:p>
             <w:r>
@@ -339,6 +533,13 @@
         <w:tc>
           <w:tcPr>
             <w:tcW w:type="dxa" w:w="1234"/>
+            <w:vAlign w:val="center"/>
+            <w:tcBorders>
+              <w:top w:val="single" w:sz="6" w:space="0" w:color="D9D9D9"/>
+              <w:left w:val="single" w:sz="6" w:space="0" w:color="D9D9D9"/>
+              <w:bottom w:val="single" w:sz="6" w:space="0" w:color="D9D9D9"/>
+              <w:right w:val="single" w:sz="6" w:space="0" w:color="D9D9D9"/>
+            </w:tcBorders>
           </w:tcPr>
           <w:p>
             <w:r>
@@ -349,6 +550,13 @@
         <w:tc>
           <w:tcPr>
             <w:tcW w:type="dxa" w:w="1234"/>
+            <w:vAlign w:val="center"/>
+            <w:tcBorders>
+              <w:top w:val="single" w:sz="6" w:space="0" w:color="D9D9D9"/>
+              <w:left w:val="single" w:sz="6" w:space="0" w:color="D9D9D9"/>
+              <w:bottom w:val="single" w:sz="6" w:space="0" w:color="D9D9D9"/>
+              <w:right w:val="single" w:sz="6" w:space="0" w:color="D9D9D9"/>
+            </w:tcBorders>
           </w:tcPr>
           <w:p>
             <w:r>
@@ -359,6 +567,13 @@
         <w:tc>
           <w:tcPr>
             <w:tcW w:type="dxa" w:w="1234"/>
+            <w:vAlign w:val="center"/>
+            <w:tcBorders>
+              <w:top w:val="single" w:sz="6" w:space="0" w:color="D9D9D9"/>
+              <w:left w:val="single" w:sz="6" w:space="0" w:color="D9D9D9"/>
+              <w:bottom w:val="single" w:sz="6" w:space="0" w:color="D9D9D9"/>
+              <w:right w:val="single" w:sz="6" w:space="0" w:color="D9D9D9"/>
+            </w:tcBorders>
           </w:tcPr>
           <w:p>
             <w:r>
@@ -369,6 +584,13 @@
         <w:tc>
           <w:tcPr>
             <w:tcW w:type="dxa" w:w="1234"/>
+            <w:vAlign w:val="center"/>
+            <w:tcBorders>
+              <w:top w:val="single" w:sz="6" w:space="0" w:color="D9D9D9"/>
+              <w:left w:val="single" w:sz="6" w:space="0" w:color="D9D9D9"/>
+              <w:bottom w:val="single" w:sz="6" w:space="0" w:color="D9D9D9"/>
+              <w:right w:val="single" w:sz="6" w:space="0" w:color="D9D9D9"/>
+            </w:tcBorders>
           </w:tcPr>
           <w:p>
             <w:r>
@@ -379,6 +601,13 @@
         <w:tc>
           <w:tcPr>
             <w:tcW w:type="dxa" w:w="1234"/>
+            <w:vAlign w:val="center"/>
+            <w:tcBorders>
+              <w:top w:val="single" w:sz="6" w:space="0" w:color="D9D9D9"/>
+              <w:left w:val="single" w:sz="6" w:space="0" w:color="D9D9D9"/>
+              <w:bottom w:val="single" w:sz="6" w:space="0" w:color="D9D9D9"/>
+              <w:right w:val="single" w:sz="6" w:space="0" w:color="D9D9D9"/>
+            </w:tcBorders>
           </w:tcPr>
           <w:p>
             <w:r>
@@ -389,6 +618,13 @@
         <w:tc>
           <w:tcPr>
             <w:tcW w:type="dxa" w:w="1234"/>
+            <w:vAlign w:val="center"/>
+            <w:tcBorders>
+              <w:top w:val="single" w:sz="6" w:space="0" w:color="D9D9D9"/>
+              <w:left w:val="single" w:sz="6" w:space="0" w:color="D9D9D9"/>
+              <w:bottom w:val="single" w:sz="6" w:space="0" w:color="D9D9D9"/>
+              <w:right w:val="single" w:sz="6" w:space="0" w:color="D9D9D9"/>
+            </w:tcBorders>
           </w:tcPr>
           <w:p>
             <w:r>
@@ -399,6 +635,13 @@
         <w:tc>
           <w:tcPr>
             <w:tcW w:type="dxa" w:w="1234"/>
+            <w:vAlign w:val="center"/>
+            <w:tcBorders>
+              <w:top w:val="single" w:sz="6" w:space="0" w:color="D9D9D9"/>
+              <w:left w:val="single" w:sz="6" w:space="0" w:color="D9D9D9"/>
+              <w:bottom w:val="single" w:sz="6" w:space="0" w:color="D9D9D9"/>
+              <w:right w:val="single" w:sz="6" w:space="0" w:color="D9D9D9"/>
+            </w:tcBorders>
           </w:tcPr>
           <w:p>
             <w:r>
@@ -411,6 +654,13 @@
         <w:tc>
           <w:tcPr>
             <w:tcW w:type="dxa" w:w="1234"/>
+            <w:vAlign w:val="center"/>
+            <w:tcBorders>
+              <w:top w:val="single" w:sz="6" w:space="0" w:color="D9D9D9"/>
+              <w:left w:val="single" w:sz="6" w:space="0" w:color="D9D9D9"/>
+              <w:bottom w:val="single" w:sz="6" w:space="0" w:color="D9D9D9"/>
+              <w:right w:val="single" w:sz="6" w:space="0" w:color="D9D9D9"/>
+            </w:tcBorders>
           </w:tcPr>
           <w:p>
             <w:r>
@@ -421,6 +671,13 @@
         <w:tc>
           <w:tcPr>
             <w:tcW w:type="dxa" w:w="1234"/>
+            <w:vAlign w:val="center"/>
+            <w:tcBorders>
+              <w:top w:val="single" w:sz="6" w:space="0" w:color="D9D9D9"/>
+              <w:left w:val="single" w:sz="6" w:space="0" w:color="D9D9D9"/>
+              <w:bottom w:val="single" w:sz="6" w:space="0" w:color="D9D9D9"/>
+              <w:right w:val="single" w:sz="6" w:space="0" w:color="D9D9D9"/>
+            </w:tcBorders>
           </w:tcPr>
           <w:p>
             <w:r>
@@ -431,6 +688,13 @@
         <w:tc>
           <w:tcPr>
             <w:tcW w:type="dxa" w:w="1234"/>
+            <w:vAlign w:val="center"/>
+            <w:tcBorders>
+              <w:top w:val="single" w:sz="6" w:space="0" w:color="D9D9D9"/>
+              <w:left w:val="single" w:sz="6" w:space="0" w:color="D9D9D9"/>
+              <w:bottom w:val="single" w:sz="6" w:space="0" w:color="D9D9D9"/>
+              <w:right w:val="single" w:sz="6" w:space="0" w:color="D9D9D9"/>
+            </w:tcBorders>
           </w:tcPr>
           <w:p>
             <w:r>
@@ -441,6 +705,13 @@
         <w:tc>
           <w:tcPr>
             <w:tcW w:type="dxa" w:w="1234"/>
+            <w:vAlign w:val="center"/>
+            <w:tcBorders>
+              <w:top w:val="single" w:sz="6" w:space="0" w:color="D9D9D9"/>
+              <w:left w:val="single" w:sz="6" w:space="0" w:color="D9D9D9"/>
+              <w:bottom w:val="single" w:sz="6" w:space="0" w:color="D9D9D9"/>
+              <w:right w:val="single" w:sz="6" w:space="0" w:color="D9D9D9"/>
+            </w:tcBorders>
           </w:tcPr>
           <w:p>
             <w:r>
@@ -451,6 +722,13 @@
         <w:tc>
           <w:tcPr>
             <w:tcW w:type="dxa" w:w="1234"/>
+            <w:vAlign w:val="center"/>
+            <w:tcBorders>
+              <w:top w:val="single" w:sz="6" w:space="0" w:color="D9D9D9"/>
+              <w:left w:val="single" w:sz="6" w:space="0" w:color="D9D9D9"/>
+              <w:bottom w:val="single" w:sz="6" w:space="0" w:color="D9D9D9"/>
+              <w:right w:val="single" w:sz="6" w:space="0" w:color="D9D9D9"/>
+            </w:tcBorders>
           </w:tcPr>
           <w:p>
             <w:r>
@@ -461,6 +739,13 @@
         <w:tc>
           <w:tcPr>
             <w:tcW w:type="dxa" w:w="1234"/>
+            <w:vAlign w:val="center"/>
+            <w:tcBorders>
+              <w:top w:val="single" w:sz="6" w:space="0" w:color="D9D9D9"/>
+              <w:left w:val="single" w:sz="6" w:space="0" w:color="D9D9D9"/>
+              <w:bottom w:val="single" w:sz="6" w:space="0" w:color="D9D9D9"/>
+              <w:right w:val="single" w:sz="6" w:space="0" w:color="D9D9D9"/>
+            </w:tcBorders>
           </w:tcPr>
           <w:p>
             <w:r>
@@ -471,6 +756,13 @@
         <w:tc>
           <w:tcPr>
             <w:tcW w:type="dxa" w:w="1234"/>
+            <w:vAlign w:val="center"/>
+            <w:tcBorders>
+              <w:top w:val="single" w:sz="6" w:space="0" w:color="D9D9D9"/>
+              <w:left w:val="single" w:sz="6" w:space="0" w:color="D9D9D9"/>
+              <w:bottom w:val="single" w:sz="6" w:space="0" w:color="D9D9D9"/>
+              <w:right w:val="single" w:sz="6" w:space="0" w:color="D9D9D9"/>
+            </w:tcBorders>
           </w:tcPr>
           <w:p>
             <w:r>
@@ -483,6 +775,13 @@
         <w:tc>
           <w:tcPr>
             <w:tcW w:type="dxa" w:w="1234"/>
+            <w:vAlign w:val="center"/>
+            <w:tcBorders>
+              <w:top w:val="single" w:sz="6" w:space="0" w:color="D9D9D9"/>
+              <w:left w:val="single" w:sz="6" w:space="0" w:color="D9D9D9"/>
+              <w:bottom w:val="single" w:sz="6" w:space="0" w:color="D9D9D9"/>
+              <w:right w:val="single" w:sz="6" w:space="0" w:color="D9D9D9"/>
+            </w:tcBorders>
           </w:tcPr>
           <w:p>
             <w:r>
@@ -493,6 +792,13 @@
         <w:tc>
           <w:tcPr>
             <w:tcW w:type="dxa" w:w="1234"/>
+            <w:vAlign w:val="center"/>
+            <w:tcBorders>
+              <w:top w:val="single" w:sz="6" w:space="0" w:color="D9D9D9"/>
+              <w:left w:val="single" w:sz="6" w:space="0" w:color="D9D9D9"/>
+              <w:bottom w:val="single" w:sz="6" w:space="0" w:color="D9D9D9"/>
+              <w:right w:val="single" w:sz="6" w:space="0" w:color="D9D9D9"/>
+            </w:tcBorders>
           </w:tcPr>
           <w:p>
             <w:r>
@@ -503,6 +809,13 @@
         <w:tc>
           <w:tcPr>
             <w:tcW w:type="dxa" w:w="1234"/>
+            <w:vAlign w:val="center"/>
+            <w:tcBorders>
+              <w:top w:val="single" w:sz="6" w:space="0" w:color="D9D9D9"/>
+              <w:left w:val="single" w:sz="6" w:space="0" w:color="D9D9D9"/>
+              <w:bottom w:val="single" w:sz="6" w:space="0" w:color="D9D9D9"/>
+              <w:right w:val="single" w:sz="6" w:space="0" w:color="D9D9D9"/>
+            </w:tcBorders>
           </w:tcPr>
           <w:p>
             <w:r>
@@ -513,6 +826,13 @@
         <w:tc>
           <w:tcPr>
             <w:tcW w:type="dxa" w:w="1234"/>
+            <w:vAlign w:val="center"/>
+            <w:tcBorders>
+              <w:top w:val="single" w:sz="6" w:space="0" w:color="D9D9D9"/>
+              <w:left w:val="single" w:sz="6" w:space="0" w:color="D9D9D9"/>
+              <w:bottom w:val="single" w:sz="6" w:space="0" w:color="D9D9D9"/>
+              <w:right w:val="single" w:sz="6" w:space="0" w:color="D9D9D9"/>
+            </w:tcBorders>
           </w:tcPr>
           <w:p>
             <w:r>
@@ -523,6 +843,13 @@
         <w:tc>
           <w:tcPr>
             <w:tcW w:type="dxa" w:w="1234"/>
+            <w:vAlign w:val="center"/>
+            <w:tcBorders>
+              <w:top w:val="single" w:sz="6" w:space="0" w:color="D9D9D9"/>
+              <w:left w:val="single" w:sz="6" w:space="0" w:color="D9D9D9"/>
+              <w:bottom w:val="single" w:sz="6" w:space="0" w:color="D9D9D9"/>
+              <w:right w:val="single" w:sz="6" w:space="0" w:color="D9D9D9"/>
+            </w:tcBorders>
           </w:tcPr>
           <w:p>
             <w:r>
@@ -533,6 +860,13 @@
         <w:tc>
           <w:tcPr>
             <w:tcW w:type="dxa" w:w="1234"/>
+            <w:vAlign w:val="center"/>
+            <w:tcBorders>
+              <w:top w:val="single" w:sz="6" w:space="0" w:color="D9D9D9"/>
+              <w:left w:val="single" w:sz="6" w:space="0" w:color="D9D9D9"/>
+              <w:bottom w:val="single" w:sz="6" w:space="0" w:color="D9D9D9"/>
+              <w:right w:val="single" w:sz="6" w:space="0" w:color="D9D9D9"/>
+            </w:tcBorders>
           </w:tcPr>
           <w:p>
             <w:r>
@@ -543,6 +877,13 @@
         <w:tc>
           <w:tcPr>
             <w:tcW w:type="dxa" w:w="1234"/>
+            <w:vAlign w:val="center"/>
+            <w:tcBorders>
+              <w:top w:val="single" w:sz="6" w:space="0" w:color="D9D9D9"/>
+              <w:left w:val="single" w:sz="6" w:space="0" w:color="D9D9D9"/>
+              <w:bottom w:val="single" w:sz="6" w:space="0" w:color="D9D9D9"/>
+              <w:right w:val="single" w:sz="6" w:space="0" w:color="D9D9D9"/>
+            </w:tcBorders>
           </w:tcPr>
           <w:p>
             <w:r>
@@ -555,6 +896,13 @@
         <w:tc>
           <w:tcPr>
             <w:tcW w:type="dxa" w:w="1234"/>
+            <w:vAlign w:val="center"/>
+            <w:tcBorders>
+              <w:top w:val="single" w:sz="6" w:space="0" w:color="D9D9D9"/>
+              <w:left w:val="single" w:sz="6" w:space="0" w:color="D9D9D9"/>
+              <w:bottom w:val="single" w:sz="6" w:space="0" w:color="D9D9D9"/>
+              <w:right w:val="single" w:sz="6" w:space="0" w:color="D9D9D9"/>
+            </w:tcBorders>
           </w:tcPr>
           <w:p>
             <w:r>
@@ -565,6 +913,13 @@
         <w:tc>
           <w:tcPr>
             <w:tcW w:type="dxa" w:w="1234"/>
+            <w:vAlign w:val="center"/>
+            <w:tcBorders>
+              <w:top w:val="single" w:sz="6" w:space="0" w:color="D9D9D9"/>
+              <w:left w:val="single" w:sz="6" w:space="0" w:color="D9D9D9"/>
+              <w:bottom w:val="single" w:sz="6" w:space="0" w:color="D9D9D9"/>
+              <w:right w:val="single" w:sz="6" w:space="0" w:color="D9D9D9"/>
+            </w:tcBorders>
           </w:tcPr>
           <w:p>
             <w:r>
@@ -575,6 +930,13 @@
         <w:tc>
           <w:tcPr>
             <w:tcW w:type="dxa" w:w="1234"/>
+            <w:vAlign w:val="center"/>
+            <w:tcBorders>
+              <w:top w:val="single" w:sz="6" w:space="0" w:color="D9D9D9"/>
+              <w:left w:val="single" w:sz="6" w:space="0" w:color="D9D9D9"/>
+              <w:bottom w:val="single" w:sz="6" w:space="0" w:color="D9D9D9"/>
+              <w:right w:val="single" w:sz="6" w:space="0" w:color="D9D9D9"/>
+            </w:tcBorders>
           </w:tcPr>
           <w:p>
             <w:r>
@@ -585,6 +947,13 @@
         <w:tc>
           <w:tcPr>
             <w:tcW w:type="dxa" w:w="1234"/>
+            <w:vAlign w:val="center"/>
+            <w:tcBorders>
+              <w:top w:val="single" w:sz="6" w:space="0" w:color="D9D9D9"/>
+              <w:left w:val="single" w:sz="6" w:space="0" w:color="D9D9D9"/>
+              <w:bottom w:val="single" w:sz="6" w:space="0" w:color="D9D9D9"/>
+              <w:right w:val="single" w:sz="6" w:space="0" w:color="D9D9D9"/>
+            </w:tcBorders>
           </w:tcPr>
           <w:p>
             <w:r>
@@ -595,6 +964,13 @@
         <w:tc>
           <w:tcPr>
             <w:tcW w:type="dxa" w:w="1234"/>
+            <w:vAlign w:val="center"/>
+            <w:tcBorders>
+              <w:top w:val="single" w:sz="6" w:space="0" w:color="D9D9D9"/>
+              <w:left w:val="single" w:sz="6" w:space="0" w:color="D9D9D9"/>
+              <w:bottom w:val="single" w:sz="6" w:space="0" w:color="D9D9D9"/>
+              <w:right w:val="single" w:sz="6" w:space="0" w:color="D9D9D9"/>
+            </w:tcBorders>
           </w:tcPr>
           <w:p>
             <w:r>
@@ -605,6 +981,13 @@
         <w:tc>
           <w:tcPr>
             <w:tcW w:type="dxa" w:w="1234"/>
+            <w:vAlign w:val="center"/>
+            <w:tcBorders>
+              <w:top w:val="single" w:sz="6" w:space="0" w:color="D9D9D9"/>
+              <w:left w:val="single" w:sz="6" w:space="0" w:color="D9D9D9"/>
+              <w:bottom w:val="single" w:sz="6" w:space="0" w:color="D9D9D9"/>
+              <w:right w:val="single" w:sz="6" w:space="0" w:color="D9D9D9"/>
+            </w:tcBorders>
           </w:tcPr>
           <w:p>
             <w:r>
@@ -615,6 +998,13 @@
         <w:tc>
           <w:tcPr>
             <w:tcW w:type="dxa" w:w="1234"/>
+            <w:vAlign w:val="center"/>
+            <w:tcBorders>
+              <w:top w:val="single" w:sz="6" w:space="0" w:color="D9D9D9"/>
+              <w:left w:val="single" w:sz="6" w:space="0" w:color="D9D9D9"/>
+              <w:bottom w:val="single" w:sz="6" w:space="0" w:color="D9D9D9"/>
+              <w:right w:val="single" w:sz="6" w:space="0" w:color="D9D9D9"/>
+            </w:tcBorders>
           </w:tcPr>
           <w:p>
             <w:r>
@@ -635,6 +1025,9 @@
         <w:pStyle w:val="Heading1"/>
       </w:pPr>
       <w:r>
+        <w:rPr>
+          <w:color w:val="000000"/>
+        </w:rPr>
         <w:t>第 2 章 门店经营诊断、分级与调整建议</w:t>
       </w:r>
     </w:p>
@@ -662,12 +1055,27 @@
         <w:gridCol w:w="1728"/>
       </w:tblGrid>
       <w:tr>
+        <w:trPr>
+          <w:tblHeader w:val="true"/>
+        </w:trPr>
         <w:tc>
           <w:tcPr>
             <w:tcW w:type="dxa" w:w="1728"/>
+            <w:vAlign w:val="center"/>
+            <w:tcBorders>
+              <w:top w:val="single" w:sz="6" w:space="0" w:color="D9D9D9"/>
+              <w:left w:val="single" w:sz="6" w:space="0" w:color="D9D9D9"/>
+              <w:bottom w:val="single" w:sz="6" w:space="0" w:color="D9D9D9"/>
+              <w:right w:val="single" w:sz="6" w:space="0" w:color="D9D9D9"/>
+            </w:tcBorders>
+            <w:shd w:val="clear" w:color="auto" w:fill="D9D9D9"/>
           </w:tcPr>
           <w:p>
             <w:r>
+              <w:rPr>
+                <w:b/>
+                <w:color w:val="000000"/>
+              </w:rPr>
               <w:t>门店</w:t>
             </w:r>
           </w:p>
@@ -675,9 +1083,21 @@
         <w:tc>
           <w:tcPr>
             <w:tcW w:type="dxa" w:w="1728"/>
+            <w:vAlign w:val="center"/>
+            <w:tcBorders>
+              <w:top w:val="single" w:sz="6" w:space="0" w:color="D9D9D9"/>
+              <w:left w:val="single" w:sz="6" w:space="0" w:color="D9D9D9"/>
+              <w:bottom w:val="single" w:sz="6" w:space="0" w:color="D9D9D9"/>
+              <w:right w:val="single" w:sz="6" w:space="0" w:color="D9D9D9"/>
+            </w:tcBorders>
+            <w:shd w:val="clear" w:color="auto" w:fill="D9D9D9"/>
           </w:tcPr>
           <w:p>
             <w:r>
+              <w:rPr>
+                <w:b/>
+                <w:color w:val="000000"/>
+              </w:rPr>
               <w:t>区域</w:t>
             </w:r>
           </w:p>
@@ -685,9 +1105,21 @@
         <w:tc>
           <w:tcPr>
             <w:tcW w:type="dxa" w:w="1728"/>
+            <w:vAlign w:val="center"/>
+            <w:tcBorders>
+              <w:top w:val="single" w:sz="6" w:space="0" w:color="D9D9D9"/>
+              <w:left w:val="single" w:sz="6" w:space="0" w:color="D9D9D9"/>
+              <w:bottom w:val="single" w:sz="6" w:space="0" w:color="D9D9D9"/>
+              <w:right w:val="single" w:sz="6" w:space="0" w:color="D9D9D9"/>
+            </w:tcBorders>
+            <w:shd w:val="clear" w:color="auto" w:fill="D9D9D9"/>
           </w:tcPr>
           <w:p>
             <w:r>
+              <w:rPr>
+                <w:b/>
+                <w:color w:val="000000"/>
+              </w:rPr>
               <w:t>到店坪效(元/㎡/月)</w:t>
             </w:r>
           </w:p>
@@ -695,9 +1127,21 @@
         <w:tc>
           <w:tcPr>
             <w:tcW w:type="dxa" w:w="1728"/>
+            <w:vAlign w:val="center"/>
+            <w:tcBorders>
+              <w:top w:val="single" w:sz="6" w:space="0" w:color="D9D9D9"/>
+              <w:left w:val="single" w:sz="6" w:space="0" w:color="D9D9D9"/>
+              <w:bottom w:val="single" w:sz="6" w:space="0" w:color="D9D9D9"/>
+              <w:right w:val="single" w:sz="6" w:space="0" w:color="D9D9D9"/>
+            </w:tcBorders>
+            <w:shd w:val="clear" w:color="auto" w:fill="D9D9D9"/>
           </w:tcPr>
           <w:p>
             <w:r>
+              <w:rPr>
+                <w:b/>
+                <w:color w:val="000000"/>
+              </w:rPr>
               <w:t>租售比</w:t>
             </w:r>
           </w:p>
@@ -705,9 +1149,21 @@
         <w:tc>
           <w:tcPr>
             <w:tcW w:type="dxa" w:w="1728"/>
+            <w:vAlign w:val="center"/>
+            <w:tcBorders>
+              <w:top w:val="single" w:sz="6" w:space="0" w:color="D9D9D9"/>
+              <w:left w:val="single" w:sz="6" w:space="0" w:color="D9D9D9"/>
+              <w:bottom w:val="single" w:sz="6" w:space="0" w:color="D9D9D9"/>
+              <w:right w:val="single" w:sz="6" w:space="0" w:color="D9D9D9"/>
+            </w:tcBorders>
+            <w:shd w:val="clear" w:color="auto" w:fill="D9D9D9"/>
           </w:tcPr>
           <w:p>
             <w:r>
+              <w:rPr>
+                <w:b/>
+                <w:color w:val="000000"/>
+              </w:rPr>
               <w:t>调整建议</w:t>
             </w:r>
           </w:p>
@@ -717,6 +1173,13 @@
         <w:tc>
           <w:tcPr>
             <w:tcW w:type="dxa" w:w="1728"/>
+            <w:vAlign w:val="center"/>
+            <w:tcBorders>
+              <w:top w:val="single" w:sz="6" w:space="0" w:color="D9D9D9"/>
+              <w:left w:val="single" w:sz="6" w:space="0" w:color="D9D9D9"/>
+              <w:bottom w:val="single" w:sz="6" w:space="0" w:color="D9D9D9"/>
+              <w:right w:val="single" w:sz="6" w:space="0" w:color="D9D9D9"/>
+            </w:tcBorders>
           </w:tcPr>
           <w:p>
             <w:r>
@@ -727,6 +1190,13 @@
         <w:tc>
           <w:tcPr>
             <w:tcW w:type="dxa" w:w="1728"/>
+            <w:vAlign w:val="center"/>
+            <w:tcBorders>
+              <w:top w:val="single" w:sz="6" w:space="0" w:color="D9D9D9"/>
+              <w:left w:val="single" w:sz="6" w:space="0" w:color="D9D9D9"/>
+              <w:bottom w:val="single" w:sz="6" w:space="0" w:color="D9D9D9"/>
+              <w:right w:val="single" w:sz="6" w:space="0" w:color="D9D9D9"/>
+            </w:tcBorders>
           </w:tcPr>
           <w:p>
             <w:r>
@@ -737,6 +1207,13 @@
         <w:tc>
           <w:tcPr>
             <w:tcW w:type="dxa" w:w="1728"/>
+            <w:vAlign w:val="center"/>
+            <w:tcBorders>
+              <w:top w:val="single" w:sz="6" w:space="0" w:color="D9D9D9"/>
+              <w:left w:val="single" w:sz="6" w:space="0" w:color="D9D9D9"/>
+              <w:bottom w:val="single" w:sz="6" w:space="0" w:color="D9D9D9"/>
+              <w:right w:val="single" w:sz="6" w:space="0" w:color="D9D9D9"/>
+            </w:tcBorders>
           </w:tcPr>
           <w:p>
             <w:r>
@@ -747,6 +1224,13 @@
         <w:tc>
           <w:tcPr>
             <w:tcW w:type="dxa" w:w="1728"/>
+            <w:vAlign w:val="center"/>
+            <w:tcBorders>
+              <w:top w:val="single" w:sz="6" w:space="0" w:color="D9D9D9"/>
+              <w:left w:val="single" w:sz="6" w:space="0" w:color="D9D9D9"/>
+              <w:bottom w:val="single" w:sz="6" w:space="0" w:color="D9D9D9"/>
+              <w:right w:val="single" w:sz="6" w:space="0" w:color="D9D9D9"/>
+            </w:tcBorders>
           </w:tcPr>
           <w:p>
             <w:r>
@@ -757,10 +1241,17 @@
         <w:tc>
           <w:tcPr>
             <w:tcW w:type="dxa" w:w="1728"/>
+            <w:vAlign w:val="center"/>
+            <w:tcBorders>
+              <w:top w:val="single" w:sz="6" w:space="0" w:color="D9D9D9"/>
+              <w:left w:val="single" w:sz="6" w:space="0" w:color="D9D9D9"/>
+              <w:bottom w:val="single" w:sz="6" w:space="0" w:color="D9D9D9"/>
+              <w:right w:val="single" w:sz="6" w:space="0" w:color="D9D9D9"/>
+            </w:tcBorders>
           </w:tcPr>
           <w:p>
             <w:r>
-              <w:t>关停(启动闭店评估)</w:t>
+              <w:t>闭店评估</w:t>
             </w:r>
           </w:p>
         </w:tc>
@@ -769,6 +1260,13 @@
         <w:tc>
           <w:tcPr>
             <w:tcW w:type="dxa" w:w="1728"/>
+            <w:vAlign w:val="center"/>
+            <w:tcBorders>
+              <w:top w:val="single" w:sz="6" w:space="0" w:color="D9D9D9"/>
+              <w:left w:val="single" w:sz="6" w:space="0" w:color="D9D9D9"/>
+              <w:bottom w:val="single" w:sz="6" w:space="0" w:color="D9D9D9"/>
+              <w:right w:val="single" w:sz="6" w:space="0" w:color="D9D9D9"/>
+            </w:tcBorders>
           </w:tcPr>
           <w:p>
             <w:r>
@@ -779,6 +1277,13 @@
         <w:tc>
           <w:tcPr>
             <w:tcW w:type="dxa" w:w="1728"/>
+            <w:vAlign w:val="center"/>
+            <w:tcBorders>
+              <w:top w:val="single" w:sz="6" w:space="0" w:color="D9D9D9"/>
+              <w:left w:val="single" w:sz="6" w:space="0" w:color="D9D9D9"/>
+              <w:bottom w:val="single" w:sz="6" w:space="0" w:color="D9D9D9"/>
+              <w:right w:val="single" w:sz="6" w:space="0" w:color="D9D9D9"/>
+            </w:tcBorders>
           </w:tcPr>
           <w:p>
             <w:r>
@@ -789,6 +1294,13 @@
         <w:tc>
           <w:tcPr>
             <w:tcW w:type="dxa" w:w="1728"/>
+            <w:vAlign w:val="center"/>
+            <w:tcBorders>
+              <w:top w:val="single" w:sz="6" w:space="0" w:color="D9D9D9"/>
+              <w:left w:val="single" w:sz="6" w:space="0" w:color="D9D9D9"/>
+              <w:bottom w:val="single" w:sz="6" w:space="0" w:color="D9D9D9"/>
+              <w:right w:val="single" w:sz="6" w:space="0" w:color="D9D9D9"/>
+            </w:tcBorders>
           </w:tcPr>
           <w:p>
             <w:r>
@@ -799,6 +1311,13 @@
         <w:tc>
           <w:tcPr>
             <w:tcW w:type="dxa" w:w="1728"/>
+            <w:vAlign w:val="center"/>
+            <w:tcBorders>
+              <w:top w:val="single" w:sz="6" w:space="0" w:color="D9D9D9"/>
+              <w:left w:val="single" w:sz="6" w:space="0" w:color="D9D9D9"/>
+              <w:bottom w:val="single" w:sz="6" w:space="0" w:color="D9D9D9"/>
+              <w:right w:val="single" w:sz="6" w:space="0" w:color="D9D9D9"/>
+            </w:tcBorders>
           </w:tcPr>
           <w:p>
             <w:r>
@@ -809,10 +1328,17 @@
         <w:tc>
           <w:tcPr>
             <w:tcW w:type="dxa" w:w="1728"/>
+            <w:vAlign w:val="center"/>
+            <w:tcBorders>
+              <w:top w:val="single" w:sz="6" w:space="0" w:color="D9D9D9"/>
+              <w:left w:val="single" w:sz="6" w:space="0" w:color="D9D9D9"/>
+              <w:bottom w:val="single" w:sz="6" w:space="0" w:color="D9D9D9"/>
+              <w:right w:val="single" w:sz="6" w:space="0" w:color="D9D9D9"/>
+            </w:tcBorders>
           </w:tcPr>
           <w:p>
             <w:r>
-              <w:t>转前置仓/自提点评估</w:t>
+              <w:t>转前置仓或自提点</w:t>
             </w:r>
           </w:p>
         </w:tc>
@@ -821,6 +1347,13 @@
         <w:tc>
           <w:tcPr>
             <w:tcW w:type="dxa" w:w="1728"/>
+            <w:vAlign w:val="center"/>
+            <w:tcBorders>
+              <w:top w:val="single" w:sz="6" w:space="0" w:color="D9D9D9"/>
+              <w:left w:val="single" w:sz="6" w:space="0" w:color="D9D9D9"/>
+              <w:bottom w:val="single" w:sz="6" w:space="0" w:color="D9D9D9"/>
+              <w:right w:val="single" w:sz="6" w:space="0" w:color="D9D9D9"/>
+            </w:tcBorders>
           </w:tcPr>
           <w:p>
             <w:r>
@@ -831,6 +1364,13 @@
         <w:tc>
           <w:tcPr>
             <w:tcW w:type="dxa" w:w="1728"/>
+            <w:vAlign w:val="center"/>
+            <w:tcBorders>
+              <w:top w:val="single" w:sz="6" w:space="0" w:color="D9D9D9"/>
+              <w:left w:val="single" w:sz="6" w:space="0" w:color="D9D9D9"/>
+              <w:bottom w:val="single" w:sz="6" w:space="0" w:color="D9D9D9"/>
+              <w:right w:val="single" w:sz="6" w:space="0" w:color="D9D9D9"/>
+            </w:tcBorders>
           </w:tcPr>
           <w:p>
             <w:r>
@@ -841,6 +1381,13 @@
         <w:tc>
           <w:tcPr>
             <w:tcW w:type="dxa" w:w="1728"/>
+            <w:vAlign w:val="center"/>
+            <w:tcBorders>
+              <w:top w:val="single" w:sz="6" w:space="0" w:color="D9D9D9"/>
+              <w:left w:val="single" w:sz="6" w:space="0" w:color="D9D9D9"/>
+              <w:bottom w:val="single" w:sz="6" w:space="0" w:color="D9D9D9"/>
+              <w:right w:val="single" w:sz="6" w:space="0" w:color="D9D9D9"/>
+            </w:tcBorders>
           </w:tcPr>
           <w:p>
             <w:r>
@@ -851,6 +1398,13 @@
         <w:tc>
           <w:tcPr>
             <w:tcW w:type="dxa" w:w="1728"/>
+            <w:vAlign w:val="center"/>
+            <w:tcBorders>
+              <w:top w:val="single" w:sz="6" w:space="0" w:color="D9D9D9"/>
+              <w:left w:val="single" w:sz="6" w:space="0" w:color="D9D9D9"/>
+              <w:bottom w:val="single" w:sz="6" w:space="0" w:color="D9D9D9"/>
+              <w:right w:val="single" w:sz="6" w:space="0" w:color="D9D9D9"/>
+            </w:tcBorders>
           </w:tcPr>
           <w:p>
             <w:r>
@@ -861,10 +1415,17 @@
         <w:tc>
           <w:tcPr>
             <w:tcW w:type="dxa" w:w="1728"/>
+            <w:vAlign w:val="center"/>
+            <w:tcBorders>
+              <w:top w:val="single" w:sz="6" w:space="0" w:color="D9D9D9"/>
+              <w:left w:val="single" w:sz="6" w:space="0" w:color="D9D9D9"/>
+              <w:bottom w:val="single" w:sz="6" w:space="0" w:color="D9D9D9"/>
+              <w:right w:val="single" w:sz="6" w:space="0" w:color="D9D9D9"/>
+            </w:tcBorders>
           </w:tcPr>
           <w:p>
             <w:r>
-              <w:t>转前置仓/自提点评估</w:t>
+              <w:t>转前置仓或自提点</w:t>
             </w:r>
           </w:p>
         </w:tc>
@@ -873,6 +1434,13 @@
         <w:tc>
           <w:tcPr>
             <w:tcW w:type="dxa" w:w="1728"/>
+            <w:vAlign w:val="center"/>
+            <w:tcBorders>
+              <w:top w:val="single" w:sz="6" w:space="0" w:color="D9D9D9"/>
+              <w:left w:val="single" w:sz="6" w:space="0" w:color="D9D9D9"/>
+              <w:bottom w:val="single" w:sz="6" w:space="0" w:color="D9D9D9"/>
+              <w:right w:val="single" w:sz="6" w:space="0" w:color="D9D9D9"/>
+            </w:tcBorders>
           </w:tcPr>
           <w:p>
             <w:r>
@@ -883,6 +1451,13 @@
         <w:tc>
           <w:tcPr>
             <w:tcW w:type="dxa" w:w="1728"/>
+            <w:vAlign w:val="center"/>
+            <w:tcBorders>
+              <w:top w:val="single" w:sz="6" w:space="0" w:color="D9D9D9"/>
+              <w:left w:val="single" w:sz="6" w:space="0" w:color="D9D9D9"/>
+              <w:bottom w:val="single" w:sz="6" w:space="0" w:color="D9D9D9"/>
+              <w:right w:val="single" w:sz="6" w:space="0" w:color="D9D9D9"/>
+            </w:tcBorders>
           </w:tcPr>
           <w:p>
             <w:r>
@@ -893,6 +1468,13 @@
         <w:tc>
           <w:tcPr>
             <w:tcW w:type="dxa" w:w="1728"/>
+            <w:vAlign w:val="center"/>
+            <w:tcBorders>
+              <w:top w:val="single" w:sz="6" w:space="0" w:color="D9D9D9"/>
+              <w:left w:val="single" w:sz="6" w:space="0" w:color="D9D9D9"/>
+              <w:bottom w:val="single" w:sz="6" w:space="0" w:color="D9D9D9"/>
+              <w:right w:val="single" w:sz="6" w:space="0" w:color="D9D9D9"/>
+            </w:tcBorders>
           </w:tcPr>
           <w:p>
             <w:r>
@@ -903,6 +1485,13 @@
         <w:tc>
           <w:tcPr>
             <w:tcW w:type="dxa" w:w="1728"/>
+            <w:vAlign w:val="center"/>
+            <w:tcBorders>
+              <w:top w:val="single" w:sz="6" w:space="0" w:color="D9D9D9"/>
+              <w:left w:val="single" w:sz="6" w:space="0" w:color="D9D9D9"/>
+              <w:bottom w:val="single" w:sz="6" w:space="0" w:color="D9D9D9"/>
+              <w:right w:val="single" w:sz="6" w:space="0" w:color="D9D9D9"/>
+            </w:tcBorders>
           </w:tcPr>
           <w:p>
             <w:r>
@@ -913,10 +1502,17 @@
         <w:tc>
           <w:tcPr>
             <w:tcW w:type="dxa" w:w="1728"/>
+            <w:vAlign w:val="center"/>
+            <w:tcBorders>
+              <w:top w:val="single" w:sz="6" w:space="0" w:color="D9D9D9"/>
+              <w:left w:val="single" w:sz="6" w:space="0" w:color="D9D9D9"/>
+              <w:bottom w:val="single" w:sz="6" w:space="0" w:color="D9D9D9"/>
+              <w:right w:val="single" w:sz="6" w:space="0" w:color="D9D9D9"/>
+            </w:tcBorders>
           </w:tcPr>
           <w:p>
             <w:r>
-              <w:t>关停(启动闭店评估)</w:t>
+              <w:t>闭店评估</w:t>
             </w:r>
           </w:p>
         </w:tc>
@@ -925,6 +1521,13 @@
         <w:tc>
           <w:tcPr>
             <w:tcW w:type="dxa" w:w="1728"/>
+            <w:vAlign w:val="center"/>
+            <w:tcBorders>
+              <w:top w:val="single" w:sz="6" w:space="0" w:color="D9D9D9"/>
+              <w:left w:val="single" w:sz="6" w:space="0" w:color="D9D9D9"/>
+              <w:bottom w:val="single" w:sz="6" w:space="0" w:color="D9D9D9"/>
+              <w:right w:val="single" w:sz="6" w:space="0" w:color="D9D9D9"/>
+            </w:tcBorders>
           </w:tcPr>
           <w:p>
             <w:r>
@@ -935,6 +1538,13 @@
         <w:tc>
           <w:tcPr>
             <w:tcW w:type="dxa" w:w="1728"/>
+            <w:vAlign w:val="center"/>
+            <w:tcBorders>
+              <w:top w:val="single" w:sz="6" w:space="0" w:color="D9D9D9"/>
+              <w:left w:val="single" w:sz="6" w:space="0" w:color="D9D9D9"/>
+              <w:bottom w:val="single" w:sz="6" w:space="0" w:color="D9D9D9"/>
+              <w:right w:val="single" w:sz="6" w:space="0" w:color="D9D9D9"/>
+            </w:tcBorders>
           </w:tcPr>
           <w:p>
             <w:r>
@@ -945,6 +1555,13 @@
         <w:tc>
           <w:tcPr>
             <w:tcW w:type="dxa" w:w="1728"/>
+            <w:vAlign w:val="center"/>
+            <w:tcBorders>
+              <w:top w:val="single" w:sz="6" w:space="0" w:color="D9D9D9"/>
+              <w:left w:val="single" w:sz="6" w:space="0" w:color="D9D9D9"/>
+              <w:bottom w:val="single" w:sz="6" w:space="0" w:color="D9D9D9"/>
+              <w:right w:val="single" w:sz="6" w:space="0" w:color="D9D9D9"/>
+            </w:tcBorders>
           </w:tcPr>
           <w:p>
             <w:r>
@@ -955,6 +1572,13 @@
         <w:tc>
           <w:tcPr>
             <w:tcW w:type="dxa" w:w="1728"/>
+            <w:vAlign w:val="center"/>
+            <w:tcBorders>
+              <w:top w:val="single" w:sz="6" w:space="0" w:color="D9D9D9"/>
+              <w:left w:val="single" w:sz="6" w:space="0" w:color="D9D9D9"/>
+              <w:bottom w:val="single" w:sz="6" w:space="0" w:color="D9D9D9"/>
+              <w:right w:val="single" w:sz="6" w:space="0" w:color="D9D9D9"/>
+            </w:tcBorders>
           </w:tcPr>
           <w:p>
             <w:r>
@@ -965,10 +1589,17 @@
         <w:tc>
           <w:tcPr>
             <w:tcW w:type="dxa" w:w="1728"/>
+            <w:vAlign w:val="center"/>
+            <w:tcBorders>
+              <w:top w:val="single" w:sz="6" w:space="0" w:color="D9D9D9"/>
+              <w:left w:val="single" w:sz="6" w:space="0" w:color="D9D9D9"/>
+              <w:bottom w:val="single" w:sz="6" w:space="0" w:color="D9D9D9"/>
+              <w:right w:val="single" w:sz="6" w:space="0" w:color="D9D9D9"/>
+            </w:tcBorders>
           </w:tcPr>
           <w:p>
             <w:r>
-              <w:t>转前置仓/自提点评估</w:t>
+              <w:t>转前置仓或自提点</w:t>
             </w:r>
           </w:p>
         </w:tc>
@@ -977,6 +1608,13 @@
         <w:tc>
           <w:tcPr>
             <w:tcW w:type="dxa" w:w="1728"/>
+            <w:vAlign w:val="center"/>
+            <w:tcBorders>
+              <w:top w:val="single" w:sz="6" w:space="0" w:color="D9D9D9"/>
+              <w:left w:val="single" w:sz="6" w:space="0" w:color="D9D9D9"/>
+              <w:bottom w:val="single" w:sz="6" w:space="0" w:color="D9D9D9"/>
+              <w:right w:val="single" w:sz="6" w:space="0" w:color="D9D9D9"/>
+            </w:tcBorders>
           </w:tcPr>
           <w:p>
             <w:r>
@@ -987,6 +1625,13 @@
         <w:tc>
           <w:tcPr>
             <w:tcW w:type="dxa" w:w="1728"/>
+            <w:vAlign w:val="center"/>
+            <w:tcBorders>
+              <w:top w:val="single" w:sz="6" w:space="0" w:color="D9D9D9"/>
+              <w:left w:val="single" w:sz="6" w:space="0" w:color="D9D9D9"/>
+              <w:bottom w:val="single" w:sz="6" w:space="0" w:color="D9D9D9"/>
+              <w:right w:val="single" w:sz="6" w:space="0" w:color="D9D9D9"/>
+            </w:tcBorders>
           </w:tcPr>
           <w:p>
             <w:r>
@@ -997,6 +1642,13 @@
         <w:tc>
           <w:tcPr>
             <w:tcW w:type="dxa" w:w="1728"/>
+            <w:vAlign w:val="center"/>
+            <w:tcBorders>
+              <w:top w:val="single" w:sz="6" w:space="0" w:color="D9D9D9"/>
+              <w:left w:val="single" w:sz="6" w:space="0" w:color="D9D9D9"/>
+              <w:bottom w:val="single" w:sz="6" w:space="0" w:color="D9D9D9"/>
+              <w:right w:val="single" w:sz="6" w:space="0" w:color="D9D9D9"/>
+            </w:tcBorders>
           </w:tcPr>
           <w:p>
             <w:r>
@@ -1007,6 +1659,13 @@
         <w:tc>
           <w:tcPr>
             <w:tcW w:type="dxa" w:w="1728"/>
+            <w:vAlign w:val="center"/>
+            <w:tcBorders>
+              <w:top w:val="single" w:sz="6" w:space="0" w:color="D9D9D9"/>
+              <w:left w:val="single" w:sz="6" w:space="0" w:color="D9D9D9"/>
+              <w:bottom w:val="single" w:sz="6" w:space="0" w:color="D9D9D9"/>
+              <w:right w:val="single" w:sz="6" w:space="0" w:color="D9D9D9"/>
+            </w:tcBorders>
           </w:tcPr>
           <w:p>
             <w:r>
@@ -1017,10 +1676,17 @@
         <w:tc>
           <w:tcPr>
             <w:tcW w:type="dxa" w:w="1728"/>
+            <w:vAlign w:val="center"/>
+            <w:tcBorders>
+              <w:top w:val="single" w:sz="6" w:space="0" w:color="D9D9D9"/>
+              <w:left w:val="single" w:sz="6" w:space="0" w:color="D9D9D9"/>
+              <w:bottom w:val="single" w:sz="6" w:space="0" w:color="D9D9D9"/>
+              <w:right w:val="single" w:sz="6" w:space="0" w:color="D9D9D9"/>
+            </w:tcBorders>
           </w:tcPr>
           <w:p>
             <w:r>
-              <w:t>转前置仓/自提点评估</w:t>
+              <w:t>转前置仓或自提点</w:t>
             </w:r>
           </w:p>
         </w:tc>
@@ -1029,6 +1695,13 @@
         <w:tc>
           <w:tcPr>
             <w:tcW w:type="dxa" w:w="1728"/>
+            <w:vAlign w:val="center"/>
+            <w:tcBorders>
+              <w:top w:val="single" w:sz="6" w:space="0" w:color="D9D9D9"/>
+              <w:left w:val="single" w:sz="6" w:space="0" w:color="D9D9D9"/>
+              <w:bottom w:val="single" w:sz="6" w:space="0" w:color="D9D9D9"/>
+              <w:right w:val="single" w:sz="6" w:space="0" w:color="D9D9D9"/>
+            </w:tcBorders>
           </w:tcPr>
           <w:p>
             <w:r>
@@ -1039,6 +1712,13 @@
         <w:tc>
           <w:tcPr>
             <w:tcW w:type="dxa" w:w="1728"/>
+            <w:vAlign w:val="center"/>
+            <w:tcBorders>
+              <w:top w:val="single" w:sz="6" w:space="0" w:color="D9D9D9"/>
+              <w:left w:val="single" w:sz="6" w:space="0" w:color="D9D9D9"/>
+              <w:bottom w:val="single" w:sz="6" w:space="0" w:color="D9D9D9"/>
+              <w:right w:val="single" w:sz="6" w:space="0" w:color="D9D9D9"/>
+            </w:tcBorders>
           </w:tcPr>
           <w:p>
             <w:r>
@@ -1049,6 +1729,13 @@
         <w:tc>
           <w:tcPr>
             <w:tcW w:type="dxa" w:w="1728"/>
+            <w:vAlign w:val="center"/>
+            <w:tcBorders>
+              <w:top w:val="single" w:sz="6" w:space="0" w:color="D9D9D9"/>
+              <w:left w:val="single" w:sz="6" w:space="0" w:color="D9D9D9"/>
+              <w:bottom w:val="single" w:sz="6" w:space="0" w:color="D9D9D9"/>
+              <w:right w:val="single" w:sz="6" w:space="0" w:color="D9D9D9"/>
+            </w:tcBorders>
           </w:tcPr>
           <w:p>
             <w:r>
@@ -1059,6 +1746,13 @@
         <w:tc>
           <w:tcPr>
             <w:tcW w:type="dxa" w:w="1728"/>
+            <w:vAlign w:val="center"/>
+            <w:tcBorders>
+              <w:top w:val="single" w:sz="6" w:space="0" w:color="D9D9D9"/>
+              <w:left w:val="single" w:sz="6" w:space="0" w:color="D9D9D9"/>
+              <w:bottom w:val="single" w:sz="6" w:space="0" w:color="D9D9D9"/>
+              <w:right w:val="single" w:sz="6" w:space="0" w:color="D9D9D9"/>
+            </w:tcBorders>
           </w:tcPr>
           <w:p>
             <w:r>
@@ -1069,10 +1763,17 @@
         <w:tc>
           <w:tcPr>
             <w:tcW w:type="dxa" w:w="1728"/>
+            <w:vAlign w:val="center"/>
+            <w:tcBorders>
+              <w:top w:val="single" w:sz="6" w:space="0" w:color="D9D9D9"/>
+              <w:left w:val="single" w:sz="6" w:space="0" w:color="D9D9D9"/>
+              <w:bottom w:val="single" w:sz="6" w:space="0" w:color="D9D9D9"/>
+              <w:right w:val="single" w:sz="6" w:space="0" w:color="D9D9D9"/>
+            </w:tcBorders>
           </w:tcPr>
           <w:p>
             <w:r>
-              <w:t>转前置仓/自提点评估</w:t>
+              <w:t>转前置仓或自提点</w:t>
             </w:r>
           </w:p>
         </w:tc>
@@ -1089,6 +1790,9 @@
         <w:pStyle w:val="Heading1"/>
       </w:pPr>
       <w:r>
+        <w:rPr>
+          <w:color w:val="000000"/>
+        </w:rPr>
         <w:t>第 3 章 促销组合效果评估与 H2 节奏建议</w:t>
       </w:r>
     </w:p>
@@ -1110,12 +1814,27 @@
         <w:gridCol w:w="2160"/>
       </w:tblGrid>
       <w:tr>
+        <w:trPr>
+          <w:tblHeader w:val="true"/>
+        </w:trPr>
         <w:tc>
           <w:tcPr>
             <w:tcW w:type="dxa" w:w="2160"/>
+            <w:vAlign w:val="center"/>
+            <w:tcBorders>
+              <w:top w:val="single" w:sz="6" w:space="0" w:color="D9D9D9"/>
+              <w:left w:val="single" w:sz="6" w:space="0" w:color="D9D9D9"/>
+              <w:bottom w:val="single" w:sz="6" w:space="0" w:color="D9D9D9"/>
+              <w:right w:val="single" w:sz="6" w:space="0" w:color="D9D9D9"/>
+            </w:tcBorders>
+            <w:shd w:val="clear" w:color="auto" w:fill="D9D9D9"/>
           </w:tcPr>
           <w:p>
             <w:r>
+              <w:rPr>
+                <w:b/>
+                <w:color w:val="000000"/>
+              </w:rPr>
               <w:t>活动类型</w:t>
             </w:r>
           </w:p>
@@ -1123,9 +1842,21 @@
         <w:tc>
           <w:tcPr>
             <w:tcW w:type="dxa" w:w="2160"/>
+            <w:vAlign w:val="center"/>
+            <w:tcBorders>
+              <w:top w:val="single" w:sz="6" w:space="0" w:color="D9D9D9"/>
+              <w:left w:val="single" w:sz="6" w:space="0" w:color="D9D9D9"/>
+              <w:bottom w:val="single" w:sz="6" w:space="0" w:color="D9D9D9"/>
+              <w:right w:val="single" w:sz="6" w:space="0" w:color="D9D9D9"/>
+            </w:tcBorders>
+            <w:shd w:val="clear" w:color="auto" w:fill="D9D9D9"/>
           </w:tcPr>
           <w:p>
             <w:r>
+              <w:rPr>
+                <w:b/>
+                <w:color w:val="000000"/>
+              </w:rPr>
               <w:t>活动数</w:t>
             </w:r>
           </w:p>
@@ -1133,9 +1864,21 @@
         <w:tc>
           <w:tcPr>
             <w:tcW w:type="dxa" w:w="2160"/>
+            <w:vAlign w:val="center"/>
+            <w:tcBorders>
+              <w:top w:val="single" w:sz="6" w:space="0" w:color="D9D9D9"/>
+              <w:left w:val="single" w:sz="6" w:space="0" w:color="D9D9D9"/>
+              <w:bottom w:val="single" w:sz="6" w:space="0" w:color="D9D9D9"/>
+              <w:right w:val="single" w:sz="6" w:space="0" w:color="D9D9D9"/>
+            </w:tcBorders>
+            <w:shd w:val="clear" w:color="auto" w:fill="D9D9D9"/>
           </w:tcPr>
           <w:p>
             <w:r>
+              <w:rPr>
+                <w:b/>
+                <w:color w:val="000000"/>
+              </w:rPr>
               <w:t>中位 ROI</w:t>
             </w:r>
           </w:p>
@@ -1143,9 +1886,21 @@
         <w:tc>
           <w:tcPr>
             <w:tcW w:type="dxa" w:w="2160"/>
+            <w:vAlign w:val="center"/>
+            <w:tcBorders>
+              <w:top w:val="single" w:sz="6" w:space="0" w:color="D9D9D9"/>
+              <w:left w:val="single" w:sz="6" w:space="0" w:color="D9D9D9"/>
+              <w:bottom w:val="single" w:sz="6" w:space="0" w:color="D9D9D9"/>
+              <w:right w:val="single" w:sz="6" w:space="0" w:color="D9D9D9"/>
+            </w:tcBorders>
+            <w:shd w:val="clear" w:color="auto" w:fill="D9D9D9"/>
           </w:tcPr>
           <w:p>
             <w:r>
+              <w:rPr>
+                <w:b/>
+                <w:color w:val="000000"/>
+              </w:rPr>
               <w:t>整体 ROI</w:t>
             </w:r>
           </w:p>
@@ -1155,6 +1910,13 @@
         <w:tc>
           <w:tcPr>
             <w:tcW w:type="dxa" w:w="2160"/>
+            <w:vAlign w:val="center"/>
+            <w:tcBorders>
+              <w:top w:val="single" w:sz="6" w:space="0" w:color="D9D9D9"/>
+              <w:left w:val="single" w:sz="6" w:space="0" w:color="D9D9D9"/>
+              <w:bottom w:val="single" w:sz="6" w:space="0" w:color="D9D9D9"/>
+              <w:right w:val="single" w:sz="6" w:space="0" w:color="D9D9D9"/>
+            </w:tcBorders>
           </w:tcPr>
           <w:p>
             <w:r>
@@ -1165,6 +1927,13 @@
         <w:tc>
           <w:tcPr>
             <w:tcW w:type="dxa" w:w="2160"/>
+            <w:vAlign w:val="center"/>
+            <w:tcBorders>
+              <w:top w:val="single" w:sz="6" w:space="0" w:color="D9D9D9"/>
+              <w:left w:val="single" w:sz="6" w:space="0" w:color="D9D9D9"/>
+              <w:bottom w:val="single" w:sz="6" w:space="0" w:color="D9D9D9"/>
+              <w:right w:val="single" w:sz="6" w:space="0" w:color="D9D9D9"/>
+            </w:tcBorders>
           </w:tcPr>
           <w:p>
             <w:r>
@@ -1175,6 +1944,13 @@
         <w:tc>
           <w:tcPr>
             <w:tcW w:type="dxa" w:w="2160"/>
+            <w:vAlign w:val="center"/>
+            <w:tcBorders>
+              <w:top w:val="single" w:sz="6" w:space="0" w:color="D9D9D9"/>
+              <w:left w:val="single" w:sz="6" w:space="0" w:color="D9D9D9"/>
+              <w:bottom w:val="single" w:sz="6" w:space="0" w:color="D9D9D9"/>
+              <w:right w:val="single" w:sz="6" w:space="0" w:color="D9D9D9"/>
+            </w:tcBorders>
           </w:tcPr>
           <w:p>
             <w:r>
@@ -1185,6 +1961,13 @@
         <w:tc>
           <w:tcPr>
             <w:tcW w:type="dxa" w:w="2160"/>
+            <w:vAlign w:val="center"/>
+            <w:tcBorders>
+              <w:top w:val="single" w:sz="6" w:space="0" w:color="D9D9D9"/>
+              <w:left w:val="single" w:sz="6" w:space="0" w:color="D9D9D9"/>
+              <w:bottom w:val="single" w:sz="6" w:space="0" w:color="D9D9D9"/>
+              <w:right w:val="single" w:sz="6" w:space="0" w:color="D9D9D9"/>
+            </w:tcBorders>
           </w:tcPr>
           <w:p>
             <w:r>
@@ -1197,6 +1980,13 @@
         <w:tc>
           <w:tcPr>
             <w:tcW w:type="dxa" w:w="2160"/>
+            <w:vAlign w:val="center"/>
+            <w:tcBorders>
+              <w:top w:val="single" w:sz="6" w:space="0" w:color="D9D9D9"/>
+              <w:left w:val="single" w:sz="6" w:space="0" w:color="D9D9D9"/>
+              <w:bottom w:val="single" w:sz="6" w:space="0" w:color="D9D9D9"/>
+              <w:right w:val="single" w:sz="6" w:space="0" w:color="D9D9D9"/>
+            </w:tcBorders>
           </w:tcPr>
           <w:p>
             <w:r>
@@ -1207,6 +1997,13 @@
         <w:tc>
           <w:tcPr>
             <w:tcW w:type="dxa" w:w="2160"/>
+            <w:vAlign w:val="center"/>
+            <w:tcBorders>
+              <w:top w:val="single" w:sz="6" w:space="0" w:color="D9D9D9"/>
+              <w:left w:val="single" w:sz="6" w:space="0" w:color="D9D9D9"/>
+              <w:bottom w:val="single" w:sz="6" w:space="0" w:color="D9D9D9"/>
+              <w:right w:val="single" w:sz="6" w:space="0" w:color="D9D9D9"/>
+            </w:tcBorders>
           </w:tcPr>
           <w:p>
             <w:r>
@@ -1217,6 +2014,13 @@
         <w:tc>
           <w:tcPr>
             <w:tcW w:type="dxa" w:w="2160"/>
+            <w:vAlign w:val="center"/>
+            <w:tcBorders>
+              <w:top w:val="single" w:sz="6" w:space="0" w:color="D9D9D9"/>
+              <w:left w:val="single" w:sz="6" w:space="0" w:color="D9D9D9"/>
+              <w:bottom w:val="single" w:sz="6" w:space="0" w:color="D9D9D9"/>
+              <w:right w:val="single" w:sz="6" w:space="0" w:color="D9D9D9"/>
+            </w:tcBorders>
           </w:tcPr>
           <w:p>
             <w:r>
@@ -1227,6 +2031,13 @@
         <w:tc>
           <w:tcPr>
             <w:tcW w:type="dxa" w:w="2160"/>
+            <w:vAlign w:val="center"/>
+            <w:tcBorders>
+              <w:top w:val="single" w:sz="6" w:space="0" w:color="D9D9D9"/>
+              <w:left w:val="single" w:sz="6" w:space="0" w:color="D9D9D9"/>
+              <w:bottom w:val="single" w:sz="6" w:space="0" w:color="D9D9D9"/>
+              <w:right w:val="single" w:sz="6" w:space="0" w:color="D9D9D9"/>
+            </w:tcBorders>
           </w:tcPr>
           <w:p>
             <w:r>
@@ -1239,6 +2050,13 @@
         <w:tc>
           <w:tcPr>
             <w:tcW w:type="dxa" w:w="2160"/>
+            <w:vAlign w:val="center"/>
+            <w:tcBorders>
+              <w:top w:val="single" w:sz="6" w:space="0" w:color="D9D9D9"/>
+              <w:left w:val="single" w:sz="6" w:space="0" w:color="D9D9D9"/>
+              <w:bottom w:val="single" w:sz="6" w:space="0" w:color="D9D9D9"/>
+              <w:right w:val="single" w:sz="6" w:space="0" w:color="D9D9D9"/>
+            </w:tcBorders>
           </w:tcPr>
           <w:p>
             <w:r>
@@ -1249,6 +2067,13 @@
         <w:tc>
           <w:tcPr>
             <w:tcW w:type="dxa" w:w="2160"/>
+            <w:vAlign w:val="center"/>
+            <w:tcBorders>
+              <w:top w:val="single" w:sz="6" w:space="0" w:color="D9D9D9"/>
+              <w:left w:val="single" w:sz="6" w:space="0" w:color="D9D9D9"/>
+              <w:bottom w:val="single" w:sz="6" w:space="0" w:color="D9D9D9"/>
+              <w:right w:val="single" w:sz="6" w:space="0" w:color="D9D9D9"/>
+            </w:tcBorders>
           </w:tcPr>
           <w:p>
             <w:r>
@@ -1259,6 +2084,13 @@
         <w:tc>
           <w:tcPr>
             <w:tcW w:type="dxa" w:w="2160"/>
+            <w:vAlign w:val="center"/>
+            <w:tcBorders>
+              <w:top w:val="single" w:sz="6" w:space="0" w:color="D9D9D9"/>
+              <w:left w:val="single" w:sz="6" w:space="0" w:color="D9D9D9"/>
+              <w:bottom w:val="single" w:sz="6" w:space="0" w:color="D9D9D9"/>
+              <w:right w:val="single" w:sz="6" w:space="0" w:color="D9D9D9"/>
+            </w:tcBorders>
           </w:tcPr>
           <w:p>
             <w:r>
@@ -1269,6 +2101,13 @@
         <w:tc>
           <w:tcPr>
             <w:tcW w:type="dxa" w:w="2160"/>
+            <w:vAlign w:val="center"/>
+            <w:tcBorders>
+              <w:top w:val="single" w:sz="6" w:space="0" w:color="D9D9D9"/>
+              <w:left w:val="single" w:sz="6" w:space="0" w:color="D9D9D9"/>
+              <w:bottom w:val="single" w:sz="6" w:space="0" w:color="D9D9D9"/>
+              <w:right w:val="single" w:sz="6" w:space="0" w:color="D9D9D9"/>
+            </w:tcBorders>
           </w:tcPr>
           <w:p>
             <w:r>
@@ -1281,6 +2120,13 @@
         <w:tc>
           <w:tcPr>
             <w:tcW w:type="dxa" w:w="2160"/>
+            <w:vAlign w:val="center"/>
+            <w:tcBorders>
+              <w:top w:val="single" w:sz="6" w:space="0" w:color="D9D9D9"/>
+              <w:left w:val="single" w:sz="6" w:space="0" w:color="D9D9D9"/>
+              <w:bottom w:val="single" w:sz="6" w:space="0" w:color="D9D9D9"/>
+              <w:right w:val="single" w:sz="6" w:space="0" w:color="D9D9D9"/>
+            </w:tcBorders>
           </w:tcPr>
           <w:p>
             <w:r>
@@ -1291,6 +2137,13 @@
         <w:tc>
           <w:tcPr>
             <w:tcW w:type="dxa" w:w="2160"/>
+            <w:vAlign w:val="center"/>
+            <w:tcBorders>
+              <w:top w:val="single" w:sz="6" w:space="0" w:color="D9D9D9"/>
+              <w:left w:val="single" w:sz="6" w:space="0" w:color="D9D9D9"/>
+              <w:bottom w:val="single" w:sz="6" w:space="0" w:color="D9D9D9"/>
+              <w:right w:val="single" w:sz="6" w:space="0" w:color="D9D9D9"/>
+            </w:tcBorders>
           </w:tcPr>
           <w:p>
             <w:r>
@@ -1301,6 +2154,13 @@
         <w:tc>
           <w:tcPr>
             <w:tcW w:type="dxa" w:w="2160"/>
+            <w:vAlign w:val="center"/>
+            <w:tcBorders>
+              <w:top w:val="single" w:sz="6" w:space="0" w:color="D9D9D9"/>
+              <w:left w:val="single" w:sz="6" w:space="0" w:color="D9D9D9"/>
+              <w:bottom w:val="single" w:sz="6" w:space="0" w:color="D9D9D9"/>
+              <w:right w:val="single" w:sz="6" w:space="0" w:color="D9D9D9"/>
+            </w:tcBorders>
           </w:tcPr>
           <w:p>
             <w:r>
@@ -1311,6 +2171,13 @@
         <w:tc>
           <w:tcPr>
             <w:tcW w:type="dxa" w:w="2160"/>
+            <w:vAlign w:val="center"/>
+            <w:tcBorders>
+              <w:top w:val="single" w:sz="6" w:space="0" w:color="D9D9D9"/>
+              <w:left w:val="single" w:sz="6" w:space="0" w:color="D9D9D9"/>
+              <w:bottom w:val="single" w:sz="6" w:space="0" w:color="D9D9D9"/>
+              <w:right w:val="single" w:sz="6" w:space="0" w:color="D9D9D9"/>
+            </w:tcBorders>
           </w:tcPr>
           <w:p>
             <w:r>
@@ -1323,6 +2190,13 @@
         <w:tc>
           <w:tcPr>
             <w:tcW w:type="dxa" w:w="2160"/>
+            <w:vAlign w:val="center"/>
+            <w:tcBorders>
+              <w:top w:val="single" w:sz="6" w:space="0" w:color="D9D9D9"/>
+              <w:left w:val="single" w:sz="6" w:space="0" w:color="D9D9D9"/>
+              <w:bottom w:val="single" w:sz="6" w:space="0" w:color="D9D9D9"/>
+              <w:right w:val="single" w:sz="6" w:space="0" w:color="D9D9D9"/>
+            </w:tcBorders>
           </w:tcPr>
           <w:p>
             <w:r>
@@ -1333,6 +2207,13 @@
         <w:tc>
           <w:tcPr>
             <w:tcW w:type="dxa" w:w="2160"/>
+            <w:vAlign w:val="center"/>
+            <w:tcBorders>
+              <w:top w:val="single" w:sz="6" w:space="0" w:color="D9D9D9"/>
+              <w:left w:val="single" w:sz="6" w:space="0" w:color="D9D9D9"/>
+              <w:bottom w:val="single" w:sz="6" w:space="0" w:color="D9D9D9"/>
+              <w:right w:val="single" w:sz="6" w:space="0" w:color="D9D9D9"/>
+            </w:tcBorders>
           </w:tcPr>
           <w:p>
             <w:r>
@@ -1343,6 +2224,13 @@
         <w:tc>
           <w:tcPr>
             <w:tcW w:type="dxa" w:w="2160"/>
+            <w:vAlign w:val="center"/>
+            <w:tcBorders>
+              <w:top w:val="single" w:sz="6" w:space="0" w:color="D9D9D9"/>
+              <w:left w:val="single" w:sz="6" w:space="0" w:color="D9D9D9"/>
+              <w:bottom w:val="single" w:sz="6" w:space="0" w:color="D9D9D9"/>
+              <w:right w:val="single" w:sz="6" w:space="0" w:color="D9D9D9"/>
+            </w:tcBorders>
           </w:tcPr>
           <w:p>
             <w:r>
@@ -1353,6 +2241,13 @@
         <w:tc>
           <w:tcPr>
             <w:tcW w:type="dxa" w:w="2160"/>
+            <w:vAlign w:val="center"/>
+            <w:tcBorders>
+              <w:top w:val="single" w:sz="6" w:space="0" w:color="D9D9D9"/>
+              <w:left w:val="single" w:sz="6" w:space="0" w:color="D9D9D9"/>
+              <w:bottom w:val="single" w:sz="6" w:space="0" w:color="D9D9D9"/>
+              <w:right w:val="single" w:sz="6" w:space="0" w:color="D9D9D9"/>
+            </w:tcBorders>
           </w:tcPr>
           <w:p>
             <w:r>
@@ -1373,6 +2268,9 @@
         <w:pStyle w:val="Heading1"/>
       </w:pPr>
       <w:r>
+        <w:rPr>
+          <w:color w:val="000000"/>
+        </w:rPr>
         <w:t>第 4 章 会员运营建议</w:t>
       </w:r>
     </w:p>
@@ -1391,6 +2289,9 @@
         <w:pStyle w:val="Heading1"/>
       </w:pPr>
       <w:r>
+        <w:rPr>
+          <w:color w:val="000000"/>
+        </w:rPr>
         <w:t>第 5 章 H2 资源再配置方案与执行优先级</w:t>
       </w:r>
     </w:p>
@@ -1462,6 +2363,9 @@
         <w:pStyle w:val="Heading1"/>
       </w:pPr>
       <w:r>
+        <w:rPr>
+          <w:color w:val="000000"/>
+        </w:rPr>
         <w:t>附录 关键判断依据回指附件清单</w:t>
       </w:r>
     </w:p>
@@ -1482,12 +2386,27 @@
         <w:gridCol w:w="2880"/>
       </w:tblGrid>
       <w:tr>
+        <w:trPr>
+          <w:tblHeader w:val="true"/>
+        </w:trPr>
         <w:tc>
           <w:tcPr>
             <w:tcW w:type="dxa" w:w="2880"/>
+            <w:vAlign w:val="center"/>
+            <w:tcBorders>
+              <w:top w:val="single" w:sz="6" w:space="0" w:color="D9D9D9"/>
+              <w:left w:val="single" w:sz="6" w:space="0" w:color="D9D9D9"/>
+              <w:bottom w:val="single" w:sz="6" w:space="0" w:color="D9D9D9"/>
+              <w:right w:val="single" w:sz="6" w:space="0" w:color="D9D9D9"/>
+            </w:tcBorders>
+            <w:shd w:val="clear" w:color="auto" w:fill="D9D9D9"/>
           </w:tcPr>
           <w:p>
             <w:r>
+              <w:rPr>
+                <w:b/>
+                <w:color w:val="000000"/>
+              </w:rPr>
               <w:t>结论类别</w:t>
             </w:r>
           </w:p>
@@ -1495,9 +2414,21 @@
         <w:tc>
           <w:tcPr>
             <w:tcW w:type="dxa" w:w="2880"/>
+            <w:vAlign w:val="center"/>
+            <w:tcBorders>
+              <w:top w:val="single" w:sz="6" w:space="0" w:color="D9D9D9"/>
+              <w:left w:val="single" w:sz="6" w:space="0" w:color="D9D9D9"/>
+              <w:bottom w:val="single" w:sz="6" w:space="0" w:color="D9D9D9"/>
+              <w:right w:val="single" w:sz="6" w:space="0" w:color="D9D9D9"/>
+            </w:tcBorders>
+            <w:shd w:val="clear" w:color="auto" w:fill="D9D9D9"/>
           </w:tcPr>
           <w:p>
             <w:r>
+              <w:rPr>
+                <w:b/>
+                <w:color w:val="000000"/>
+              </w:rPr>
               <w:t>依据文件</w:t>
             </w:r>
           </w:p>
@@ -1505,9 +2436,21 @@
         <w:tc>
           <w:tcPr>
             <w:tcW w:type="dxa" w:w="2880"/>
+            <w:vAlign w:val="center"/>
+            <w:tcBorders>
+              <w:top w:val="single" w:sz="6" w:space="0" w:color="D9D9D9"/>
+              <w:left w:val="single" w:sz="6" w:space="0" w:color="D9D9D9"/>
+              <w:bottom w:val="single" w:sz="6" w:space="0" w:color="D9D9D9"/>
+              <w:right w:val="single" w:sz="6" w:space="0" w:color="D9D9D9"/>
+            </w:tcBorders>
+            <w:shd w:val="clear" w:color="auto" w:fill="D9D9D9"/>
           </w:tcPr>
           <w:p>
             <w:r>
+              <w:rPr>
+                <w:b/>
+                <w:color w:val="000000"/>
+              </w:rPr>
               <w:t>具体 Sheet / 字段</w:t>
             </w:r>
           </w:p>
@@ -1517,6 +2460,13 @@
         <w:tc>
           <w:tcPr>
             <w:tcW w:type="dxa" w:w="2880"/>
+            <w:vAlign w:val="center"/>
+            <w:tcBorders>
+              <w:top w:val="single" w:sz="6" w:space="0" w:color="D9D9D9"/>
+              <w:left w:val="single" w:sz="6" w:space="0" w:color="D9D9D9"/>
+              <w:bottom w:val="single" w:sz="6" w:space="0" w:color="D9D9D9"/>
+              <w:right w:val="single" w:sz="6" w:space="0" w:color="D9D9D9"/>
+            </w:tcBorders>
           </w:tcPr>
           <w:p>
             <w:r>
@@ -1527,6 +2477,13 @@
         <w:tc>
           <w:tcPr>
             <w:tcW w:type="dxa" w:w="2880"/>
+            <w:vAlign w:val="center"/>
+            <w:tcBorders>
+              <w:top w:val="single" w:sz="6" w:space="0" w:color="D9D9D9"/>
+              <w:left w:val="single" w:sz="6" w:space="0" w:color="D9D9D9"/>
+              <w:bottom w:val="single" w:sz="6" w:space="0" w:color="D9D9D9"/>
+              <w:right w:val="single" w:sz="6" w:space="0" w:color="D9D9D9"/>
+            </w:tcBorders>
           </w:tcPr>
           <w:p>
             <w:r>
@@ -1537,6 +2494,13 @@
         <w:tc>
           <w:tcPr>
             <w:tcW w:type="dxa" w:w="2880"/>
+            <w:vAlign w:val="center"/>
+            <w:tcBorders>
+              <w:top w:val="single" w:sz="6" w:space="0" w:color="D9D9D9"/>
+              <w:left w:val="single" w:sz="6" w:space="0" w:color="D9D9D9"/>
+              <w:bottom w:val="single" w:sz="6" w:space="0" w:color="D9D9D9"/>
+              <w:right w:val="single" w:sz="6" w:space="0" w:color="D9D9D9"/>
+            </w:tcBorders>
           </w:tcPr>
           <w:p>
             <w:r>
@@ -1549,6 +2513,13 @@
         <w:tc>
           <w:tcPr>
             <w:tcW w:type="dxa" w:w="2880"/>
+            <w:vAlign w:val="center"/>
+            <w:tcBorders>
+              <w:top w:val="single" w:sz="6" w:space="0" w:color="D9D9D9"/>
+              <w:left w:val="single" w:sz="6" w:space="0" w:color="D9D9D9"/>
+              <w:bottom w:val="single" w:sz="6" w:space="0" w:color="D9D9D9"/>
+              <w:right w:val="single" w:sz="6" w:space="0" w:color="D9D9D9"/>
+            </w:tcBorders>
           </w:tcPr>
           <w:p>
             <w:r>
@@ -1559,6 +2530,13 @@
         <w:tc>
           <w:tcPr>
             <w:tcW w:type="dxa" w:w="2880"/>
+            <w:vAlign w:val="center"/>
+            <w:tcBorders>
+              <w:top w:val="single" w:sz="6" w:space="0" w:color="D9D9D9"/>
+              <w:left w:val="single" w:sz="6" w:space="0" w:color="D9D9D9"/>
+              <w:bottom w:val="single" w:sz="6" w:space="0" w:color="D9D9D9"/>
+              <w:right w:val="single" w:sz="6" w:space="0" w:color="D9D9D9"/>
+            </w:tcBorders>
           </w:tcPr>
           <w:p>
             <w:r>
@@ -1569,6 +2547,13 @@
         <w:tc>
           <w:tcPr>
             <w:tcW w:type="dxa" w:w="2880"/>
+            <w:vAlign w:val="center"/>
+            <w:tcBorders>
+              <w:top w:val="single" w:sz="6" w:space="0" w:color="D9D9D9"/>
+              <w:left w:val="single" w:sz="6" w:space="0" w:color="D9D9D9"/>
+              <w:bottom w:val="single" w:sz="6" w:space="0" w:color="D9D9D9"/>
+              <w:right w:val="single" w:sz="6" w:space="0" w:color="D9D9D9"/>
+            </w:tcBorders>
           </w:tcPr>
           <w:p>
             <w:r>
@@ -1581,6 +2566,13 @@
         <w:tc>
           <w:tcPr>
             <w:tcW w:type="dxa" w:w="2880"/>
+            <w:vAlign w:val="center"/>
+            <w:tcBorders>
+              <w:top w:val="single" w:sz="6" w:space="0" w:color="D9D9D9"/>
+              <w:left w:val="single" w:sz="6" w:space="0" w:color="D9D9D9"/>
+              <w:bottom w:val="single" w:sz="6" w:space="0" w:color="D9D9D9"/>
+              <w:right w:val="single" w:sz="6" w:space="0" w:color="D9D9D9"/>
+            </w:tcBorders>
           </w:tcPr>
           <w:p>
             <w:r>
@@ -1591,6 +2583,13 @@
         <w:tc>
           <w:tcPr>
             <w:tcW w:type="dxa" w:w="2880"/>
+            <w:vAlign w:val="center"/>
+            <w:tcBorders>
+              <w:top w:val="single" w:sz="6" w:space="0" w:color="D9D9D9"/>
+              <w:left w:val="single" w:sz="6" w:space="0" w:color="D9D9D9"/>
+              <w:bottom w:val="single" w:sz="6" w:space="0" w:color="D9D9D9"/>
+              <w:right w:val="single" w:sz="6" w:space="0" w:color="D9D9D9"/>
+            </w:tcBorders>
           </w:tcPr>
           <w:p>
             <w:r>
@@ -1601,6 +2600,13 @@
         <w:tc>
           <w:tcPr>
             <w:tcW w:type="dxa" w:w="2880"/>
+            <w:vAlign w:val="center"/>
+            <w:tcBorders>
+              <w:top w:val="single" w:sz="6" w:space="0" w:color="D9D9D9"/>
+              <w:left w:val="single" w:sz="6" w:space="0" w:color="D9D9D9"/>
+              <w:bottom w:val="single" w:sz="6" w:space="0" w:color="D9D9D9"/>
+              <w:right w:val="single" w:sz="6" w:space="0" w:color="D9D9D9"/>
+            </w:tcBorders>
           </w:tcPr>
           <w:p>
             <w:r>
@@ -1613,6 +2619,13 @@
         <w:tc>
           <w:tcPr>
             <w:tcW w:type="dxa" w:w="2880"/>
+            <w:vAlign w:val="center"/>
+            <w:tcBorders>
+              <w:top w:val="single" w:sz="6" w:space="0" w:color="D9D9D9"/>
+              <w:left w:val="single" w:sz="6" w:space="0" w:color="D9D9D9"/>
+              <w:bottom w:val="single" w:sz="6" w:space="0" w:color="D9D9D9"/>
+              <w:right w:val="single" w:sz="6" w:space="0" w:color="D9D9D9"/>
+            </w:tcBorders>
           </w:tcPr>
           <w:p>
             <w:r>
@@ -1623,6 +2636,13 @@
         <w:tc>
           <w:tcPr>
             <w:tcW w:type="dxa" w:w="2880"/>
+            <w:vAlign w:val="center"/>
+            <w:tcBorders>
+              <w:top w:val="single" w:sz="6" w:space="0" w:color="D9D9D9"/>
+              <w:left w:val="single" w:sz="6" w:space="0" w:color="D9D9D9"/>
+              <w:bottom w:val="single" w:sz="6" w:space="0" w:color="D9D9D9"/>
+              <w:right w:val="single" w:sz="6" w:space="0" w:color="D9D9D9"/>
+            </w:tcBorders>
           </w:tcPr>
           <w:p>
             <w:r>
@@ -1633,6 +2653,13 @@
         <w:tc>
           <w:tcPr>
             <w:tcW w:type="dxa" w:w="2880"/>
+            <w:vAlign w:val="center"/>
+            <w:tcBorders>
+              <w:top w:val="single" w:sz="6" w:space="0" w:color="D9D9D9"/>
+              <w:left w:val="single" w:sz="6" w:space="0" w:color="D9D9D9"/>
+              <w:bottom w:val="single" w:sz="6" w:space="0" w:color="D9D9D9"/>
+              <w:right w:val="single" w:sz="6" w:space="0" w:color="D9D9D9"/>
+            </w:tcBorders>
           </w:tcPr>
           <w:p>
             <w:r>
@@ -1645,6 +2672,13 @@
         <w:tc>
           <w:tcPr>
             <w:tcW w:type="dxa" w:w="2880"/>
+            <w:vAlign w:val="center"/>
+            <w:tcBorders>
+              <w:top w:val="single" w:sz="6" w:space="0" w:color="D9D9D9"/>
+              <w:left w:val="single" w:sz="6" w:space="0" w:color="D9D9D9"/>
+              <w:bottom w:val="single" w:sz="6" w:space="0" w:color="D9D9D9"/>
+              <w:right w:val="single" w:sz="6" w:space="0" w:color="D9D9D9"/>
+            </w:tcBorders>
           </w:tcPr>
           <w:p>
             <w:r>
@@ -1655,6 +2689,13 @@
         <w:tc>
           <w:tcPr>
             <w:tcW w:type="dxa" w:w="2880"/>
+            <w:vAlign w:val="center"/>
+            <w:tcBorders>
+              <w:top w:val="single" w:sz="6" w:space="0" w:color="D9D9D9"/>
+              <w:left w:val="single" w:sz="6" w:space="0" w:color="D9D9D9"/>
+              <w:bottom w:val="single" w:sz="6" w:space="0" w:color="D9D9D9"/>
+              <w:right w:val="single" w:sz="6" w:space="0" w:color="D9D9D9"/>
+            </w:tcBorders>
           </w:tcPr>
           <w:p>
             <w:r>
@@ -1665,6 +2706,13 @@
         <w:tc>
           <w:tcPr>
             <w:tcW w:type="dxa" w:w="2880"/>
+            <w:vAlign w:val="center"/>
+            <w:tcBorders>
+              <w:top w:val="single" w:sz="6" w:space="0" w:color="D9D9D9"/>
+              <w:left w:val="single" w:sz="6" w:space="0" w:color="D9D9D9"/>
+              <w:bottom w:val="single" w:sz="6" w:space="0" w:color="D9D9D9"/>
+              <w:right w:val="single" w:sz="6" w:space="0" w:color="D9D9D9"/>
+            </w:tcBorders>
           </w:tcPr>
           <w:p>
             <w:r>
@@ -1677,6 +2725,13 @@
         <w:tc>
           <w:tcPr>
             <w:tcW w:type="dxa" w:w="2880"/>
+            <w:vAlign w:val="center"/>
+            <w:tcBorders>
+              <w:top w:val="single" w:sz="6" w:space="0" w:color="D9D9D9"/>
+              <w:left w:val="single" w:sz="6" w:space="0" w:color="D9D9D9"/>
+              <w:bottom w:val="single" w:sz="6" w:space="0" w:color="D9D9D9"/>
+              <w:right w:val="single" w:sz="6" w:space="0" w:color="D9D9D9"/>
+            </w:tcBorders>
           </w:tcPr>
           <w:p>
             <w:r>
@@ -1687,6 +2742,13 @@
         <w:tc>
           <w:tcPr>
             <w:tcW w:type="dxa" w:w="2880"/>
+            <w:vAlign w:val="center"/>
+            <w:tcBorders>
+              <w:top w:val="single" w:sz="6" w:space="0" w:color="D9D9D9"/>
+              <w:left w:val="single" w:sz="6" w:space="0" w:color="D9D9D9"/>
+              <w:bottom w:val="single" w:sz="6" w:space="0" w:color="D9D9D9"/>
+              <w:right w:val="single" w:sz="6" w:space="0" w:color="D9D9D9"/>
+            </w:tcBorders>
           </w:tcPr>
           <w:p>
             <w:r>
@@ -1697,6 +2759,13 @@
         <w:tc>
           <w:tcPr>
             <w:tcW w:type="dxa" w:w="2880"/>
+            <w:vAlign w:val="center"/>
+            <w:tcBorders>
+              <w:top w:val="single" w:sz="6" w:space="0" w:color="D9D9D9"/>
+              <w:left w:val="single" w:sz="6" w:space="0" w:color="D9D9D9"/>
+              <w:bottom w:val="single" w:sz="6" w:space="0" w:color="D9D9D9"/>
+              <w:right w:val="single" w:sz="6" w:space="0" w:color="D9D9D9"/>
+            </w:tcBorders>
           </w:tcPr>
           <w:p>
             <w:r>
@@ -1709,6 +2778,13 @@
         <w:tc>
           <w:tcPr>
             <w:tcW w:type="dxa" w:w="2880"/>
+            <w:vAlign w:val="center"/>
+            <w:tcBorders>
+              <w:top w:val="single" w:sz="6" w:space="0" w:color="D9D9D9"/>
+              <w:left w:val="single" w:sz="6" w:space="0" w:color="D9D9D9"/>
+              <w:bottom w:val="single" w:sz="6" w:space="0" w:color="D9D9D9"/>
+              <w:right w:val="single" w:sz="6" w:space="0" w:color="D9D9D9"/>
+            </w:tcBorders>
           </w:tcPr>
           <w:p>
             <w:r>
@@ -1719,6 +2795,13 @@
         <w:tc>
           <w:tcPr>
             <w:tcW w:type="dxa" w:w="2880"/>
+            <w:vAlign w:val="center"/>
+            <w:tcBorders>
+              <w:top w:val="single" w:sz="6" w:space="0" w:color="D9D9D9"/>
+              <w:left w:val="single" w:sz="6" w:space="0" w:color="D9D9D9"/>
+              <w:bottom w:val="single" w:sz="6" w:space="0" w:color="D9D9D9"/>
+              <w:right w:val="single" w:sz="6" w:space="0" w:color="D9D9D9"/>
+            </w:tcBorders>
           </w:tcPr>
           <w:p>
             <w:r>
@@ -1729,6 +2812,13 @@
         <w:tc>
           <w:tcPr>
             <w:tcW w:type="dxa" w:w="2880"/>
+            <w:vAlign w:val="center"/>
+            <w:tcBorders>
+              <w:top w:val="single" w:sz="6" w:space="0" w:color="D9D9D9"/>
+              <w:left w:val="single" w:sz="6" w:space="0" w:color="D9D9D9"/>
+              <w:bottom w:val="single" w:sz="6" w:space="0" w:color="D9D9D9"/>
+              <w:right w:val="single" w:sz="6" w:space="0" w:color="D9D9D9"/>
+            </w:tcBorders>
           </w:tcPr>
           <w:p>
             <w:r>
@@ -1741,6 +2831,13 @@
         <w:tc>
           <w:tcPr>
             <w:tcW w:type="dxa" w:w="2880"/>
+            <w:vAlign w:val="center"/>
+            <w:tcBorders>
+              <w:top w:val="single" w:sz="6" w:space="0" w:color="D9D9D9"/>
+              <w:left w:val="single" w:sz="6" w:space="0" w:color="D9D9D9"/>
+              <w:bottom w:val="single" w:sz="6" w:space="0" w:color="D9D9D9"/>
+              <w:right w:val="single" w:sz="6" w:space="0" w:color="D9D9D9"/>
+            </w:tcBorders>
           </w:tcPr>
           <w:p>
             <w:r>
@@ -1751,6 +2848,13 @@
         <w:tc>
           <w:tcPr>
             <w:tcW w:type="dxa" w:w="2880"/>
+            <w:vAlign w:val="center"/>
+            <w:tcBorders>
+              <w:top w:val="single" w:sz="6" w:space="0" w:color="D9D9D9"/>
+              <w:left w:val="single" w:sz="6" w:space="0" w:color="D9D9D9"/>
+              <w:bottom w:val="single" w:sz="6" w:space="0" w:color="D9D9D9"/>
+              <w:right w:val="single" w:sz="6" w:space="0" w:color="D9D9D9"/>
+            </w:tcBorders>
           </w:tcPr>
           <w:p>
             <w:r>
@@ -1761,6 +2865,13 @@
         <w:tc>
           <w:tcPr>
             <w:tcW w:type="dxa" w:w="2880"/>
+            <w:vAlign w:val="center"/>
+            <w:tcBorders>
+              <w:top w:val="single" w:sz="6" w:space="0" w:color="D9D9D9"/>
+              <w:left w:val="single" w:sz="6" w:space="0" w:color="D9D9D9"/>
+              <w:bottom w:val="single" w:sz="6" w:space="0" w:color="D9D9D9"/>
+              <w:right w:val="single" w:sz="6" w:space="0" w:color="D9D9D9"/>
+            </w:tcBorders>
           </w:tcPr>
           <w:p>
             <w:r>
@@ -1773,6 +2884,13 @@
         <w:tc>
           <w:tcPr>
             <w:tcW w:type="dxa" w:w="2880"/>
+            <w:vAlign w:val="center"/>
+            <w:tcBorders>
+              <w:top w:val="single" w:sz="6" w:space="0" w:color="D9D9D9"/>
+              <w:left w:val="single" w:sz="6" w:space="0" w:color="D9D9D9"/>
+              <w:bottom w:val="single" w:sz="6" w:space="0" w:color="D9D9D9"/>
+              <w:right w:val="single" w:sz="6" w:space="0" w:color="D9D9D9"/>
+            </w:tcBorders>
           </w:tcPr>
           <w:p>
             <w:r>
@@ -1783,6 +2901,13 @@
         <w:tc>
           <w:tcPr>
             <w:tcW w:type="dxa" w:w="2880"/>
+            <w:vAlign w:val="center"/>
+            <w:tcBorders>
+              <w:top w:val="single" w:sz="6" w:space="0" w:color="D9D9D9"/>
+              <w:left w:val="single" w:sz="6" w:space="0" w:color="D9D9D9"/>
+              <w:bottom w:val="single" w:sz="6" w:space="0" w:color="D9D9D9"/>
+              <w:right w:val="single" w:sz="6" w:space="0" w:color="D9D9D9"/>
+            </w:tcBorders>
           </w:tcPr>
           <w:p>
             <w:r>
@@ -1793,6 +2918,13 @@
         <w:tc>
           <w:tcPr>
             <w:tcW w:type="dxa" w:w="2880"/>
+            <w:vAlign w:val="center"/>
+            <w:tcBorders>
+              <w:top w:val="single" w:sz="6" w:space="0" w:color="D9D9D9"/>
+              <w:left w:val="single" w:sz="6" w:space="0" w:color="D9D9D9"/>
+              <w:bottom w:val="single" w:sz="6" w:space="0" w:color="D9D9D9"/>
+              <w:right w:val="single" w:sz="6" w:space="0" w:color="D9D9D9"/>
+            </w:tcBorders>
           </w:tcPr>
           <w:p>
             <w:r>
@@ -1805,6 +2937,13 @@
         <w:tc>
           <w:tcPr>
             <w:tcW w:type="dxa" w:w="2880"/>
+            <w:vAlign w:val="center"/>
+            <w:tcBorders>
+              <w:top w:val="single" w:sz="6" w:space="0" w:color="D9D9D9"/>
+              <w:left w:val="single" w:sz="6" w:space="0" w:color="D9D9D9"/>
+              <w:bottom w:val="single" w:sz="6" w:space="0" w:color="D9D9D9"/>
+              <w:right w:val="single" w:sz="6" w:space="0" w:color="D9D9D9"/>
+            </w:tcBorders>
           </w:tcPr>
           <w:p>
             <w:r>
@@ -1815,6 +2954,13 @@
         <w:tc>
           <w:tcPr>
             <w:tcW w:type="dxa" w:w="2880"/>
+            <w:vAlign w:val="center"/>
+            <w:tcBorders>
+              <w:top w:val="single" w:sz="6" w:space="0" w:color="D9D9D9"/>
+              <w:left w:val="single" w:sz="6" w:space="0" w:color="D9D9D9"/>
+              <w:bottom w:val="single" w:sz="6" w:space="0" w:color="D9D9D9"/>
+              <w:right w:val="single" w:sz="6" w:space="0" w:color="D9D9D9"/>
+            </w:tcBorders>
           </w:tcPr>
           <w:p>
             <w:r>
@@ -1825,6 +2971,13 @@
         <w:tc>
           <w:tcPr>
             <w:tcW w:type="dxa" w:w="2880"/>
+            <w:vAlign w:val="center"/>
+            <w:tcBorders>
+              <w:top w:val="single" w:sz="6" w:space="0" w:color="D9D9D9"/>
+              <w:left w:val="single" w:sz="6" w:space="0" w:color="D9D9D9"/>
+              <w:bottom w:val="single" w:sz="6" w:space="0" w:color="D9D9D9"/>
+              <w:right w:val="single" w:sz="6" w:space="0" w:color="D9D9D9"/>
+            </w:tcBorders>
           </w:tcPr>
           <w:p>
             <w:r>

--- a/output/2026H2 渠道与门店经营策略报告.docx
+++ b/output/2026H2 渠道与门店经营策略报告.docx
@@ -98,7 +98,12 @@
     </w:p>
     <w:p>
       <w:r>
-        <w:t>【已确认事实】本报告全部关键数字来自 9 个附件,可回指文件、Sheet 与字段(见附录);《异常与待核清单.xlsx》共登记 19 条异常与待核事项,其中影响 H2 决策的高优先事项包括:6 月退款不完整、面积调整门店坪效口径、门店费用只到费用级、无 H2 活动日历与已批准预算上限。【待核事项】H2 全部金额为建议值或条件性方案,以集团预算审批与待核事项关闭为生效前提。</w:t>
+        <w:t>【已确认事实】本报告全部关键数字来自 9 个附件,可回指文件、Sheet 与字段(见附录);《异常与待核清单.xlsx》共登记 18 条异常与待核事项,其中影响 H2 决策的高优先事项包括:6 月退款不完整、面积调整门店坪效口径、门店费用只到费用级、无 H2 活动日历与已批准预算上限。【待核事项】H2 全部金额为建议值或条件性方案,以集团预算审批与待核事项关闭为生效前提。</w:t>
+      </w:r>
+    </w:p>
+    <w:p>
+      <w:r>
+        <w:t>【已确认事实】材料使用说明:《旧版门店清单_2024.xlsx》为 2024 年历史快照(37 营业 / 8 关闭 / 5 调整),与本次决策时点(2026H1)不一致,仅用于主键沿革对照,不纳入任何指标计算;该附件属噪音材料,因此不在《异常与待核清单.xlsx》中登记为异常。</w:t>
       </w:r>
     </w:p>
     <w:p>
@@ -1984,12 +1989,12 @@
     <w:p/>
     <w:p>
       <w:r>
-        <w:t>【待核事项】即时配送订单的收入与履约费归属(A-014):本报告按下单渠道(渠道ID)确认;若改按「即时配送全部归即时零售渠道」的读法,CH06 净收入将由 238,360.01 元升至约 645,245.94 元,其余渠道合计减少 406,885.93 元。</w:t>
+        <w:t>【待核事项】即时配送订单的收入与履约费归属(A-013):本报告按下单渠道(渠道ID)确认;若改按「即时配送全部归即时零售渠道」的读法,CH06 净收入将由 238,360.01 元升至约 645,245.94 元,其余渠道合计减少 406,885.93 元。</w:t>
       </w:r>
     </w:p>
     <w:p>
       <w:r>
-        <w:t>【待核事项】销售费用率 = 渠道费用合计 ÷ 净收入,为本报告自定补充指标(A-015);即时零售渠道的履约时效因材料无时效字段,只作定性描述(A-019)。</w:t>
+        <w:t>【待核事项】销售费用率 = 渠道费用合计 ÷ 净收入,为本报告自定补充指标(A-014);即时零售渠道的履约时效因材料无时效字段,只作定性描述(A-018)。</w:t>
       </w:r>
     </w:p>
     <w:p>
@@ -9931,7 +9936,7 @@
     <w:p/>
     <w:p>
       <w:r>
-        <w:t>【待核事项】第 6.2 条未规定店型本已为前置仓的门店再次触发时的动作(A-016):S012、S023、S028 三家本身即为前置仓,本报告采纳「保留前置仓形态、以面积压缩与租金重议为主,并在 Q3 末复评是否转为纯自提点」;面积调整门店(S006, S013, S031)的坪效口径待补(A-002),补齐前后不参与坪效排序。</w:t>
+        <w:t>【待核事项】第 6.2 条未规定店型本已为前置仓的门店再次触发时的动作(A-015):S012、S023、S028 三家本身即为前置仓,本报告采纳「保留前置仓形态、以面积压缩与租金重议为主,并在 Q3 末复评是否转为纯自提点」;面积调整门店(S006, S013, S031)的坪效口径待补(A-001),补齐前后不参与坪效排序。</w:t>
       </w:r>
     </w:p>
     <w:p>
@@ -13818,7 +13823,7 @@
     <w:p/>
     <w:p>
       <w:r>
-        <w:t>【待核事项】活动明细的活动价为加权成交价(保留 2 位小数),复算方向以「销售额 ÷ 销量」为准,以单价反算产生的 ≤0.06 元差异属舍入(A-017);季节性 SKU 的适销期字段材料未提供,季节性判断只作定性描述(A-018)。</w:t>
+        <w:t>【待核事项】活动明细的活动价为加权成交价(保留 2 位小数),复算方向以「销售额 ÷ 销量」为准,以单价反算产生的 ≤0.06 元差异属舍入(A-016);季节性 SKU 的适销期字段材料未提供,季节性判断只作定性描述(A-017)。</w:t>
       </w:r>
     </w:p>
     <w:p>
@@ -14962,7 +14967,7 @@
           </w:tcPr>
           <w:p>
             <w:r>
-              <w:t>房东/业态许可、改造投入、节点容量测算(A-016)</w:t>
+              <w:t>房东/业态许可、改造投入、节点容量测算(A-015)</w:t>
             </w:r>
           </w:p>
         </w:tc>
@@ -15100,7 +15105,7 @@
           </w:tcPr>
           <w:p>
             <w:r>
-              <w:t>需要门店-品类毛利与库存数据(A-012)</w:t>
+              <w:t>需要门店-品类毛利与库存数据(A-011)</w:t>
             </w:r>
           </w:p>
         </w:tc>
@@ -15376,7 +15381,7 @@
           </w:tcPr>
           <w:p>
             <w:r>
-              <w:t>H2 活动日历与总预算(A-013)</w:t>
+              <w:t>H2 活动日历与总预算(A-012)</w:t>
             </w:r>
           </w:p>
         </w:tc>
@@ -15514,7 +15519,7 @@
           </w:tcPr>
           <w:p>
             <w:r>
-              <w:t>需先明确口径(A-014)并重算 6 渠道规模</w:t>
+              <w:t>需先明确口径(A-013)并重算 6 渠道规模</w:t>
             </w:r>
           </w:p>
         </w:tc>
@@ -15652,7 +15657,7 @@
           </w:tcPr>
           <w:p>
             <w:r>
-              <w:t>需补充配送时长、半径与容量数据(A-019)</w:t>
+              <w:t>需补充配送时长、半径与容量数据(A-018)</w:t>
             </w:r>
           </w:p>
         </w:tc>
@@ -16092,7 +16097,7 @@
     <w:p/>
     <w:p>
       <w:r>
-        <w:t>【待核事项】人力再配置:材料只有人工费用口径,未提供 42 店编制、工时与班次(A-012),本报告只给方向与匹配逻辑,具体人数须在事实补齐后确定。</w:t>
+        <w:t>【待核事项】人力再配置:材料只有人工费用口径,未提供 42 店编制、工时与班次(A-011),本报告只给方向与匹配逻辑,具体人数须在事实补齐后确定。</w:t>
       </w:r>
     </w:p>
     <w:p>
@@ -16877,7 +16882,7 @@
           </w:tcPr>
           <w:p>
             <w:r>
-              <w:t>活动效果 Sheet(ROI)、活动清单 Sheet(实际费用);H2 金额为建议值(A-013)</w:t>
+              <w:t>活动效果 Sheet(ROI)、活动清单 Sheet(实际费用);H2 金额为建议值(A-012)</w:t>
             </w:r>
           </w:p>
         </w:tc>
@@ -16930,7 +16935,7 @@
           </w:tcPr>
           <w:p>
             <w:r>
-              <w:t>渠道销售明细 Sheet(`发货方式`/`渠道ID`);口径见 A-014</w:t>
+              <w:t>渠道销售明细 Sheet(`发货方式`/`渠道ID`);口径见 A-013</w:t>
             </w:r>
           </w:p>
         </w:tc>
@@ -16983,7 +16988,7 @@
           </w:tcPr>
           <w:p>
             <w:r>
-              <w:t>渠道月度费用 Sheet(费用合计 ÷ 净收入);自定指标见 A-015</w:t>
+              <w:t>渠道月度费用 Sheet(费用合计 ÷ 净收入);自定指标见 A-014</w:t>
             </w:r>
           </w:p>
         </w:tc>
@@ -17036,7 +17041,7 @@
           </w:tcPr>
           <w:p>
             <w:r>
-              <w:t>`状态`=季节性的 SKU;适销期字段缺失,见 A-018</w:t>
+              <w:t>`状态`=季节性的 SKU;适销期字段缺失,见 A-017</w:t>
             </w:r>
           </w:p>
         </w:tc>
@@ -17089,7 +17094,60 @@
           </w:tcPr>
           <w:p>
             <w:r>
-              <w:t>无配送时长/半径/容量字段,见 A-019</w:t>
+              <w:t>无配送时长/半径/容量字段,见 A-018</w:t>
+            </w:r>
+          </w:p>
+        </w:tc>
+      </w:tr>
+      <w:tr>
+        <w:tc>
+          <w:tcPr>
+            <w:tcW w:type="dxa" w:w="2880"/>
+            <w:vAlign w:val="center"/>
+            <w:tcBorders>
+              <w:top w:val="single" w:sz="6" w:space="0" w:color="D9D9D9"/>
+              <w:left w:val="single" w:sz="6" w:space="0" w:color="D9D9D9"/>
+              <w:bottom w:val="single" w:sz="6" w:space="0" w:color="D9D9D9"/>
+              <w:right w:val="single" w:sz="6" w:space="0" w:color="D9D9D9"/>
+            </w:tcBorders>
+          </w:tcPr>
+          <w:p>
+            <w:r>
+              <w:t>噪音附件与历史快照</w:t>
+            </w:r>
+          </w:p>
+        </w:tc>
+        <w:tc>
+          <w:tcPr>
+            <w:tcW w:type="dxa" w:w="2880"/>
+            <w:vAlign w:val="center"/>
+            <w:tcBorders>
+              <w:top w:val="single" w:sz="6" w:space="0" w:color="D9D9D9"/>
+              <w:left w:val="single" w:sz="6" w:space="0" w:color="D9D9D9"/>
+              <w:bottom w:val="single" w:sz="6" w:space="0" w:color="D9D9D9"/>
+              <w:right w:val="single" w:sz="6" w:space="0" w:color="D9D9D9"/>
+            </w:tcBorders>
+          </w:tcPr>
+          <w:p>
+            <w:r>
+              <w:t>《旧版门店清单_2024.xlsx》</w:t>
+            </w:r>
+          </w:p>
+        </w:tc>
+        <w:tc>
+          <w:tcPr>
+            <w:tcW w:type="dxa" w:w="2880"/>
+            <w:vAlign w:val="center"/>
+            <w:tcBorders>
+              <w:top w:val="single" w:sz="6" w:space="0" w:color="D9D9D9"/>
+              <w:left w:val="single" w:sz="6" w:space="0" w:color="D9D9D9"/>
+              <w:bottom w:val="single" w:sz="6" w:space="0" w:color="D9D9D9"/>
+              <w:right w:val="single" w:sz="6" w:space="0" w:color="D9D9D9"/>
+            </w:tcBorders>
+          </w:tcPr>
+          <w:p>
+            <w:r>
+              <w:t>2024 年历史快照(37 营业/8 关闭/5 调整);仅作主键沿革对照,不纳入任何指标计算</w:t>
             </w:r>
           </w:p>
         </w:tc>

--- a/output/2026H2 渠道与门店经营策略报告.docx
+++ b/output/2026H2 渠道与门店经营策略报告.docx
@@ -98,7 +98,7 @@
     </w:p>
     <w:p>
       <w:r>
-        <w:t>【已确认事实】本报告全部关键数字来自 9 个附件,可回指文件、Sheet 与字段(见附录);《异常与待核清单.xlsx》共登记 18 条异常与待核事项,其中影响 H2 决策的高优先事项包括:6 月退款不完整、面积调整门店坪效口径、门店费用只到费用级、无 H2 活动日历与已批准预算上限。【待核事项】H2 全部金额为建议值或条件性方案,以集团预算审批与待核事项关闭为生效前提。</w:t>
+        <w:t>【已确认事实】本报告全部关键数字来自 9 个附件,可回指文件、Sheet 与字段(见附录);《异常与待核清单.xlsx》共登记 19 条异常与待核事项,其中影响 H2 决策的高优先事项包括:6 月退款不完整、面积调整门店坪效口径、门店费用只到费用级、无 H2 活动日历与已批准预算上限。【待核事项】H2 全部金额为建议值或条件性方案,以集团预算审批与待核事项关闭为生效前提。</w:t>
       </w:r>
     </w:p>
     <w:p>
@@ -1025,6 +1025,11 @@
       </w:tr>
     </w:tbl>
     <w:p/>
+    <w:p>
+      <w:r>
+        <w:t>【分析判断】上述方向与幅度阈值为本报告自定规则(A-019):渠道净利 &gt; 0 且销售费用率 ≤30% 增投 +20%,渠道净利 &lt; 0 且销售费用率 ≥33% 收缩 −15%,其余维持;《渠道与门店管理策略.docx》第 1.1–1.3 条只给渠道定位,未规定阈值,故 H2 金额均为建议值。</w:t>
+      </w:r>
+    </w:p>
     <w:p>
       <w:r>
         <w:t>结论与建议:① 对 微信小程序 增投 20%(唯一正净利渠道,销售费用率仅 13.8%);② 对销售费用率 ≥33% 且亏损的渠道(共 2 个)收缩投入 15%,重点是压缩低效投放而非降低销售规模;③ 其余亏损渠道维持投入,优先优化费用结构(调整人群定向、降低退货售后与履约成本)。</w:t>
@@ -16989,6 +16994,59 @@
           <w:p>
             <w:r>
               <w:t>渠道月度费用 Sheet(费用合计 ÷ 净收入);自定指标见 A-014</w:t>
+            </w:r>
+          </w:p>
+        </w:tc>
+      </w:tr>
+      <w:tr>
+        <w:tc>
+          <w:tcPr>
+            <w:tcW w:type="dxa" w:w="2880"/>
+            <w:vAlign w:val="center"/>
+            <w:tcBorders>
+              <w:top w:val="single" w:sz="6" w:space="0" w:color="D9D9D9"/>
+              <w:left w:val="single" w:sz="6" w:space="0" w:color="D9D9D9"/>
+              <w:bottom w:val="single" w:sz="6" w:space="0" w:color="D9D9D9"/>
+              <w:right w:val="single" w:sz="6" w:space="0" w:color="D9D9D9"/>
+            </w:tcBorders>
+          </w:tcPr>
+          <w:p>
+            <w:r>
+              <w:t>渠道 H2 投入方向与幅度阈值</w:t>
+            </w:r>
+          </w:p>
+        </w:tc>
+        <w:tc>
+          <w:tcPr>
+            <w:tcW w:type="dxa" w:w="2880"/>
+            <w:vAlign w:val="center"/>
+            <w:tcBorders>
+              <w:top w:val="single" w:sz="6" w:space="0" w:color="D9D9D9"/>
+              <w:left w:val="single" w:sz="6" w:space="0" w:color="D9D9D9"/>
+              <w:bottom w:val="single" w:sz="6" w:space="0" w:color="D9D9D9"/>
+              <w:right w:val="single" w:sz="6" w:space="0" w:color="D9D9D9"/>
+            </w:tcBorders>
+          </w:tcPr>
+          <w:p>
+            <w:r>
+              <w:t>《渠道与门店管理策略.docx》</w:t>
+            </w:r>
+          </w:p>
+        </w:tc>
+        <w:tc>
+          <w:tcPr>
+            <w:tcW w:type="dxa" w:w="2880"/>
+            <w:vAlign w:val="center"/>
+            <w:tcBorders>
+              <w:top w:val="single" w:sz="6" w:space="0" w:color="D9D9D9"/>
+              <w:left w:val="single" w:sz="6" w:space="0" w:color="D9D9D9"/>
+              <w:bottom w:val="single" w:sz="6" w:space="0" w:color="D9D9D9"/>
+              <w:right w:val="single" w:sz="6" w:space="0" w:color="D9D9D9"/>
+            </w:tcBorders>
+          </w:tcPr>
+          <w:p>
+            <w:r>
+              <w:t>第 1.1–1.3 条仅规定渠道定位与平台利润分级;投入阈值为本报告自定,见 A-019</w:t>
             </w:r>
           </w:p>
         </w:tc>

--- a/output/2026H2 渠道与门店经营策略报告.docx
+++ b/output/2026H2 渠道与门店经营策略报告.docx
@@ -36,9 +36,9 @@
       <w:r>
         <w:t>基准日:2026-06-30</w:t>
         <w:br/>
-        <w:t>报告提交人:渠道与门店运营策略经理</w:t>
+        <w:t>提交人:渠道与门店运营策略经理</w:t>
         <w:br/>
-        <w:t>报告提交日期:2026 年 07 月 05 日</w:t>
+        <w:t>提交日期:2026 年 07 月 05 日</w:t>
         <w:br/>
       </w:r>
       <w:r>
@@ -53,7 +53,7 @@
         <w:rPr>
           <w:color w:val="000000"/>
         </w:rPr>
-        <w:t>摘要</w:t>
+        <w:t>执行摘要</w:t>
       </w:r>
     </w:p>
     <w:p>
@@ -107,6 +107,11 @@
       </w:r>
     </w:p>
     <w:p>
+      <w:r>
+        <w:t>【口径说明】《异常与待核清单.xlsx》`严重度(高/中/低)` 的判定口径:会改变核心结论、主要名单或重要金额的为「高」;影响结论可信度、需要返工核验但不动摇主要结论的为「中」;仅影响完备性或可复核性的为「低」。同一类问题按同一影响类别取同一档,判定可逐条复核(见《数据血缘说明.md》第六节)。</w:t>
+      </w:r>
+    </w:p>
+    <w:p>
       <w:pPr>
         <w:pStyle w:val="Heading1"/>
       </w:pPr>
@@ -248,7 +253,7 @@
                 <w:b/>
                 <w:color w:val="000000"/>
               </w:rPr>
-              <w:t>投放ROI</w:t>
+              <w:t>投放 ROI</w:t>
             </w:r>
           </w:p>
         </w:tc>
@@ -655,7 +660,7 @@
           </w:tcPr>
           <w:p>
             <w:r>
-              <w:t>维持(+0%)</w:t>
+              <w:t>维持(0%)</w:t>
             </w:r>
           </w:p>
         </w:tc>
@@ -776,7 +781,7 @@
           </w:tcPr>
           <w:p>
             <w:r>
-              <w:t>维持(+0%)</w:t>
+              <w:t>维持(0%)</w:t>
             </w:r>
           </w:p>
         </w:tc>
@@ -1018,7 +1023,7 @@
           </w:tcPr>
           <w:p>
             <w:r>
-              <w:t>维持(+0%)</w:t>
+              <w:t>维持(0%)</w:t>
             </w:r>
           </w:p>
         </w:tc>
@@ -2769,6 +2774,11 @@
     </w:p>
     <w:p>
       <w:r>
+        <w:t>【分析判断】到店运营指标与库存指标的使用:42 家门店月均 `进店客流` 7,399 人次、`连带率` 1.86、`缺货率` 8.06%、`损耗率` 2.89%,平均 `库存周转天数` 55.7 天、`售罄率` 61.5%,2026-06 `滞销金额` 合计 2,238,426.69 元。上述指标用于识别整改门店的运营短板(如 S028 `缺货率` 11.7%、S033 2026-06 `滞销金额` 76,180.97 元),按《渠道与门店管理策略.docx》第 2.1–2.3 条不参与门店分级;库存处置(清货、调拨、退货)的分项成本材料未提供,已在《异常与待核清单.xlsx》`A-007` 列为待补,承接方为商品/供应链。</w:t>
+      </w:r>
+    </w:p>
+    <w:p>
+      <w:r>
         <w:t>【已确认事实】42 家门店分级与调整建议全览:</w:t>
       </w:r>
     </w:p>
@@ -9942,6 +9952,11 @@
     <w:p>
       <w:r>
         <w:t>【待核事项】第 6.2 条未规定店型本已为前置仓的门店再次触发时的动作(A-015):S012、S023、S028 三家本身即为前置仓,本报告采纳「保留前置仓形态、以面积压缩与租金重议为主,并在 Q3 末复评是否转为纯自提点」;面积调整门店(S006, S013, S031)的坪效口径待补(A-001),补齐前后不参与坪效排序。</w:t>
+      </w:r>
+    </w:p>
+    <w:p>
+      <w:r>
+        <w:t>【待核事项】业态转换的前置条件:被建议转前置仓或自提点的门店(S012, S023, S028, S033, S034),须先完成①出租方/业态变更许可确认、②改造投入测算、③履约节点容量与配送半径核验;三项未完成前该建议属条件性方案,不得视为已批准改造。其中 S012、S023、S028 店型本已为前置仓,本次采纳「保留前置仓形态 + 面积压缩/租金重议,Q3 末复评是否转纯自提点」(见《异常与待核清单.xlsx》`A-015`),承接方为门店运营/法务。</w:t>
       </w:r>
     </w:p>
     <w:p>
@@ -10419,7 +10434,7 @@
     <w:p/>
     <w:p>
       <w:r>
-        <w:t>按本报告自定阈值(ROI ≥2 保留、1≤ROI&lt;2 调整、ROI&lt;1 取消),建议保留 14 个、调整 16 个、取消 20 个;H2 节奏建议见交付物 4 的「H2 节奏建议」Sheet,预算按 H1 实际费用水平分配到 6 个月,重点保障双 11、双 12 等大促节点。</w:t>
+        <w:t>按本报告自定阈值(ROI ≥2 保留、1≤ROI&lt;2 调整、ROI&lt;1 取消),建议保留 14 个、调整 16 个、取消 20 个;H2 节奏建议见《促销组合优化建议.xlsx》的 Sheet「H2 节奏建议」,预算按 H1 实际费用水平分配到 6 个月,重点保障双 11、双 12 等大促节点。</w:t>
       </w:r>
     </w:p>
     <w:p>
@@ -16153,6 +16168,7 @@
               <w:rPr>
                 <w:b/>
                 <w:color w:val="000000"/>
+                <w:sz w:val="18"/>
               </w:rPr>
               <w:t>结论类别</w:t>
             </w:r>
@@ -16175,6 +16191,7 @@
               <w:rPr>
                 <w:b/>
                 <w:color w:val="000000"/>
+                <w:sz w:val="18"/>
               </w:rPr>
               <w:t>依据文件</w:t>
             </w:r>
@@ -16197,6 +16214,7 @@
               <w:rPr>
                 <w:b/>
                 <w:color w:val="000000"/>
+                <w:sz w:val="18"/>
               </w:rPr>
               <w:t>具体 Sheet / 字段</w:t>
             </w:r>
@@ -16217,6 +16235,9 @@
           </w:tcPr>
           <w:p>
             <w:r>
+              <w:rPr>
+                <w:sz w:val="18"/>
+              </w:rPr>
               <w:t>渠道净收入、毛利、客单价</w:t>
             </w:r>
           </w:p>
@@ -16234,6 +16255,9 @@
           </w:tcPr>
           <w:p>
             <w:r>
+              <w:rPr>
+                <w:sz w:val="18"/>
+              </w:rPr>
               <w:t>《2026H1渠道销售明细.xlsx》</w:t>
             </w:r>
           </w:p>
@@ -16251,6 +16275,9 @@
           </w:tcPr>
           <w:p>
             <w:r>
+              <w:rPr>
+                <w:sz w:val="18"/>
+              </w:rPr>
               <w:t>渠道月度汇总 Sheet(净收入/毛利/客单价)</w:t>
             </w:r>
           </w:p>
@@ -16270,6 +16297,9 @@
           </w:tcPr>
           <w:p>
             <w:r>
+              <w:rPr>
+                <w:sz w:val="18"/>
+              </w:rPr>
               <w:t>渠道费用与渠道净利</w:t>
             </w:r>
           </w:p>
@@ -16287,6 +16317,9 @@
           </w:tcPr>
           <w:p>
             <w:r>
+              <w:rPr>
+                <w:sz w:val="18"/>
+              </w:rPr>
               <w:t>《2026H1线上投放与平台费用.xlsx》</w:t>
             </w:r>
           </w:p>
@@ -16304,6 +16337,9 @@
           </w:tcPr>
           <w:p>
             <w:r>
+              <w:rPr>
+                <w:sz w:val="18"/>
+              </w:rPr>
               <w:t>渠道月度费用 Sheet(广告费/平台佣金/履约费/费用合计/渠道净利)</w:t>
             </w:r>
           </w:p>
@@ -16323,6 +16359,9 @@
           </w:tcPr>
           <w:p>
             <w:r>
+              <w:rPr>
+                <w:sz w:val="18"/>
+              </w:rPr>
               <w:t>投放 ROI</w:t>
             </w:r>
           </w:p>
@@ -16340,6 +16379,9 @@
           </w:tcPr>
           <w:p>
             <w:r>
+              <w:rPr>
+                <w:sz w:val="18"/>
+              </w:rPr>
               <w:t>《2026H1线上投放与平台费用.xlsx》</w:t>
             </w:r>
           </w:p>
@@ -16357,6 +16399,9 @@
           </w:tcPr>
           <w:p>
             <w:r>
+              <w:rPr>
+                <w:sz w:val="18"/>
+              </w:rPr>
               <w:t>投放明细 Sheet(支付金额 ÷ 投放金额)</w:t>
             </w:r>
           </w:p>
@@ -16376,6 +16421,9 @@
           </w:tcPr>
           <w:p>
             <w:r>
+              <w:rPr>
+                <w:sz w:val="18"/>
+              </w:rPr>
               <w:t>门店到店销售、坪效、租售比</w:t>
             </w:r>
           </w:p>
@@ -16393,6 +16441,9 @@
           </w:tcPr>
           <w:p>
             <w:r>
+              <w:rPr>
+                <w:sz w:val="18"/>
+              </w:rPr>
               <w:t>《2026H1门店经营台账.xlsx》</w:t>
             </w:r>
           </w:p>
@@ -16410,6 +16461,9 @@
           </w:tcPr>
           <w:p>
             <w:r>
+              <w:rPr>
+                <w:sz w:val="18"/>
+              </w:rPr>
               <w:t>门店月度经营 Sheet(到店销售额)、门店费用 Sheet(租金及物业费)、门店基础信息 Sheet(营业面积/面积是否调整)</w:t>
             </w:r>
           </w:p>
@@ -16429,6 +16483,9 @@
           </w:tcPr>
           <w:p>
             <w:r>
+              <w:rPr>
+                <w:sz w:val="18"/>
+              </w:rPr>
               <w:t>门店 O2O 履约贡献</w:t>
             </w:r>
           </w:p>
@@ -16446,6 +16503,9 @@
           </w:tcPr>
           <w:p>
             <w:r>
+              <w:rPr>
+                <w:sz w:val="18"/>
+              </w:rPr>
               <w:t>《2026H1渠道销售明细.xlsx》 + 《2026H1门店经营台账.xlsx》 交叉聚合</w:t>
             </w:r>
           </w:p>
@@ -16463,6 +16523,9 @@
           </w:tcPr>
           <w:p>
             <w:r>
+              <w:rPr>
+                <w:sz w:val="18"/>
+              </w:rPr>
               <w:t>渠道销售明细 Sheet(发货方式 ∈ {门店发货,到店自提} 的净收入)</w:t>
             </w:r>
           </w:p>
@@ -16482,6 +16545,9 @@
           </w:tcPr>
           <w:p>
             <w:r>
+              <w:rPr>
+                <w:sz w:val="18"/>
+              </w:rPr>
               <w:t>门店分级与调整建议</w:t>
             </w:r>
           </w:p>
@@ -16499,6 +16565,9 @@
           </w:tcPr>
           <w:p>
             <w:r>
+              <w:rPr>
+                <w:sz w:val="18"/>
+              </w:rPr>
               <w:t>《渠道与门店管理策略.docx》</w:t>
             </w:r>
           </w:p>
@@ -16516,6 +16585,9 @@
           </w:tcPr>
           <w:p>
             <w:r>
+              <w:rPr>
+                <w:sz w:val="18"/>
+              </w:rPr>
               <w:t>第 2 章门店分级标准(2.1–2.3)、第 6 章闭店与改造条件(6.1–6.4)</w:t>
             </w:r>
           </w:p>
@@ -16535,6 +16607,9 @@
           </w:tcPr>
           <w:p>
             <w:r>
+              <w:rPr>
+                <w:sz w:val="18"/>
+              </w:rPr>
               <w:t>闭店约束(租期/违约金)</w:t>
             </w:r>
           </w:p>
@@ -16552,6 +16627,9 @@
           </w:tcPr>
           <w:p>
             <w:r>
+              <w:rPr>
+                <w:sz w:val="18"/>
+              </w:rPr>
               <w:t>《华东区门店租约汇总.docx》</w:t>
             </w:r>
           </w:p>
@@ -16569,6 +16647,9 @@
           </w:tcPr>
           <w:p>
             <w:r>
+              <w:rPr>
+                <w:sz w:val="18"/>
+              </w:rPr>
               <w:t>逐门店:租期结束、闭店条件</w:t>
             </w:r>
           </w:p>
@@ -16588,6 +16669,9 @@
           </w:tcPr>
           <w:p>
             <w:r>
+              <w:rPr>
+                <w:sz w:val="18"/>
+              </w:rPr>
               <w:t>促销 ROI 与类型效果</w:t>
             </w:r>
           </w:p>
@@ -16605,6 +16689,9 @@
           </w:tcPr>
           <w:p>
             <w:r>
+              <w:rPr>
+                <w:sz w:val="18"/>
+              </w:rPr>
               <w:t>《2026H1促销活动记录.xlsx》</w:t>
             </w:r>
           </w:p>
@@ -16622,6 +16709,9 @@
           </w:tcPr>
           <w:p>
             <w:r>
+              <w:rPr>
+                <w:sz w:val="18"/>
+              </w:rPr>
               <w:t>活动效果 Sheet(增量毛利/ROI)、活动清单 Sheet(活动类型/实际费用)</w:t>
             </w:r>
           </w:p>
@@ -16641,6 +16731,9 @@
           </w:tcPr>
           <w:p>
             <w:r>
+              <w:rPr>
+                <w:sz w:val="18"/>
+              </w:rPr>
               <w:t>会员结构、复购与跨渠道</w:t>
             </w:r>
           </w:p>
@@ -16658,6 +16751,9 @@
           </w:tcPr>
           <w:p>
             <w:r>
+              <w:rPr>
+                <w:sz w:val="18"/>
+              </w:rPr>
               <w:t>《2026H1会员与跨渠道订单.xlsx》</w:t>
             </w:r>
           </w:p>
@@ -16675,6 +16771,9 @@
           </w:tcPr>
           <w:p>
             <w:r>
+              <w:rPr>
+                <w:sz w:val="18"/>
+              </w:rPr>
               <w:t>会员基础/会员订单/跨渠道行为 Sheet</w:t>
             </w:r>
           </w:p>
@@ -16694,6 +16793,9 @@
           </w:tcPr>
           <w:p>
             <w:r>
+              <w:rPr>
+                <w:sz w:val="18"/>
+              </w:rPr>
               <w:t>SKU 成本与品类等级</w:t>
             </w:r>
           </w:p>
@@ -16711,6 +16813,9 @@
           </w:tcPr>
           <w:p>
             <w:r>
+              <w:rPr>
+                <w:sz w:val="18"/>
+              </w:rPr>
               <w:t>《SKU主数据.xlsx》</w:t>
             </w:r>
           </w:p>
@@ -16728,6 +16833,9 @@
           </w:tcPr>
           <w:p>
             <w:r>
+              <w:rPr>
+                <w:sz w:val="18"/>
+              </w:rPr>
               <w:t>SKU主数据 Sheet(单位成本/标准标价/品类等级)</w:t>
             </w:r>
           </w:p>
@@ -16747,6 +16855,9 @@
           </w:tcPr>
           <w:p>
             <w:r>
+              <w:rPr>
+                <w:sz w:val="18"/>
+              </w:rPr>
               <w:t>6 月退款与数据提取时点</w:t>
             </w:r>
           </w:p>
@@ -16764,6 +16875,9 @@
           </w:tcPr>
           <w:p>
             <w:r>
+              <w:rPr>
+                <w:sz w:val="18"/>
+              </w:rPr>
               <w:t>《2026H1渠道销售明细.xlsx》 渠道退款明细 Sheet</w:t>
             </w:r>
           </w:p>
@@ -16781,6 +16895,9 @@
           </w:tcPr>
           <w:p>
             <w:r>
+              <w:rPr>
+                <w:sz w:val="18"/>
+              </w:rPr>
               <w:t>《渠道与门店管理策略.docx》第 4.11 条(提取时点 2026-06-25)</w:t>
             </w:r>
           </w:p>
@@ -16800,6 +16917,9 @@
           </w:tcPr>
           <w:p>
             <w:r>
+              <w:rPr>
+                <w:sz w:val="18"/>
+              </w:rPr>
               <w:t>门店费用与人力口径</w:t>
             </w:r>
           </w:p>
@@ -16817,6 +16937,9 @@
           </w:tcPr>
           <w:p>
             <w:r>
+              <w:rPr>
+                <w:sz w:val="18"/>
+              </w:rPr>
               <w:t>《2026H1门店经营台账.xlsx》</w:t>
             </w:r>
           </w:p>
@@ -16834,6 +16957,9 @@
           </w:tcPr>
           <w:p>
             <w:r>
+              <w:rPr>
+                <w:sz w:val="18"/>
+              </w:rPr>
               <w:t>门店费用 Sheet(人力/营销/水电/履约包装/其他/折旧摊销;第 4.8 条只到费用级)</w:t>
             </w:r>
           </w:p>
@@ -16853,6 +16979,9 @@
           </w:tcPr>
           <w:p>
             <w:r>
+              <w:rPr>
+                <w:sz w:val="18"/>
+              </w:rPr>
               <w:t>H2 促销节奏与建议投入</w:t>
             </w:r>
           </w:p>
@@ -16870,7 +16999,10 @@
           </w:tcPr>
           <w:p>
             <w:r>
-              <w:t>《2026H1促销活动记录.xlsx》 + Query 交付物 4</w:t>
+              <w:rPr>
+                <w:sz w:val="18"/>
+              </w:rPr>
+              <w:t>《2026H1促销活动记录.xlsx》 + 《促销组合优化建议.xlsx》</w:t>
             </w:r>
           </w:p>
         </w:tc>
@@ -16887,6 +17019,9 @@
           </w:tcPr>
           <w:p>
             <w:r>
+              <w:rPr>
+                <w:sz w:val="18"/>
+              </w:rPr>
               <w:t>活动效果 Sheet(ROI)、活动清单 Sheet(实际费用);H2 金额为建议值(A-012)</w:t>
             </w:r>
           </w:p>
@@ -16906,6 +17041,9 @@
           </w:tcPr>
           <w:p>
             <w:r>
+              <w:rPr>
+                <w:sz w:val="18"/>
+              </w:rPr>
               <w:t>即时配送与履约归属口径</w:t>
             </w:r>
           </w:p>
@@ -16923,6 +17061,9 @@
           </w:tcPr>
           <w:p>
             <w:r>
+              <w:rPr>
+                <w:sz w:val="18"/>
+              </w:rPr>
               <w:t>《2026H1渠道销售明细.xlsx》</w:t>
             </w:r>
           </w:p>
@@ -16940,6 +17081,9 @@
           </w:tcPr>
           <w:p>
             <w:r>
+              <w:rPr>
+                <w:sz w:val="18"/>
+              </w:rPr>
               <w:t>渠道销售明细 Sheet(`发货方式`/`渠道ID`);口径见 A-013</w:t>
             </w:r>
           </w:p>
@@ -16959,6 +17103,9 @@
           </w:tcPr>
           <w:p>
             <w:r>
+              <w:rPr>
+                <w:sz w:val="18"/>
+              </w:rPr>
               <w:t>销售费用率定义</w:t>
             </w:r>
           </w:p>
@@ -16976,6 +17123,9 @@
           </w:tcPr>
           <w:p>
             <w:r>
+              <w:rPr>
+                <w:sz w:val="18"/>
+              </w:rPr>
               <w:t>《2026H1线上投放与平台费用.xlsx》</w:t>
             </w:r>
           </w:p>
@@ -16993,6 +17143,9 @@
           </w:tcPr>
           <w:p>
             <w:r>
+              <w:rPr>
+                <w:sz w:val="18"/>
+              </w:rPr>
               <w:t>渠道月度费用 Sheet(费用合计 ÷ 净收入);自定指标见 A-014</w:t>
             </w:r>
           </w:p>
@@ -17012,6 +17165,9 @@
           </w:tcPr>
           <w:p>
             <w:r>
+              <w:rPr>
+                <w:sz w:val="18"/>
+              </w:rPr>
               <w:t>渠道 H2 投入方向与幅度阈值</w:t>
             </w:r>
           </w:p>
@@ -17029,6 +17185,9 @@
           </w:tcPr>
           <w:p>
             <w:r>
+              <w:rPr>
+                <w:sz w:val="18"/>
+              </w:rPr>
               <w:t>《渠道与门店管理策略.docx》</w:t>
             </w:r>
           </w:p>
@@ -17046,6 +17205,9 @@
           </w:tcPr>
           <w:p>
             <w:r>
+              <w:rPr>
+                <w:sz w:val="18"/>
+              </w:rPr>
               <w:t>第 1.1–1.3 条仅规定渠道定位与平台利润分级;投入阈值为本报告自定,见 A-019</w:t>
             </w:r>
           </w:p>
@@ -17065,6 +17227,9 @@
           </w:tcPr>
           <w:p>
             <w:r>
+              <w:rPr>
+                <w:sz w:val="18"/>
+              </w:rPr>
               <w:t>季节性 SKU 适销期</w:t>
             </w:r>
           </w:p>
@@ -17082,6 +17247,9 @@
           </w:tcPr>
           <w:p>
             <w:r>
+              <w:rPr>
+                <w:sz w:val="18"/>
+              </w:rPr>
               <w:t>《SKU主数据.xlsx》</w:t>
             </w:r>
           </w:p>
@@ -17099,6 +17267,9 @@
           </w:tcPr>
           <w:p>
             <w:r>
+              <w:rPr>
+                <w:sz w:val="18"/>
+              </w:rPr>
               <w:t>`状态`=季节性的 SKU;适销期字段缺失,见 A-017</w:t>
             </w:r>
           </w:p>
@@ -17118,6 +17289,9 @@
           </w:tcPr>
           <w:p>
             <w:r>
+              <w:rPr>
+                <w:sz w:val="18"/>
+              </w:rPr>
               <w:t>履约时效与节点容量</w:t>
             </w:r>
           </w:p>
@@ -17135,6 +17309,9 @@
           </w:tcPr>
           <w:p>
             <w:r>
+              <w:rPr>
+                <w:sz w:val="18"/>
+              </w:rPr>
               <w:t>2026H1 全部附件</w:t>
             </w:r>
           </w:p>
@@ -17152,6 +17329,9 @@
           </w:tcPr>
           <w:p>
             <w:r>
+              <w:rPr>
+                <w:sz w:val="18"/>
+              </w:rPr>
               <w:t>无配送时长/半径/容量字段,见 A-018</w:t>
             </w:r>
           </w:p>
@@ -17171,6 +17351,9 @@
           </w:tcPr>
           <w:p>
             <w:r>
+              <w:rPr>
+                <w:sz w:val="18"/>
+              </w:rPr>
               <w:t>噪音附件与历史快照</w:t>
             </w:r>
           </w:p>
@@ -17188,6 +17371,9 @@
           </w:tcPr>
           <w:p>
             <w:r>
+              <w:rPr>
+                <w:sz w:val="18"/>
+              </w:rPr>
               <w:t>《旧版门店清单_2024.xlsx》</w:t>
             </w:r>
           </w:p>
@@ -17205,7 +17391,196 @@
           </w:tcPr>
           <w:p>
             <w:r>
+              <w:rPr>
+                <w:sz w:val="18"/>
+              </w:rPr>
               <w:t>2024 年历史快照(37 营业/8 关闭/5 调整);仅作主键沿革对照,不纳入任何指标计算</w:t>
+            </w:r>
+          </w:p>
+        </w:tc>
+      </w:tr>
+      <w:tr>
+        <w:tc>
+          <w:tcPr>
+            <w:tcW w:type="dxa" w:w="2880"/>
+            <w:vAlign w:val="center"/>
+            <w:tcBorders>
+              <w:top w:val="single" w:sz="6" w:space="0" w:color="D9D9D9"/>
+              <w:left w:val="single" w:sz="6" w:space="0" w:color="D9D9D9"/>
+              <w:bottom w:val="single" w:sz="6" w:space="0" w:color="D9D9D9"/>
+              <w:right w:val="single" w:sz="6" w:space="0" w:color="D9D9D9"/>
+            </w:tcBorders>
+          </w:tcPr>
+          <w:p>
+            <w:r>
+              <w:rPr>
+                <w:sz w:val="18"/>
+              </w:rPr>
+              <w:t>异常清单严重度判定口径</w:t>
+            </w:r>
+          </w:p>
+        </w:tc>
+        <w:tc>
+          <w:tcPr>
+            <w:tcW w:type="dxa" w:w="2880"/>
+            <w:vAlign w:val="center"/>
+            <w:tcBorders>
+              <w:top w:val="single" w:sz="6" w:space="0" w:color="D9D9D9"/>
+              <w:left w:val="single" w:sz="6" w:space="0" w:color="D9D9D9"/>
+              <w:bottom w:val="single" w:sz="6" w:space="0" w:color="D9D9D9"/>
+              <w:right w:val="single" w:sz="6" w:space="0" w:color="D9D9D9"/>
+            </w:tcBorders>
+          </w:tcPr>
+          <w:p>
+            <w:r>
+              <w:rPr>
+                <w:sz w:val="18"/>
+              </w:rPr>
+              <w:t>本报告口径说明</w:t>
+            </w:r>
+          </w:p>
+        </w:tc>
+        <w:tc>
+          <w:tcPr>
+            <w:tcW w:type="dxa" w:w="2880"/>
+            <w:vAlign w:val="center"/>
+            <w:tcBorders>
+              <w:top w:val="single" w:sz="6" w:space="0" w:color="D9D9D9"/>
+              <w:left w:val="single" w:sz="6" w:space="0" w:color="D9D9D9"/>
+              <w:bottom w:val="single" w:sz="6" w:space="0" w:color="D9D9D9"/>
+              <w:right w:val="single" w:sz="6" w:space="0" w:color="D9D9D9"/>
+            </w:tcBorders>
+          </w:tcPr>
+          <w:p>
+            <w:r>
+              <w:rPr>
+                <w:sz w:val="18"/>
+              </w:rPr>
+              <w:t>高=改变核心结论/名单/重要金额;中=影响可信度需返工核验;低=影响完备性或可复核性;同类问题同档</w:t>
+            </w:r>
+          </w:p>
+        </w:tc>
+      </w:tr>
+      <w:tr>
+        <w:tc>
+          <w:tcPr>
+            <w:tcW w:type="dxa" w:w="2880"/>
+            <w:vAlign w:val="center"/>
+            <w:tcBorders>
+              <w:top w:val="single" w:sz="6" w:space="0" w:color="D9D9D9"/>
+              <w:left w:val="single" w:sz="6" w:space="0" w:color="D9D9D9"/>
+              <w:bottom w:val="single" w:sz="6" w:space="0" w:color="D9D9D9"/>
+              <w:right w:val="single" w:sz="6" w:space="0" w:color="D9D9D9"/>
+            </w:tcBorders>
+          </w:tcPr>
+          <w:p>
+            <w:r>
+              <w:rPr>
+                <w:sz w:val="18"/>
+              </w:rPr>
+              <w:t>到店运营与库存指标</w:t>
+            </w:r>
+          </w:p>
+        </w:tc>
+        <w:tc>
+          <w:tcPr>
+            <w:tcW w:type="dxa" w:w="2880"/>
+            <w:vAlign w:val="center"/>
+            <w:tcBorders>
+              <w:top w:val="single" w:sz="6" w:space="0" w:color="D9D9D9"/>
+              <w:left w:val="single" w:sz="6" w:space="0" w:color="D9D9D9"/>
+              <w:bottom w:val="single" w:sz="6" w:space="0" w:color="D9D9D9"/>
+              <w:right w:val="single" w:sz="6" w:space="0" w:color="D9D9D9"/>
+            </w:tcBorders>
+          </w:tcPr>
+          <w:p>
+            <w:r>
+              <w:rPr>
+                <w:sz w:val="18"/>
+              </w:rPr>
+              <w:t>《2026H1门店经营台账.xlsx》</w:t>
+            </w:r>
+          </w:p>
+        </w:tc>
+        <w:tc>
+          <w:tcPr>
+            <w:tcW w:type="dxa" w:w="2880"/>
+            <w:vAlign w:val="center"/>
+            <w:tcBorders>
+              <w:top w:val="single" w:sz="6" w:space="0" w:color="D9D9D9"/>
+              <w:left w:val="single" w:sz="6" w:space="0" w:color="D9D9D9"/>
+              <w:bottom w:val="single" w:sz="6" w:space="0" w:color="D9D9D9"/>
+              <w:right w:val="single" w:sz="6" w:space="0" w:color="D9D9D9"/>
+            </w:tcBorders>
+          </w:tcPr>
+          <w:p>
+            <w:r>
+              <w:rPr>
+                <w:sz w:val="18"/>
+              </w:rPr>
+              <w:t>门店月度经营 Sheet(`进店客流`/`连带率`/`缺货率`/`损耗率`/`库存周转天数`)、门店库存 Sheet(`售罄率`/`滞销金额`);不参与分级,用于整改短板识别</w:t>
+            </w:r>
+          </w:p>
+        </w:tc>
+      </w:tr>
+      <w:tr>
+        <w:tc>
+          <w:tcPr>
+            <w:tcW w:type="dxa" w:w="2880"/>
+            <w:vAlign w:val="center"/>
+            <w:tcBorders>
+              <w:top w:val="single" w:sz="6" w:space="0" w:color="D9D9D9"/>
+              <w:left w:val="single" w:sz="6" w:space="0" w:color="D9D9D9"/>
+              <w:bottom w:val="single" w:sz="6" w:space="0" w:color="D9D9D9"/>
+              <w:right w:val="single" w:sz="6" w:space="0" w:color="D9D9D9"/>
+            </w:tcBorders>
+          </w:tcPr>
+          <w:p>
+            <w:r>
+              <w:rPr>
+                <w:sz w:val="18"/>
+              </w:rPr>
+              <w:t>业态转换前置条件</w:t>
+            </w:r>
+          </w:p>
+        </w:tc>
+        <w:tc>
+          <w:tcPr>
+            <w:tcW w:type="dxa" w:w="2880"/>
+            <w:vAlign w:val="center"/>
+            <w:tcBorders>
+              <w:top w:val="single" w:sz="6" w:space="0" w:color="D9D9D9"/>
+              <w:left w:val="single" w:sz="6" w:space="0" w:color="D9D9D9"/>
+              <w:bottom w:val="single" w:sz="6" w:space="0" w:color="D9D9D9"/>
+              <w:right w:val="single" w:sz="6" w:space="0" w:color="D9D9D9"/>
+            </w:tcBorders>
+          </w:tcPr>
+          <w:p>
+            <w:r>
+              <w:rPr>
+                <w:sz w:val="18"/>
+              </w:rPr>
+              <w:t>《渠道与门店管理策略.docx》 + 《华东区门店租约汇总.docx》</w:t>
+            </w:r>
+          </w:p>
+        </w:tc>
+        <w:tc>
+          <w:tcPr>
+            <w:tcW w:type="dxa" w:w="2880"/>
+            <w:vAlign w:val="center"/>
+            <w:tcBorders>
+              <w:top w:val="single" w:sz="6" w:space="0" w:color="D9D9D9"/>
+              <w:left w:val="single" w:sz="6" w:space="0" w:color="D9D9D9"/>
+              <w:bottom w:val="single" w:sz="6" w:space="0" w:color="D9D9D9"/>
+              <w:right w:val="single" w:sz="6" w:space="0" w:color="D9D9D9"/>
+            </w:tcBorders>
+          </w:tcPr>
+          <w:p>
+            <w:r>
+              <w:rPr>
+                <w:sz w:val="18"/>
+              </w:rPr>
+              <w:t>第 6.2 条转换条件;许可/改造投入/节点容量核验后的条件性执行,见 A-015</w:t>
             </w:r>
           </w:p>
         </w:tc>

--- a/output/2026H2 渠道与门店经营策略报告.docx
+++ b/output/2026H2 渠道与门店经营策略报告.docx
@@ -98,7 +98,7 @@
     </w:p>
     <w:p>
       <w:r>
-        <w:t>【已确认事实】本报告全部关键数字来自 9 个附件,可回指文件、Sheet 与字段(见附录);《异常与待核清单.xlsx》共登记 19 条异常与待核事项,其中影响 H2 决策的高优先事项包括:6 月退款不完整、面积调整门店坪效口径、门店费用只到费用级、无 H2 活动日历与已批准预算上限。【待核事项】H2 全部金额为建议值或条件性方案,以集团预算审批与待核事项关闭为生效前提。</w:t>
+        <w:t>【已确认事实】本报告全部关键数字来自 9 个附件,可回指文件、Sheet 与字段(见附录);《异常与待核清单.xlsx》共登记 20 条异常与待核事项,其中影响 H2 决策的高优先事项包括:6 月退款不完整、面积调整门店坪效口径、门店费用只到费用级、无 H2 活动日历与已批准预算上限。【待核事项】H2 全部金额为建议值或条件性方案,以集团预算审批与待核事项关闭为生效前提。</w:t>
       </w:r>
     </w:p>
     <w:p>
@@ -108,7 +108,7 @@
     </w:p>
     <w:p>
       <w:r>
-        <w:t>【口径说明】《异常与待核清单.xlsx》`严重度(高/中/低)` 的判定口径:会改变核心结论、主要名单或重要金额的为「高」;影响结论可信度、需要返工核验但不动摇主要结论的为「中」;仅影响完备性或可复核性的为「低」。同一类问题按同一影响类别取同一档,判定可逐条复核(见《数据血缘说明.md》第六节)。</w:t>
+        <w:t>【口径说明】《异常与待核清单.xlsx》`严重度(高/中/低)` 的判定口径:会改变核心结论、主要名单或重要金额的为「高」;影响结论可信度、需要返工核验但不动摇主要结论的为「中」;仅影响完备性或可复核性的为「低」。同一类问题按同一影响类别取同一档,判定可逐条复核:逐条依据见《异常与待核清单.xlsx》Sheet「异常清单」的 `影响范围`、`严重度(高/中/低)`、`披露依据` 三列;其中「高」档的制度来源为《渠道与门店管理策略.docx》第 4.11 条(2026-06 退款完整性不成立)与第 7.5 条(活动预算审批)。</w:t>
       </w:r>
     </w:p>
     <w:p>
@@ -1050,7 +1050,7 @@
         <w:pStyle w:val="ListBullet"/>
       </w:pPr>
       <w:r>
-        <w:t>天猫旗舰店(CH03):H1 净收入 2,041,902.26 元,毛利率 19.6%,销售费用率 34.5%,投放 ROI 2.01,渠道净利 -303,881.15 元;H2 方向「收缩」(-15%);主要风险:投入压缩可能带来短期销售回落,需以小流量试验校准弹性。</w:t>
+        <w:t>天猫旗舰店(CH03):H1 净收入 2,041,902.26 元,毛利率 19.6%,销售费用率 34.5%,投放 ROI 2.01,渠道净利 -303,881.15 元;H2 方向「收缩」(-15%);主要风险:投入压缩可能带来短期销售回落;需以小流量试验校准弹性,并保留高效活动与会员获取职能。</w:t>
       </w:r>
     </w:p>
     <w:p>
@@ -1058,7 +1058,7 @@
         <w:pStyle w:val="ListBullet"/>
       </w:pPr>
       <w:r>
-        <w:t>抖音小店(CH05):H1 净收入 1,563,966.84 元,毛利率 20.5%,销售费用率 37.8%,投放 ROI 1.83,渠道净利 -270,804.82 元;H2 方向「收缩」(-15%);主要风险:投入压缩可能带来短期销售回落,需以小流量试验校准弹性。</w:t>
+        <w:t>抖音小店(CH05):H1 净收入 1,563,966.84 元,毛利率 20.5%,销售费用率 37.8%,投放 ROI 1.83,渠道净利 -270,804.82 元;H2 方向「收缩」(-15%);主要风险:投入压缩可能带来短期销售回落;需以小流量试验校准弹性,并保留高效活动与会员获取职能。</w:t>
       </w:r>
     </w:p>
     <w:p>
@@ -1066,7 +1066,7 @@
         <w:pStyle w:val="ListBullet"/>
       </w:pPr>
       <w:r>
-        <w:t>京东自营(CH04):H1 净收入 1,162,383.18 元,毛利率 20.6%,销售费用率 26.5%,投放 ROI 3.04,渠道净利 -68,299.14 元;H2 方向「维持」(+0%);主要风险:投入压缩可能带来短期销售回落,需以小流量试验校准弹性。</w:t>
+        <w:t>京东自营(CH04):H1 净收入 1,162,383.18 元,毛利率 20.6%,销售费用率 26.5%,投放 ROI 3.04,渠道净利 -68,299.14 元;H2 方向「维持」(0%);主要风险:费用结构未改善、亏损延续;若人群定向与退货售后、履约成本不优化,现有投入水平下该渠道仍将维持净亏损。</w:t>
       </w:r>
     </w:p>
     <w:p>
@@ -1074,7 +1074,7 @@
         <w:pStyle w:val="ListBullet"/>
       </w:pPr>
       <w:r>
-        <w:t>自营APP(CH01):H1 净收入 691,728.66 元,毛利率 18.5%,销售费用率 30.0%,投放 ROI 1.88,渠道净利 -79,554.70 元;H2 方向「维持」(+0%);主要风险:投入压缩可能带来短期销售回落,需以小流量试验校准弹性。</w:t>
+        <w:t>自营APP(CH01):H1 净收入 691,728.66 元,毛利率 18.5%,销售费用率 30.0%,投放 ROI 1.88,渠道净利 -79,554.70 元;H2 方向「维持」(0%);主要风险:费用结构未改善、亏损延续;若人群定向与退货售后、履约成本不优化,现有投入水平下该渠道仍将维持净亏损。</w:t>
       </w:r>
     </w:p>
     <w:p>
@@ -1082,7 +1082,7 @@
         <w:pStyle w:val="ListBullet"/>
       </w:pPr>
       <w:r>
-        <w:t>微信小程序(CH02):H1 净收入 411,486.74 元,毛利率 19.2%,销售费用率 13.8%,投放 ROI 4.74,渠道净利 21,985.36 元;H2 方向「增投」(+20%);主要风险:投入压缩可能带来短期销售回落,需以小流量试验校准弹性。</w:t>
+        <w:t>微信小程序(CH02):H1 净收入 411,486.74 元,毛利率 19.2%,销售费用率 13.8%,投放 ROI 4.74,渠道净利 21,985.36 元;H2 方向「增投」(+20%);主要风险:投放边际效率下降、承接能力(库存与自提/配送产能)不足,增投未必同比例带来净利改善;须以小步增量投放并同步校验承接能力。</w:t>
       </w:r>
     </w:p>
     <w:p>
@@ -1090,7 +1090,7 @@
         <w:pStyle w:val="ListBullet"/>
       </w:pPr>
       <w:r>
-        <w:t>美团闪购(CH06):H1 净收入 238,360.01 元,毛利率 20.2%,销售费用率 27.9%,投放 ROI 2.96,渠道净利 -18,284.65 元;H2 方向「维持」(+0%);主要风险:投入压缩可能带来短期销售回落,需以小流量试验校准弹性。</w:t>
+        <w:t>美团闪购(CH06):H1 净收入 238,360.01 元,毛利率 20.2%,销售费用率 27.9%,投放 ROI 2.96,渠道净利 -18,284.65 元;H2 方向「维持」(0%);主要风险:费用结构未改善、亏损延续;若人群定向与退货售后、履约成本不优化,现有投入水平下该渠道仍将维持净亏损。</w:t>
       </w:r>
     </w:p>
     <w:p/>
@@ -2025,7 +2025,7 @@
     </w:p>
     <w:p>
       <w:r>
-        <w:t>D 级门店 7 家中,2 家同时满足「租约在 2026H2 内到期」与「连续 6 个月 D 级」两项闭店条件,建议启动闭店评估;其余 D 级门店租约未到期,建议按转前置仓/自提点方向评估。</w:t>
+        <w:t>D 级门店 7 家,按第 6.1、6.2 条逐项判定如下:2 家(S017, S029)同时满足「租约在 2026H2 内到期」与「连续 6 个月 D 级」两项闭店条件,建议启动闭店评估;4 家(S012, S023, S028, S034)满足第 6.2 条「租售比连续 3 个月 &gt;35%」的逐月条件,建议按转前置仓或自提点方向评估;1 家(S033)逐月租售比未形成连续 3 个月 &gt;35%(最长连续 2 个月),不适用 6.2 条转换,列为 D 级整改候选,半年均值不用于转换判定。</w:t>
       </w:r>
     </w:p>
     <w:tbl>
@@ -2586,7 +2586,7 @@
           </w:tcPr>
           <w:p>
             <w:r>
-              <w:t>转前置仓或自提点</w:t>
+              <w:t>整改</w:t>
             </w:r>
           </w:p>
         </w:tc>
@@ -2779,7 +2779,7 @@
     </w:p>
     <w:p>
       <w:r>
-        <w:t>【已确认事实】42 家门店分级与调整建议全览:</w:t>
+        <w:t>【已确认事实】42 家门店分级与调整建议全览(按分级与到店坪效排序;面积调整门店 3 家(S006, S013, S031)的坪效标注「待核」并列于表末,不参与坪效排序):</w:t>
       </w:r>
     </w:p>
     <w:tbl>
@@ -3960,7 +3960,7 @@
           </w:tcPr>
           <w:p>
             <w:r>
-              <w:t>S006</w:t>
+              <w:t>S022</w:t>
             </w:r>
           </w:p>
         </w:tc>
@@ -3977,7 +3977,7 @@
           </w:tcPr>
           <w:p>
             <w:r>
-              <w:t>华东</w:t>
+              <w:t>华南</w:t>
             </w:r>
           </w:p>
         </w:tc>
@@ -3994,7 +3994,7 @@
           </w:tcPr>
           <w:p>
             <w:r>
-              <w:t>南京</w:t>
+              <w:t>广州</w:t>
             </w:r>
           </w:p>
         </w:tc>
@@ -4011,7 +4011,7 @@
           </w:tcPr>
           <w:p>
             <w:r>
-              <w:t>81</w:t>
+              <w:t>74</w:t>
             </w:r>
           </w:p>
         </w:tc>
@@ -4028,7 +4028,7 @@
           </w:tcPr>
           <w:p>
             <w:r>
-              <w:t>3802</w:t>
+              <w:t>3659</w:t>
             </w:r>
           </w:p>
         </w:tc>
@@ -4045,7 +4045,7 @@
           </w:tcPr>
           <w:p>
             <w:r>
-              <w:t>8.4%</w:t>
+              <w:t>20.5%</w:t>
             </w:r>
           </w:p>
         </w:tc>
@@ -4098,7 +4098,7 @@
           </w:tcPr>
           <w:p>
             <w:r>
-              <w:t>S022</w:t>
+              <w:t>S038</w:t>
             </w:r>
           </w:p>
         </w:tc>
@@ -4115,7 +4115,7 @@
           </w:tcPr>
           <w:p>
             <w:r>
-              <w:t>华南</w:t>
+              <w:t>华北</w:t>
             </w:r>
           </w:p>
         </w:tc>
@@ -4132,7 +4132,7 @@
           </w:tcPr>
           <w:p>
             <w:r>
-              <w:t>广州</w:t>
+              <w:t>北京</w:t>
             </w:r>
           </w:p>
         </w:tc>
@@ -4149,7 +4149,7 @@
           </w:tcPr>
           <w:p>
             <w:r>
-              <w:t>74</w:t>
+              <w:t>76</w:t>
             </w:r>
           </w:p>
         </w:tc>
@@ -4166,7 +4166,7 @@
           </w:tcPr>
           <w:p>
             <w:r>
-              <w:t>3659</w:t>
+              <w:t>3625</w:t>
             </w:r>
           </w:p>
         </w:tc>
@@ -4183,7 +4183,7 @@
           </w:tcPr>
           <w:p>
             <w:r>
-              <w:t>20.5%</w:t>
+              <w:t>12.1%</w:t>
             </w:r>
           </w:p>
         </w:tc>
@@ -4236,7 +4236,7 @@
           </w:tcPr>
           <w:p>
             <w:r>
-              <w:t>S038</w:t>
+              <w:t>S040</w:t>
             </w:r>
           </w:p>
         </w:tc>
@@ -4270,7 +4270,7 @@
           </w:tcPr>
           <w:p>
             <w:r>
-              <w:t>北京</w:t>
+              <w:t>石家庄</w:t>
             </w:r>
           </w:p>
         </w:tc>
@@ -4287,7 +4287,7 @@
           </w:tcPr>
           <w:p>
             <w:r>
-              <w:t>76</w:t>
+              <w:t>84</w:t>
             </w:r>
           </w:p>
         </w:tc>
@@ -4304,7 +4304,7 @@
           </w:tcPr>
           <w:p>
             <w:r>
-              <w:t>3625</w:t>
+              <w:t>3614</w:t>
             </w:r>
           </w:p>
         </w:tc>
@@ -4321,7 +4321,7 @@
           </w:tcPr>
           <w:p>
             <w:r>
-              <w:t>12.1%</w:t>
+              <w:t>5.9%</w:t>
             </w:r>
           </w:p>
         </w:tc>
@@ -4374,7 +4374,7 @@
           </w:tcPr>
           <w:p>
             <w:r>
-              <w:t>S040</w:t>
+              <w:t>S005</w:t>
             </w:r>
           </w:p>
         </w:tc>
@@ -4391,7 +4391,7 @@
           </w:tcPr>
           <w:p>
             <w:r>
-              <w:t>华北</w:t>
+              <w:t>华东</w:t>
             </w:r>
           </w:p>
         </w:tc>
@@ -4408,7 +4408,7 @@
           </w:tcPr>
           <w:p>
             <w:r>
-              <w:t>石家庄</w:t>
+              <w:t>苏州</w:t>
             </w:r>
           </w:p>
         </w:tc>
@@ -4425,7 +4425,7 @@
           </w:tcPr>
           <w:p>
             <w:r>
-              <w:t>84</w:t>
+              <w:t>79</w:t>
             </w:r>
           </w:p>
         </w:tc>
@@ -4442,7 +4442,7 @@
           </w:tcPr>
           <w:p>
             <w:r>
-              <w:t>3614</w:t>
+              <w:t>3471</w:t>
             </w:r>
           </w:p>
         </w:tc>
@@ -4459,7 +4459,7 @@
           </w:tcPr>
           <w:p>
             <w:r>
-              <w:t>5.9%</w:t>
+              <w:t>17.2%</w:t>
             </w:r>
           </w:p>
         </w:tc>
@@ -4512,7 +4512,7 @@
           </w:tcPr>
           <w:p>
             <w:r>
-              <w:t>S005</w:t>
+              <w:t>S019</w:t>
             </w:r>
           </w:p>
         </w:tc>
@@ -4529,7 +4529,7 @@
           </w:tcPr>
           <w:p>
             <w:r>
-              <w:t>华东</w:t>
+              <w:t>华南</w:t>
             </w:r>
           </w:p>
         </w:tc>
@@ -4546,7 +4546,7 @@
           </w:tcPr>
           <w:p>
             <w:r>
-              <w:t>苏州</w:t>
+              <w:t>福州</w:t>
             </w:r>
           </w:p>
         </w:tc>
@@ -4563,7 +4563,7 @@
           </w:tcPr>
           <w:p>
             <w:r>
-              <w:t>79</w:t>
+              <w:t>94</w:t>
             </w:r>
           </w:p>
         </w:tc>
@@ -4580,7 +4580,7 @@
           </w:tcPr>
           <w:p>
             <w:r>
-              <w:t>3471</w:t>
+              <w:t>3375</w:t>
             </w:r>
           </w:p>
         </w:tc>
@@ -4597,7 +4597,7 @@
           </w:tcPr>
           <w:p>
             <w:r>
-              <w:t>17.2%</w:t>
+              <w:t>8.3%</w:t>
             </w:r>
           </w:p>
         </w:tc>
@@ -4650,7 +4650,7 @@
           </w:tcPr>
           <w:p>
             <w:r>
-              <w:t>S019</w:t>
+              <w:t>S042</w:t>
             </w:r>
           </w:p>
         </w:tc>
@@ -4667,7 +4667,7 @@
           </w:tcPr>
           <w:p>
             <w:r>
-              <w:t>华南</w:t>
+              <w:t>华北</w:t>
             </w:r>
           </w:p>
         </w:tc>
@@ -4684,7 +4684,7 @@
           </w:tcPr>
           <w:p>
             <w:r>
-              <w:t>福州</w:t>
+              <w:t>青岛</w:t>
             </w:r>
           </w:p>
         </w:tc>
@@ -4701,7 +4701,7 @@
           </w:tcPr>
           <w:p>
             <w:r>
-              <w:t>94</w:t>
+              <w:t>101</w:t>
             </w:r>
           </w:p>
         </w:tc>
@@ -4718,7 +4718,7 @@
           </w:tcPr>
           <w:p>
             <w:r>
-              <w:t>3375</w:t>
+              <w:t>3278</w:t>
             </w:r>
           </w:p>
         </w:tc>
@@ -4735,7 +4735,7 @@
           </w:tcPr>
           <w:p>
             <w:r>
-              <w:t>8.3%</w:t>
+              <w:t>15.4%</w:t>
             </w:r>
           </w:p>
         </w:tc>
@@ -4788,7 +4788,7 @@
           </w:tcPr>
           <w:p>
             <w:r>
-              <w:t>S042</w:t>
+              <w:t>S009</w:t>
             </w:r>
           </w:p>
         </w:tc>
@@ -4805,7 +4805,7 @@
           </w:tcPr>
           <w:p>
             <w:r>
-              <w:t>华北</w:t>
+              <w:t>华东</w:t>
             </w:r>
           </w:p>
         </w:tc>
@@ -4822,7 +4822,7 @@
           </w:tcPr>
           <w:p>
             <w:r>
-              <w:t>青岛</w:t>
+              <w:t>无锡</w:t>
             </w:r>
           </w:p>
         </w:tc>
@@ -4839,7 +4839,7 @@
           </w:tcPr>
           <w:p>
             <w:r>
-              <w:t>101</w:t>
+              <w:t>100</w:t>
             </w:r>
           </w:p>
         </w:tc>
@@ -4856,7 +4856,7 @@
           </w:tcPr>
           <w:p>
             <w:r>
-              <w:t>3278</w:t>
+              <w:t>3234</w:t>
             </w:r>
           </w:p>
         </w:tc>
@@ -4873,7 +4873,7 @@
           </w:tcPr>
           <w:p>
             <w:r>
-              <w:t>15.4%</w:t>
+              <w:t>6.4%</w:t>
             </w:r>
           </w:p>
         </w:tc>
@@ -4926,7 +4926,7 @@
           </w:tcPr>
           <w:p>
             <w:r>
-              <w:t>S009</w:t>
+              <w:t>S014</w:t>
             </w:r>
           </w:p>
         </w:tc>
@@ -4960,7 +4960,7 @@
           </w:tcPr>
           <w:p>
             <w:r>
-              <w:t>无锡</w:t>
+              <w:t>苏州</w:t>
             </w:r>
           </w:p>
         </w:tc>
@@ -4977,7 +4977,7 @@
           </w:tcPr>
           <w:p>
             <w:r>
-              <w:t>100</w:t>
+              <w:t>102</w:t>
             </w:r>
           </w:p>
         </w:tc>
@@ -4994,7 +4994,7 @@
           </w:tcPr>
           <w:p>
             <w:r>
-              <w:t>3234</w:t>
+              <w:t>2991</w:t>
             </w:r>
           </w:p>
         </w:tc>
@@ -5011,7 +5011,7 @@
           </w:tcPr>
           <w:p>
             <w:r>
-              <w:t>6.4%</w:t>
+              <w:t>10.0%</w:t>
             </w:r>
           </w:p>
         </w:tc>
@@ -5064,7 +5064,7 @@
           </w:tcPr>
           <w:p>
             <w:r>
-              <w:t>S014</w:t>
+              <w:t>S002</w:t>
             </w:r>
           </w:p>
         </w:tc>
@@ -5098,7 +5098,7 @@
           </w:tcPr>
           <w:p>
             <w:r>
-              <w:t>苏州</w:t>
+              <w:t>上海</w:t>
             </w:r>
           </w:p>
         </w:tc>
@@ -5115,7 +5115,7 @@
           </w:tcPr>
           <w:p>
             <w:r>
-              <w:t>102</w:t>
+              <w:t>85</w:t>
             </w:r>
           </w:p>
         </w:tc>
@@ -5132,7 +5132,7 @@
           </w:tcPr>
           <w:p>
             <w:r>
-              <w:t>2991</w:t>
+              <w:t>2972</w:t>
             </w:r>
           </w:p>
         </w:tc>
@@ -5149,7 +5149,7 @@
           </w:tcPr>
           <w:p>
             <w:r>
-              <w:t>10.0%</w:t>
+              <w:t>21.6%</w:t>
             </w:r>
           </w:p>
         </w:tc>
@@ -5202,7 +5202,7 @@
           </w:tcPr>
           <w:p>
             <w:r>
-              <w:t>S002</w:t>
+              <w:t>S024</w:t>
             </w:r>
           </w:p>
         </w:tc>
@@ -5219,7 +5219,7 @@
           </w:tcPr>
           <w:p>
             <w:r>
-              <w:t>华东</w:t>
+              <w:t>华南</w:t>
             </w:r>
           </w:p>
         </w:tc>
@@ -5236,7 +5236,7 @@
           </w:tcPr>
           <w:p>
             <w:r>
-              <w:t>上海</w:t>
+              <w:t>福州</w:t>
             </w:r>
           </w:p>
         </w:tc>
@@ -5253,7 +5253,7 @@
           </w:tcPr>
           <w:p>
             <w:r>
-              <w:t>85</w:t>
+              <w:t>111</w:t>
             </w:r>
           </w:p>
         </w:tc>
@@ -5270,7 +5270,7 @@
           </w:tcPr>
           <w:p>
             <w:r>
-              <w:t>2972</w:t>
+              <w:t>2957</w:t>
             </w:r>
           </w:p>
         </w:tc>
@@ -5287,7 +5287,7 @@
           </w:tcPr>
           <w:p>
             <w:r>
-              <w:t>21.6%</w:t>
+              <w:t>17.4%</w:t>
             </w:r>
           </w:p>
         </w:tc>
@@ -5340,7 +5340,7 @@
           </w:tcPr>
           <w:p>
             <w:r>
-              <w:t>S024</w:t>
+              <w:t>S030</w:t>
             </w:r>
           </w:p>
         </w:tc>
@@ -5374,7 +5374,7 @@
           </w:tcPr>
           <w:p>
             <w:r>
-              <w:t>福州</w:t>
+              <w:t>广州</w:t>
             </w:r>
           </w:p>
         </w:tc>
@@ -5391,7 +5391,7 @@
           </w:tcPr>
           <w:p>
             <w:r>
-              <w:t>111</w:t>
+              <w:t>126</w:t>
             </w:r>
           </w:p>
         </w:tc>
@@ -5408,7 +5408,7 @@
           </w:tcPr>
           <w:p>
             <w:r>
-              <w:t>2957</w:t>
+              <w:t>2756</w:t>
             </w:r>
           </w:p>
         </w:tc>
@@ -5425,7 +5425,7 @@
           </w:tcPr>
           <w:p>
             <w:r>
-              <w:t>17.4%</w:t>
+              <w:t>9.6%</w:t>
             </w:r>
           </w:p>
         </w:tc>
@@ -5478,7 +5478,7 @@
           </w:tcPr>
           <w:p>
             <w:r>
-              <w:t>S031</w:t>
+              <w:t>S037</w:t>
             </w:r>
           </w:p>
         </w:tc>
@@ -5512,7 +5512,7 @@
           </w:tcPr>
           <w:p>
             <w:r>
-              <w:t>北京</w:t>
+              <w:t>济南</w:t>
             </w:r>
           </w:p>
         </w:tc>
@@ -5529,7 +5529,7 @@
           </w:tcPr>
           <w:p>
             <w:r>
-              <w:t>64</w:t>
+              <w:t>129</w:t>
             </w:r>
           </w:p>
         </w:tc>
@@ -5546,7 +5546,7 @@
           </w:tcPr>
           <w:p>
             <w:r>
-              <w:t>2808</w:t>
+              <w:t>2710</w:t>
             </w:r>
           </w:p>
         </w:tc>
@@ -5563,7 +5563,7 @@
           </w:tcPr>
           <w:p>
             <w:r>
-              <w:t>27.2%</w:t>
+              <w:t>22.0%</w:t>
             </w:r>
           </w:p>
         </w:tc>
@@ -5616,7 +5616,7 @@
           </w:tcPr>
           <w:p>
             <w:r>
-              <w:t>S030</w:t>
+              <w:t>S025</w:t>
             </w:r>
           </w:p>
         </w:tc>
@@ -5650,7 +5650,7 @@
           </w:tcPr>
           <w:p>
             <w:r>
-              <w:t>广州</w:t>
+              <w:t>厦门</w:t>
             </w:r>
           </w:p>
         </w:tc>
@@ -5667,7 +5667,7 @@
           </w:tcPr>
           <w:p>
             <w:r>
-              <w:t>126</w:t>
+              <w:t>72</w:t>
             </w:r>
           </w:p>
         </w:tc>
@@ -5684,7 +5684,7 @@
           </w:tcPr>
           <w:p>
             <w:r>
-              <w:t>2756</w:t>
+              <w:t>2675</w:t>
             </w:r>
           </w:p>
         </w:tc>
@@ -5701,7 +5701,7 @@
           </w:tcPr>
           <w:p>
             <w:r>
-              <w:t>9.6%</w:t>
+              <w:t>7.2%</w:t>
             </w:r>
           </w:p>
         </w:tc>
@@ -5754,7 +5754,7 @@
           </w:tcPr>
           <w:p>
             <w:r>
-              <w:t>S037</w:t>
+              <w:t>S039</w:t>
             </w:r>
           </w:p>
         </w:tc>
@@ -5788,7 +5788,7 @@
           </w:tcPr>
           <w:p>
             <w:r>
-              <w:t>济南</w:t>
+              <w:t>青岛</w:t>
             </w:r>
           </w:p>
         </w:tc>
@@ -5805,7 +5805,7 @@
           </w:tcPr>
           <w:p>
             <w:r>
-              <w:t>129</w:t>
+              <w:t>118</w:t>
             </w:r>
           </w:p>
         </w:tc>
@@ -5822,7 +5822,7 @@
           </w:tcPr>
           <w:p>
             <w:r>
-              <w:t>2710</w:t>
+              <w:t>2521</w:t>
             </w:r>
           </w:p>
         </w:tc>
@@ -5839,7 +5839,7 @@
           </w:tcPr>
           <w:p>
             <w:r>
-              <w:t>22.0%</w:t>
+              <w:t>15.2%</w:t>
             </w:r>
           </w:p>
         </w:tc>
@@ -5892,7 +5892,7 @@
           </w:tcPr>
           <w:p>
             <w:r>
-              <w:t>S025</w:t>
+              <w:t>S020</w:t>
             </w:r>
           </w:p>
         </w:tc>
@@ -5926,7 +5926,7 @@
           </w:tcPr>
           <w:p>
             <w:r>
-              <w:t>厦门</w:t>
+              <w:t>南宁</w:t>
             </w:r>
           </w:p>
         </w:tc>
@@ -5943,7 +5943,7 @@
           </w:tcPr>
           <w:p>
             <w:r>
-              <w:t>72</w:t>
+              <w:t>136</w:t>
             </w:r>
           </w:p>
         </w:tc>
@@ -5960,7 +5960,7 @@
           </w:tcPr>
           <w:p>
             <w:r>
-              <w:t>2675</w:t>
+              <w:t>2492</w:t>
             </w:r>
           </w:p>
         </w:tc>
@@ -5977,7 +5977,7 @@
           </w:tcPr>
           <w:p>
             <w:r>
-              <w:t>7.2%</w:t>
+              <w:t>31.3%</w:t>
             </w:r>
           </w:p>
         </w:tc>
@@ -6030,7 +6030,7 @@
           </w:tcPr>
           <w:p>
             <w:r>
-              <w:t>S039</w:t>
+              <w:t>S015</w:t>
             </w:r>
           </w:p>
         </w:tc>
@@ -6047,7 +6047,7 @@
           </w:tcPr>
           <w:p>
             <w:r>
-              <w:t>华北</w:t>
+              <w:t>华东</w:t>
             </w:r>
           </w:p>
         </w:tc>
@@ -6064,7 +6064,7 @@
           </w:tcPr>
           <w:p>
             <w:r>
-              <w:t>青岛</w:t>
+              <w:t>上海</w:t>
             </w:r>
           </w:p>
         </w:tc>
@@ -6081,7 +6081,7 @@
           </w:tcPr>
           <w:p>
             <w:r>
-              <w:t>118</w:t>
+              <w:t>128</w:t>
             </w:r>
           </w:p>
         </w:tc>
@@ -6098,7 +6098,7 @@
           </w:tcPr>
           <w:p>
             <w:r>
-              <w:t>2521</w:t>
+              <w:t>2473</w:t>
             </w:r>
           </w:p>
         </w:tc>
@@ -6115,7 +6115,7 @@
           </w:tcPr>
           <w:p>
             <w:r>
-              <w:t>15.2%</w:t>
+              <w:t>7.7%</w:t>
             </w:r>
           </w:p>
         </w:tc>
@@ -6168,7 +6168,7 @@
           </w:tcPr>
           <w:p>
             <w:r>
-              <w:t>S020</w:t>
+              <w:t>S007</w:t>
             </w:r>
           </w:p>
         </w:tc>
@@ -6185,7 +6185,7 @@
           </w:tcPr>
           <w:p>
             <w:r>
-              <w:t>华南</w:t>
+              <w:t>华东</w:t>
             </w:r>
           </w:p>
         </w:tc>
@@ -6202,7 +6202,7 @@
           </w:tcPr>
           <w:p>
             <w:r>
-              <w:t>南宁</w:t>
+              <w:t>杭州</w:t>
             </w:r>
           </w:p>
         </w:tc>
@@ -6219,7 +6219,7 @@
           </w:tcPr>
           <w:p>
             <w:r>
-              <w:t>136</w:t>
+              <w:t>131</w:t>
             </w:r>
           </w:p>
         </w:tc>
@@ -6236,7 +6236,7 @@
           </w:tcPr>
           <w:p>
             <w:r>
-              <w:t>2492</w:t>
+              <w:t>2420</w:t>
             </w:r>
           </w:p>
         </w:tc>
@@ -6253,7 +6253,7 @@
           </w:tcPr>
           <w:p>
             <w:r>
-              <w:t>31.3%</w:t>
+              <w:t>13.6%</w:t>
             </w:r>
           </w:p>
         </w:tc>
@@ -6306,7 +6306,7 @@
           </w:tcPr>
           <w:p>
             <w:r>
-              <w:t>S015</w:t>
+              <w:t>S001</w:t>
             </w:r>
           </w:p>
         </w:tc>
@@ -6340,7 +6340,7 @@
           </w:tcPr>
           <w:p>
             <w:r>
-              <w:t>上海</w:t>
+              <w:t>杭州</w:t>
             </w:r>
           </w:p>
         </w:tc>
@@ -6357,7 +6357,7 @@
           </w:tcPr>
           <w:p>
             <w:r>
-              <w:t>128</w:t>
+              <w:t>135</w:t>
             </w:r>
           </w:p>
         </w:tc>
@@ -6374,7 +6374,7 @@
           </w:tcPr>
           <w:p>
             <w:r>
-              <w:t>2473</w:t>
+              <w:t>2376</w:t>
             </w:r>
           </w:p>
         </w:tc>
@@ -6391,7 +6391,7 @@
           </w:tcPr>
           <w:p>
             <w:r>
-              <w:t>7.7%</w:t>
+              <w:t>15.3%</w:t>
             </w:r>
           </w:p>
         </w:tc>
@@ -6444,7 +6444,7 @@
           </w:tcPr>
           <w:p>
             <w:r>
-              <w:t>S007</w:t>
+              <w:t>S021</w:t>
             </w:r>
           </w:p>
         </w:tc>
@@ -6461,7 +6461,7 @@
           </w:tcPr>
           <w:p>
             <w:r>
-              <w:t>华东</w:t>
+              <w:t>华南</w:t>
             </w:r>
           </w:p>
         </w:tc>
@@ -6478,7 +6478,7 @@
           </w:tcPr>
           <w:p>
             <w:r>
-              <w:t>杭州</w:t>
+              <w:t>厦门</w:t>
             </w:r>
           </w:p>
         </w:tc>
@@ -6495,7 +6495,7 @@
           </w:tcPr>
           <w:p>
             <w:r>
-              <w:t>131</w:t>
+              <w:t>81</w:t>
             </w:r>
           </w:p>
         </w:tc>
@@ -6512,7 +6512,7 @@
           </w:tcPr>
           <w:p>
             <w:r>
-              <w:t>2420</w:t>
+              <w:t>2347</w:t>
             </w:r>
           </w:p>
         </w:tc>
@@ -6529,7 +6529,7 @@
           </w:tcPr>
           <w:p>
             <w:r>
-              <w:t>13.6%</w:t>
+              <w:t>9.8%</w:t>
             </w:r>
           </w:p>
         </w:tc>
@@ -6582,7 +6582,7 @@
           </w:tcPr>
           <w:p>
             <w:r>
-              <w:t>S001</w:t>
+              <w:t>S010</w:t>
             </w:r>
           </w:p>
         </w:tc>
@@ -6616,7 +6616,7 @@
           </w:tcPr>
           <w:p>
             <w:r>
-              <w:t>杭州</w:t>
+              <w:t>上海</w:t>
             </w:r>
           </w:p>
         </w:tc>
@@ -6633,7 +6633,7 @@
           </w:tcPr>
           <w:p>
             <w:r>
-              <w:t>135</w:t>
+              <w:t>145</w:t>
             </w:r>
           </w:p>
         </w:tc>
@@ -6650,7 +6650,7 @@
           </w:tcPr>
           <w:p>
             <w:r>
-              <w:t>2376</w:t>
+              <w:t>2168</w:t>
             </w:r>
           </w:p>
         </w:tc>
@@ -6667,7 +6667,7 @@
           </w:tcPr>
           <w:p>
             <w:r>
-              <w:t>15.3%</w:t>
+              <w:t>25.7%</w:t>
             </w:r>
           </w:p>
         </w:tc>
@@ -6720,7 +6720,7 @@
           </w:tcPr>
           <w:p>
             <w:r>
-              <w:t>S021</w:t>
+              <w:t>S032</w:t>
             </w:r>
           </w:p>
         </w:tc>
@@ -6737,7 +6737,7 @@
           </w:tcPr>
           <w:p>
             <w:r>
-              <w:t>华南</w:t>
+              <w:t>华北</w:t>
             </w:r>
           </w:p>
         </w:tc>
@@ -6754,7 +6754,7 @@
           </w:tcPr>
           <w:p>
             <w:r>
-              <w:t>厦门</w:t>
+              <w:t>青岛</w:t>
             </w:r>
           </w:p>
         </w:tc>
@@ -6771,7 +6771,7 @@
           </w:tcPr>
           <w:p>
             <w:r>
-              <w:t>81</w:t>
+              <w:t>135</w:t>
             </w:r>
           </w:p>
         </w:tc>
@@ -6788,7 +6788,7 @@
           </w:tcPr>
           <w:p>
             <w:r>
-              <w:t>2347</w:t>
+              <w:t>2103</w:t>
             </w:r>
           </w:p>
         </w:tc>
@@ -6805,7 +6805,7 @@
           </w:tcPr>
           <w:p>
             <w:r>
-              <w:t>9.8%</w:t>
+              <w:t>29.5%</w:t>
             </w:r>
           </w:p>
         </w:tc>
@@ -6858,7 +6858,7 @@
           </w:tcPr>
           <w:p>
             <w:r>
-              <w:t>S010</w:t>
+              <w:t>S004</w:t>
             </w:r>
           </w:p>
         </w:tc>
@@ -6892,7 +6892,7 @@
           </w:tcPr>
           <w:p>
             <w:r>
-              <w:t>上海</w:t>
+              <w:t>苏州</w:t>
             </w:r>
           </w:p>
         </w:tc>
@@ -6909,7 +6909,7 @@
           </w:tcPr>
           <w:p>
             <w:r>
-              <w:t>145</w:t>
+              <w:t>96</w:t>
             </w:r>
           </w:p>
         </w:tc>
@@ -6926,7 +6926,7 @@
           </w:tcPr>
           <w:p>
             <w:r>
-              <w:t>2168</w:t>
+              <w:t>2007</w:t>
             </w:r>
           </w:p>
         </w:tc>
@@ -6943,7 +6943,7 @@
           </w:tcPr>
           <w:p>
             <w:r>
-              <w:t>25.7%</w:t>
+              <w:t>16.5%</w:t>
             </w:r>
           </w:p>
         </w:tc>
@@ -6996,7 +6996,7 @@
           </w:tcPr>
           <w:p>
             <w:r>
-              <w:t>S032</w:t>
+              <w:t>S036</w:t>
             </w:r>
           </w:p>
         </w:tc>
@@ -7030,7 +7030,7 @@
           </w:tcPr>
           <w:p>
             <w:r>
-              <w:t>青岛</w:t>
+              <w:t>石家庄</w:t>
             </w:r>
           </w:p>
         </w:tc>
@@ -7047,7 +7047,7 @@
           </w:tcPr>
           <w:p>
             <w:r>
-              <w:t>135</w:t>
+              <w:t>103</w:t>
             </w:r>
           </w:p>
         </w:tc>
@@ -7064,7 +7064,7 @@
           </w:tcPr>
           <w:p>
             <w:r>
-              <w:t>2103</w:t>
+              <w:t>1952</w:t>
             </w:r>
           </w:p>
         </w:tc>
@@ -7081,7 +7081,7 @@
           </w:tcPr>
           <w:p>
             <w:r>
-              <w:t>29.5%</w:t>
+              <w:t>29.7%</w:t>
             </w:r>
           </w:p>
         </w:tc>
@@ -7098,7 +7098,7 @@
           </w:tcPr>
           <w:p>
             <w:r>
-              <w:t>B</w:t>
+              <w:t>C</w:t>
             </w:r>
           </w:p>
         </w:tc>
@@ -7115,7 +7115,7 @@
           </w:tcPr>
           <w:p>
             <w:r>
-              <w:t>维持</w:t>
+              <w:t>整改</w:t>
             </w:r>
           </w:p>
         </w:tc>
@@ -7134,7 +7134,7 @@
           </w:tcPr>
           <w:p>
             <w:r>
-              <w:t>S013</w:t>
+              <w:t>S026</w:t>
             </w:r>
           </w:p>
         </w:tc>
@@ -7151,7 +7151,7 @@
           </w:tcPr>
           <w:p>
             <w:r>
-              <w:t>华东</w:t>
+              <w:t>华南</w:t>
             </w:r>
           </w:p>
         </w:tc>
@@ -7168,7 +7168,7 @@
           </w:tcPr>
           <w:p>
             <w:r>
-              <w:t>苏州</w:t>
+              <w:t>厦门</w:t>
             </w:r>
           </w:p>
         </w:tc>
@@ -7185,7 +7185,7 @@
           </w:tcPr>
           <w:p>
             <w:r>
-              <w:t>185</w:t>
+              <w:t>103</w:t>
             </w:r>
           </w:p>
         </w:tc>
@@ -7202,7 +7202,7 @@
           </w:tcPr>
           <w:p>
             <w:r>
-              <w:t>2042</w:t>
+              <w:t>1901</w:t>
             </w:r>
           </w:p>
         </w:tc>
@@ -7219,7 +7219,7 @@
           </w:tcPr>
           <w:p>
             <w:r>
-              <w:t>20.1%</w:t>
+              <w:t>24.3%</w:t>
             </w:r>
           </w:p>
         </w:tc>
@@ -7236,7 +7236,7 @@
           </w:tcPr>
           <w:p>
             <w:r>
-              <w:t>B</w:t>
+              <w:t>C</w:t>
             </w:r>
           </w:p>
         </w:tc>
@@ -7253,7 +7253,7 @@
           </w:tcPr>
           <w:p>
             <w:r>
-              <w:t>维持</w:t>
+              <w:t>整改</w:t>
             </w:r>
           </w:p>
         </w:tc>
@@ -7272,7 +7272,7 @@
           </w:tcPr>
           <w:p>
             <w:r>
-              <w:t>S004</w:t>
+              <w:t>S016</w:t>
             </w:r>
           </w:p>
         </w:tc>
@@ -7323,7 +7323,7 @@
           </w:tcPr>
           <w:p>
             <w:r>
-              <w:t>96</w:t>
+              <w:t>226</w:t>
             </w:r>
           </w:p>
         </w:tc>
@@ -7340,7 +7340,7 @@
           </w:tcPr>
           <w:p>
             <w:r>
-              <w:t>2007</w:t>
+              <w:t>1627</w:t>
             </w:r>
           </w:p>
         </w:tc>
@@ -7357,7 +7357,7 @@
           </w:tcPr>
           <w:p>
             <w:r>
-              <w:t>16.5%</w:t>
+              <w:t>28.5%</w:t>
             </w:r>
           </w:p>
         </w:tc>
@@ -7374,7 +7374,7 @@
           </w:tcPr>
           <w:p>
             <w:r>
-              <w:t>B</w:t>
+              <w:t>C</w:t>
             </w:r>
           </w:p>
         </w:tc>
@@ -7391,7 +7391,7 @@
           </w:tcPr>
           <w:p>
             <w:r>
-              <w:t>维持</w:t>
+              <w:t>整改</w:t>
             </w:r>
           </w:p>
         </w:tc>
@@ -7410,7 +7410,7 @@
           </w:tcPr>
           <w:p>
             <w:r>
-              <w:t>S036</w:t>
+              <w:t>S028</w:t>
             </w:r>
           </w:p>
         </w:tc>
@@ -7427,7 +7427,7 @@
           </w:tcPr>
           <w:p>
             <w:r>
-              <w:t>华北</w:t>
+              <w:t>华南</w:t>
             </w:r>
           </w:p>
         </w:tc>
@@ -7444,7 +7444,7 @@
           </w:tcPr>
           <w:p>
             <w:r>
-              <w:t>石家庄</w:t>
+              <w:t>深圳</w:t>
             </w:r>
           </w:p>
         </w:tc>
@@ -7461,7 +7461,7 @@
           </w:tcPr>
           <w:p>
             <w:r>
-              <w:t>103</w:t>
+              <w:t>178</w:t>
             </w:r>
           </w:p>
         </w:tc>
@@ -7478,7 +7478,7 @@
           </w:tcPr>
           <w:p>
             <w:r>
-              <w:t>1952</w:t>
+              <w:t>1991</w:t>
             </w:r>
           </w:p>
         </w:tc>
@@ -7495,7 +7495,7 @@
           </w:tcPr>
           <w:p>
             <w:r>
-              <w:t>29.7%</w:t>
+              <w:t>36.8%</w:t>
             </w:r>
           </w:p>
         </w:tc>
@@ -7512,7 +7512,7 @@
           </w:tcPr>
           <w:p>
             <w:r>
-              <w:t>C</w:t>
+              <w:t>D</w:t>
             </w:r>
           </w:p>
         </w:tc>
@@ -7529,7 +7529,7 @@
           </w:tcPr>
           <w:p>
             <w:r>
-              <w:t>整改</w:t>
+              <w:t>转前置仓或自提点</w:t>
             </w:r>
           </w:p>
         </w:tc>
@@ -7548,7 +7548,7 @@
           </w:tcPr>
           <w:p>
             <w:r>
-              <w:t>S026</w:t>
+              <w:t>S012</w:t>
             </w:r>
           </w:p>
         </w:tc>
@@ -7565,7 +7565,7 @@
           </w:tcPr>
           <w:p>
             <w:r>
-              <w:t>华南</w:t>
+              <w:t>华东</w:t>
             </w:r>
           </w:p>
         </w:tc>
@@ -7582,7 +7582,7 @@
           </w:tcPr>
           <w:p>
             <w:r>
-              <w:t>厦门</w:t>
+              <w:t>杭州</w:t>
             </w:r>
           </w:p>
         </w:tc>
@@ -7599,7 +7599,7 @@
           </w:tcPr>
           <w:p>
             <w:r>
-              <w:t>103</w:t>
+              <w:t>93</w:t>
             </w:r>
           </w:p>
         </w:tc>
@@ -7616,7 +7616,7 @@
           </w:tcPr>
           <w:p>
             <w:r>
-              <w:t>1901</w:t>
+              <w:t>1980</w:t>
             </w:r>
           </w:p>
         </w:tc>
@@ -7633,7 +7633,7 @@
           </w:tcPr>
           <w:p>
             <w:r>
-              <w:t>24.3%</w:t>
+              <w:t>37.8%</w:t>
             </w:r>
           </w:p>
         </w:tc>
@@ -7650,7 +7650,7 @@
           </w:tcPr>
           <w:p>
             <w:r>
-              <w:t>C</w:t>
+              <w:t>D</w:t>
             </w:r>
           </w:p>
         </w:tc>
@@ -7667,7 +7667,7 @@
           </w:tcPr>
           <w:p>
             <w:r>
-              <w:t>整改</w:t>
+              <w:t>转前置仓或自提点</w:t>
             </w:r>
           </w:p>
         </w:tc>
@@ -7686,7 +7686,7 @@
           </w:tcPr>
           <w:p>
             <w:r>
-              <w:t>S016</w:t>
+              <w:t>S033</w:t>
             </w:r>
           </w:p>
         </w:tc>
@@ -7703,7 +7703,7 @@
           </w:tcPr>
           <w:p>
             <w:r>
-              <w:t>华东</w:t>
+              <w:t>华北</w:t>
             </w:r>
           </w:p>
         </w:tc>
@@ -7720,7 +7720,7 @@
           </w:tcPr>
           <w:p>
             <w:r>
-              <w:t>苏州</w:t>
+              <w:t>北京</w:t>
             </w:r>
           </w:p>
         </w:tc>
@@ -7737,7 +7737,7 @@
           </w:tcPr>
           <w:p>
             <w:r>
-              <w:t>226</w:t>
+              <w:t>198</w:t>
             </w:r>
           </w:p>
         </w:tc>
@@ -7754,7 +7754,7 @@
           </w:tcPr>
           <w:p>
             <w:r>
-              <w:t>1627</w:t>
+              <w:t>1790</w:t>
             </w:r>
           </w:p>
         </w:tc>
@@ -7771,7 +7771,7 @@
           </w:tcPr>
           <w:p>
             <w:r>
-              <w:t>28.5%</w:t>
+              <w:t>42.0%</w:t>
             </w:r>
           </w:p>
         </w:tc>
@@ -7788,7 +7788,7 @@
           </w:tcPr>
           <w:p>
             <w:r>
-              <w:t>C</w:t>
+              <w:t>D</w:t>
             </w:r>
           </w:p>
         </w:tc>
@@ -7824,7 +7824,7 @@
           </w:tcPr>
           <w:p>
             <w:r>
-              <w:t>S028</w:t>
+              <w:t>S017</w:t>
             </w:r>
           </w:p>
         </w:tc>
@@ -7841,7 +7841,7 @@
           </w:tcPr>
           <w:p>
             <w:r>
-              <w:t>华南</w:t>
+              <w:t>华东</w:t>
             </w:r>
           </w:p>
         </w:tc>
@@ -7858,7 +7858,7 @@
           </w:tcPr>
           <w:p>
             <w:r>
-              <w:t>深圳</w:t>
+              <w:t>无锡</w:t>
             </w:r>
           </w:p>
         </w:tc>
@@ -7875,7 +7875,7 @@
           </w:tcPr>
           <w:p>
             <w:r>
-              <w:t>178</w:t>
+              <w:t>102</w:t>
             </w:r>
           </w:p>
         </w:tc>
@@ -7892,7 +7892,7 @@
           </w:tcPr>
           <w:p>
             <w:r>
-              <w:t>1991</w:t>
+              <w:t>1298</w:t>
             </w:r>
           </w:p>
         </w:tc>
@@ -7909,7 +7909,7 @@
           </w:tcPr>
           <w:p>
             <w:r>
-              <w:t>36.8%</w:t>
+              <w:t>43.4%</w:t>
             </w:r>
           </w:p>
         </w:tc>
@@ -7943,7 +7943,7 @@
           </w:tcPr>
           <w:p>
             <w:r>
-              <w:t>转前置仓或自提点</w:t>
+              <w:t>闭店评估</w:t>
             </w:r>
           </w:p>
         </w:tc>
@@ -7962,7 +7962,7 @@
           </w:tcPr>
           <w:p>
             <w:r>
-              <w:t>S012</w:t>
+              <w:t>S023</w:t>
             </w:r>
           </w:p>
         </w:tc>
@@ -7979,7 +7979,7 @@
           </w:tcPr>
           <w:p>
             <w:r>
-              <w:t>华东</w:t>
+              <w:t>华南</w:t>
             </w:r>
           </w:p>
         </w:tc>
@@ -7996,7 +7996,7 @@
           </w:tcPr>
           <w:p>
             <w:r>
-              <w:t>杭州</w:t>
+              <w:t>深圳</w:t>
             </w:r>
           </w:p>
         </w:tc>
@@ -8013,7 +8013,7 @@
           </w:tcPr>
           <w:p>
             <w:r>
-              <w:t>93</w:t>
+              <w:t>129</w:t>
             </w:r>
           </w:p>
         </w:tc>
@@ -8030,7 +8030,7 @@
           </w:tcPr>
           <w:p>
             <w:r>
-              <w:t>1980</w:t>
+              <w:t>823</w:t>
             </w:r>
           </w:p>
         </w:tc>
@@ -8047,7 +8047,7 @@
           </w:tcPr>
           <w:p>
             <w:r>
-              <w:t>37.8%</w:t>
+              <w:t>64.8%</w:t>
             </w:r>
           </w:p>
         </w:tc>
@@ -8100,7 +8100,7 @@
           </w:tcPr>
           <w:p>
             <w:r>
-              <w:t>S033</w:t>
+              <w:t>S034</w:t>
             </w:r>
           </w:p>
         </w:tc>
@@ -8134,7 +8134,7 @@
           </w:tcPr>
           <w:p>
             <w:r>
-              <w:t>北京</w:t>
+              <w:t>济南</w:t>
             </w:r>
           </w:p>
         </w:tc>
@@ -8151,7 +8151,7 @@
           </w:tcPr>
           <w:p>
             <w:r>
-              <w:t>198</w:t>
+              <w:t>231</w:t>
             </w:r>
           </w:p>
         </w:tc>
@@ -8168,7 +8168,7 @@
           </w:tcPr>
           <w:p>
             <w:r>
-              <w:t>1790</w:t>
+              <w:t>578</w:t>
             </w:r>
           </w:p>
         </w:tc>
@@ -8185,7 +8185,7 @@
           </w:tcPr>
           <w:p>
             <w:r>
-              <w:t>42.0%</w:t>
+              <w:t>132.3%</w:t>
             </w:r>
           </w:p>
         </w:tc>
@@ -8238,7 +8238,7 @@
           </w:tcPr>
           <w:p>
             <w:r>
-              <w:t>S017</w:t>
+              <w:t>S029</w:t>
             </w:r>
           </w:p>
         </w:tc>
@@ -8255,7 +8255,7 @@
           </w:tcPr>
           <w:p>
             <w:r>
-              <w:t>华东</w:t>
+              <w:t>华南</w:t>
             </w:r>
           </w:p>
         </w:tc>
@@ -8272,7 +8272,7 @@
           </w:tcPr>
           <w:p>
             <w:r>
-              <w:t>无锡</w:t>
+              <w:t>厦门</w:t>
             </w:r>
           </w:p>
         </w:tc>
@@ -8289,7 +8289,7 @@
           </w:tcPr>
           <w:p>
             <w:r>
-              <w:t>102</w:t>
+              <w:t>251</w:t>
             </w:r>
           </w:p>
         </w:tc>
@@ -8306,7 +8306,7 @@
           </w:tcPr>
           <w:p>
             <w:r>
-              <w:t>1298</w:t>
+              <w:t>539</w:t>
             </w:r>
           </w:p>
         </w:tc>
@@ -8323,7 +8323,7 @@
           </w:tcPr>
           <w:p>
             <w:r>
-              <w:t>43.4%</w:t>
+              <w:t>138.8%</w:t>
             </w:r>
           </w:p>
         </w:tc>
@@ -8376,7 +8376,7 @@
           </w:tcPr>
           <w:p>
             <w:r>
-              <w:t>S023</w:t>
+              <w:t>S006</w:t>
             </w:r>
           </w:p>
         </w:tc>
@@ -8393,7 +8393,7 @@
           </w:tcPr>
           <w:p>
             <w:r>
-              <w:t>华南</w:t>
+              <w:t>华东</w:t>
             </w:r>
           </w:p>
         </w:tc>
@@ -8410,7 +8410,7 @@
           </w:tcPr>
           <w:p>
             <w:r>
-              <w:t>深圳</w:t>
+              <w:t>南京</w:t>
             </w:r>
           </w:p>
         </w:tc>
@@ -8427,7 +8427,7 @@
           </w:tcPr>
           <w:p>
             <w:r>
-              <w:t>129</w:t>
+              <w:t>81</w:t>
             </w:r>
           </w:p>
         </w:tc>
@@ -8444,7 +8444,7 @@
           </w:tcPr>
           <w:p>
             <w:r>
-              <w:t>823</w:t>
+              <w:t>3802(待核)</w:t>
             </w:r>
           </w:p>
         </w:tc>
@@ -8461,7 +8461,7 @@
           </w:tcPr>
           <w:p>
             <w:r>
-              <w:t>64.8%</w:t>
+              <w:t>8.4%</w:t>
             </w:r>
           </w:p>
         </w:tc>
@@ -8478,7 +8478,7 @@
           </w:tcPr>
           <w:p>
             <w:r>
-              <w:t>D</w:t>
+              <w:t>B</w:t>
             </w:r>
           </w:p>
         </w:tc>
@@ -8495,7 +8495,7 @@
           </w:tcPr>
           <w:p>
             <w:r>
-              <w:t>转前置仓或自提点</w:t>
+              <w:t>维持</w:t>
             </w:r>
           </w:p>
         </w:tc>
@@ -8514,7 +8514,7 @@
           </w:tcPr>
           <w:p>
             <w:r>
-              <w:t>S034</w:t>
+              <w:t>S031</w:t>
             </w:r>
           </w:p>
         </w:tc>
@@ -8548,7 +8548,7 @@
           </w:tcPr>
           <w:p>
             <w:r>
-              <w:t>济南</w:t>
+              <w:t>北京</w:t>
             </w:r>
           </w:p>
         </w:tc>
@@ -8565,7 +8565,7 @@
           </w:tcPr>
           <w:p>
             <w:r>
-              <w:t>231</w:t>
+              <w:t>64</w:t>
             </w:r>
           </w:p>
         </w:tc>
@@ -8582,7 +8582,7 @@
           </w:tcPr>
           <w:p>
             <w:r>
-              <w:t>578</w:t>
+              <w:t>2808(待核)</w:t>
             </w:r>
           </w:p>
         </w:tc>
@@ -8599,7 +8599,7 @@
           </w:tcPr>
           <w:p>
             <w:r>
-              <w:t>132.3%</w:t>
+              <w:t>27.2%</w:t>
             </w:r>
           </w:p>
         </w:tc>
@@ -8616,7 +8616,7 @@
           </w:tcPr>
           <w:p>
             <w:r>
-              <w:t>D</w:t>
+              <w:t>B</w:t>
             </w:r>
           </w:p>
         </w:tc>
@@ -8633,7 +8633,7 @@
           </w:tcPr>
           <w:p>
             <w:r>
-              <w:t>转前置仓或自提点</w:t>
+              <w:t>维持</w:t>
             </w:r>
           </w:p>
         </w:tc>
@@ -8652,7 +8652,7 @@
           </w:tcPr>
           <w:p>
             <w:r>
-              <w:t>S029</w:t>
+              <w:t>S013</w:t>
             </w:r>
           </w:p>
         </w:tc>
@@ -8669,7 +8669,7 @@
           </w:tcPr>
           <w:p>
             <w:r>
-              <w:t>华南</w:t>
+              <w:t>华东</w:t>
             </w:r>
           </w:p>
         </w:tc>
@@ -8686,7 +8686,7 @@
           </w:tcPr>
           <w:p>
             <w:r>
-              <w:t>厦门</w:t>
+              <w:t>苏州</w:t>
             </w:r>
           </w:p>
         </w:tc>
@@ -8703,7 +8703,7 @@
           </w:tcPr>
           <w:p>
             <w:r>
-              <w:t>251</w:t>
+              <w:t>185</w:t>
             </w:r>
           </w:p>
         </w:tc>
@@ -8720,7 +8720,7 @@
           </w:tcPr>
           <w:p>
             <w:r>
-              <w:t>539</w:t>
+              <w:t>2042(待核)</w:t>
             </w:r>
           </w:p>
         </w:tc>
@@ -8737,7 +8737,7 @@
           </w:tcPr>
           <w:p>
             <w:r>
-              <w:t>138.8%</w:t>
+              <w:t>20.1%</w:t>
             </w:r>
           </w:p>
         </w:tc>
@@ -8754,7 +8754,7 @@
           </w:tcPr>
           <w:p>
             <w:r>
-              <w:t>D</w:t>
+              <w:t>B</w:t>
             </w:r>
           </w:p>
         </w:tc>
@@ -8771,7 +8771,7 @@
           </w:tcPr>
           <w:p>
             <w:r>
-              <w:t>闭店评估</w:t>
+              <w:t>维持</w:t>
             </w:r>
           </w:p>
         </w:tc>
@@ -8791,14 +8791,15 @@
         <w:tblLook w:firstColumn="1" w:firstRow="1" w:lastColumn="0" w:lastRow="0" w:noHBand="0" w:noVBand="1" w:val="04A0"/>
       </w:tblPr>
       <w:tblGrid>
-        <w:gridCol w:w="1080"/>
-        <w:gridCol w:w="1080"/>
-        <w:gridCol w:w="1080"/>
-        <w:gridCol w:w="1080"/>
-        <w:gridCol w:w="1080"/>
-        <w:gridCol w:w="1080"/>
-        <w:gridCol w:w="1080"/>
-        <w:gridCol w:w="1080"/>
+        <w:gridCol w:w="960"/>
+        <w:gridCol w:w="960"/>
+        <w:gridCol w:w="960"/>
+        <w:gridCol w:w="960"/>
+        <w:gridCol w:w="960"/>
+        <w:gridCol w:w="960"/>
+        <w:gridCol w:w="960"/>
+        <w:gridCol w:w="960"/>
+        <w:gridCol w:w="960"/>
       </w:tblGrid>
       <w:tr>
         <w:trPr>
@@ -8806,7 +8807,7 @@
         </w:trPr>
         <w:tc>
           <w:tcPr>
-            <w:tcW w:type="dxa" w:w="1080"/>
+            <w:tcW w:type="dxa" w:w="960"/>
             <w:vAlign w:val="center"/>
             <w:tcBorders>
               <w:top w:val="single" w:sz="6" w:space="0" w:color="D9D9D9"/>
@@ -8828,7 +8829,7 @@
         </w:tc>
         <w:tc>
           <w:tcPr>
-            <w:tcW w:type="dxa" w:w="1080"/>
+            <w:tcW w:type="dxa" w:w="960"/>
             <w:vAlign w:val="center"/>
             <w:tcBorders>
               <w:top w:val="single" w:sz="6" w:space="0" w:color="D9D9D9"/>
@@ -8850,7 +8851,7 @@
         </w:tc>
         <w:tc>
           <w:tcPr>
-            <w:tcW w:type="dxa" w:w="1080"/>
+            <w:tcW w:type="dxa" w:w="960"/>
             <w:vAlign w:val="center"/>
             <w:tcBorders>
               <w:top w:val="single" w:sz="6" w:space="0" w:color="D9D9D9"/>
@@ -8872,7 +8873,29 @@
         </w:tc>
         <w:tc>
           <w:tcPr>
-            <w:tcW w:type="dxa" w:w="1080"/>
+            <w:tcW w:type="dxa" w:w="960"/>
+            <w:vAlign w:val="center"/>
+            <w:tcBorders>
+              <w:top w:val="single" w:sz="6" w:space="0" w:color="D9D9D9"/>
+              <w:left w:val="single" w:sz="6" w:space="0" w:color="D9D9D9"/>
+              <w:bottom w:val="single" w:sz="6" w:space="0" w:color="D9D9D9"/>
+              <w:right w:val="single" w:sz="6" w:space="0" w:color="D9D9D9"/>
+            </w:tcBorders>
+            <w:shd w:val="clear" w:color="auto" w:fill="D9D9D9"/>
+          </w:tcPr>
+          <w:p>
+            <w:r>
+              <w:rPr>
+                <w:b/>
+                <w:color w:val="000000"/>
+              </w:rPr>
+              <w:t>租售比连续 &gt;35% 最长月数</w:t>
+            </w:r>
+          </w:p>
+        </w:tc>
+        <w:tc>
+          <w:tcPr>
+            <w:tcW w:type="dxa" w:w="960"/>
             <w:vAlign w:val="center"/>
             <w:tcBorders>
               <w:top w:val="single" w:sz="6" w:space="0" w:color="D9D9D9"/>
@@ -8894,7 +8917,7 @@
         </w:tc>
         <w:tc>
           <w:tcPr>
-            <w:tcW w:type="dxa" w:w="1080"/>
+            <w:tcW w:type="dxa" w:w="960"/>
             <w:vAlign w:val="center"/>
             <w:tcBorders>
               <w:top w:val="single" w:sz="6" w:space="0" w:color="D9D9D9"/>
@@ -8916,7 +8939,7 @@
         </w:tc>
         <w:tc>
           <w:tcPr>
-            <w:tcW w:type="dxa" w:w="1080"/>
+            <w:tcW w:type="dxa" w:w="960"/>
             <w:vAlign w:val="center"/>
             <w:tcBorders>
               <w:top w:val="single" w:sz="6" w:space="0" w:color="D9D9D9"/>
@@ -8938,7 +8961,7 @@
         </w:tc>
         <w:tc>
           <w:tcPr>
-            <w:tcW w:type="dxa" w:w="1080"/>
+            <w:tcW w:type="dxa" w:w="960"/>
             <w:vAlign w:val="center"/>
             <w:tcBorders>
               <w:top w:val="single" w:sz="6" w:space="0" w:color="D9D9D9"/>
@@ -8960,7 +8983,7 @@
         </w:tc>
         <w:tc>
           <w:tcPr>
-            <w:tcW w:type="dxa" w:w="1080"/>
+            <w:tcW w:type="dxa" w:w="960"/>
             <w:vAlign w:val="center"/>
             <w:tcBorders>
               <w:top w:val="single" w:sz="6" w:space="0" w:color="D9D9D9"/>
@@ -8984,7 +9007,7 @@
       <w:tr>
         <w:tc>
           <w:tcPr>
-            <w:tcW w:type="dxa" w:w="1080"/>
+            <w:tcW w:type="dxa" w:w="960"/>
             <w:vAlign w:val="center"/>
             <w:tcBorders>
               <w:top w:val="single" w:sz="6" w:space="0" w:color="D9D9D9"/>
@@ -9001,7 +9024,7 @@
         </w:tc>
         <w:tc>
           <w:tcPr>
-            <w:tcW w:type="dxa" w:w="1080"/>
+            <w:tcW w:type="dxa" w:w="960"/>
             <w:vAlign w:val="center"/>
             <w:tcBorders>
               <w:top w:val="single" w:sz="6" w:space="0" w:color="D9D9D9"/>
@@ -9018,7 +9041,7 @@
         </w:tc>
         <w:tc>
           <w:tcPr>
-            <w:tcW w:type="dxa" w:w="1080"/>
+            <w:tcW w:type="dxa" w:w="960"/>
             <w:vAlign w:val="center"/>
             <w:tcBorders>
               <w:top w:val="single" w:sz="6" w:space="0" w:color="D9D9D9"/>
@@ -9035,7 +9058,24 @@
         </w:tc>
         <w:tc>
           <w:tcPr>
-            <w:tcW w:type="dxa" w:w="1080"/>
+            <w:tcW w:type="dxa" w:w="960"/>
+            <w:vAlign w:val="center"/>
+            <w:tcBorders>
+              <w:top w:val="single" w:sz="6" w:space="0" w:color="D9D9D9"/>
+              <w:left w:val="single" w:sz="6" w:space="0" w:color="D9D9D9"/>
+              <w:bottom w:val="single" w:sz="6" w:space="0" w:color="D9D9D9"/>
+              <w:right w:val="single" w:sz="6" w:space="0" w:color="D9D9D9"/>
+            </w:tcBorders>
+          </w:tcPr>
+          <w:p>
+            <w:r>
+              <w:t>6 个月(满足 6.2)</w:t>
+            </w:r>
+          </w:p>
+        </w:tc>
+        <w:tc>
+          <w:tcPr>
+            <w:tcW w:type="dxa" w:w="960"/>
             <w:vAlign w:val="center"/>
             <w:tcBorders>
               <w:top w:val="single" w:sz="6" w:space="0" w:color="D9D9D9"/>
@@ -9052,7 +9092,7 @@
         </w:tc>
         <w:tc>
           <w:tcPr>
-            <w:tcW w:type="dxa" w:w="1080"/>
+            <w:tcW w:type="dxa" w:w="960"/>
             <w:vAlign w:val="center"/>
             <w:tcBorders>
               <w:top w:val="single" w:sz="6" w:space="0" w:color="D9D9D9"/>
@@ -9069,7 +9109,7 @@
         </w:tc>
         <w:tc>
           <w:tcPr>
-            <w:tcW w:type="dxa" w:w="1080"/>
+            <w:tcW w:type="dxa" w:w="960"/>
             <w:vAlign w:val="center"/>
             <w:tcBorders>
               <w:top w:val="single" w:sz="6" w:space="0" w:color="D9D9D9"/>
@@ -9086,7 +9126,7 @@
         </w:tc>
         <w:tc>
           <w:tcPr>
-            <w:tcW w:type="dxa" w:w="1080"/>
+            <w:tcW w:type="dxa" w:w="960"/>
             <w:vAlign w:val="center"/>
             <w:tcBorders>
               <w:top w:val="single" w:sz="6" w:space="0" w:color="D9D9D9"/>
@@ -9103,7 +9143,7 @@
         </w:tc>
         <w:tc>
           <w:tcPr>
-            <w:tcW w:type="dxa" w:w="1080"/>
+            <w:tcW w:type="dxa" w:w="960"/>
             <w:vAlign w:val="center"/>
             <w:tcBorders>
               <w:top w:val="single" w:sz="6" w:space="0" w:color="D9D9D9"/>
@@ -9122,7 +9162,7 @@
       <w:tr>
         <w:tc>
           <w:tcPr>
-            <w:tcW w:type="dxa" w:w="1080"/>
+            <w:tcW w:type="dxa" w:w="960"/>
             <w:vAlign w:val="center"/>
             <w:tcBorders>
               <w:top w:val="single" w:sz="6" w:space="0" w:color="D9D9D9"/>
@@ -9139,7 +9179,7 @@
         </w:tc>
         <w:tc>
           <w:tcPr>
-            <w:tcW w:type="dxa" w:w="1080"/>
+            <w:tcW w:type="dxa" w:w="960"/>
             <w:vAlign w:val="center"/>
             <w:tcBorders>
               <w:top w:val="single" w:sz="6" w:space="0" w:color="D9D9D9"/>
@@ -9156,7 +9196,7 @@
         </w:tc>
         <w:tc>
           <w:tcPr>
-            <w:tcW w:type="dxa" w:w="1080"/>
+            <w:tcW w:type="dxa" w:w="960"/>
             <w:vAlign w:val="center"/>
             <w:tcBorders>
               <w:top w:val="single" w:sz="6" w:space="0" w:color="D9D9D9"/>
@@ -9173,7 +9213,24 @@
         </w:tc>
         <w:tc>
           <w:tcPr>
-            <w:tcW w:type="dxa" w:w="1080"/>
+            <w:tcW w:type="dxa" w:w="960"/>
+            <w:vAlign w:val="center"/>
+            <w:tcBorders>
+              <w:top w:val="single" w:sz="6" w:space="0" w:color="D9D9D9"/>
+              <w:left w:val="single" w:sz="6" w:space="0" w:color="D9D9D9"/>
+              <w:bottom w:val="single" w:sz="6" w:space="0" w:color="D9D9D9"/>
+              <w:right w:val="single" w:sz="6" w:space="0" w:color="D9D9D9"/>
+            </w:tcBorders>
+          </w:tcPr>
+          <w:p>
+            <w:r>
+              <w:t>6 个月(满足 6.2)</w:t>
+            </w:r>
+          </w:p>
+        </w:tc>
+        <w:tc>
+          <w:tcPr>
+            <w:tcW w:type="dxa" w:w="960"/>
             <w:vAlign w:val="center"/>
             <w:tcBorders>
               <w:top w:val="single" w:sz="6" w:space="0" w:color="D9D9D9"/>
@@ -9190,7 +9247,7 @@
         </w:tc>
         <w:tc>
           <w:tcPr>
-            <w:tcW w:type="dxa" w:w="1080"/>
+            <w:tcW w:type="dxa" w:w="960"/>
             <w:vAlign w:val="center"/>
             <w:tcBorders>
               <w:top w:val="single" w:sz="6" w:space="0" w:color="D9D9D9"/>
@@ -9207,7 +9264,7 @@
         </w:tc>
         <w:tc>
           <w:tcPr>
-            <w:tcW w:type="dxa" w:w="1080"/>
+            <w:tcW w:type="dxa" w:w="960"/>
             <w:vAlign w:val="center"/>
             <w:tcBorders>
               <w:top w:val="single" w:sz="6" w:space="0" w:color="D9D9D9"/>
@@ -9224,7 +9281,7 @@
         </w:tc>
         <w:tc>
           <w:tcPr>
-            <w:tcW w:type="dxa" w:w="1080"/>
+            <w:tcW w:type="dxa" w:w="960"/>
             <w:vAlign w:val="center"/>
             <w:tcBorders>
               <w:top w:val="single" w:sz="6" w:space="0" w:color="D9D9D9"/>
@@ -9241,7 +9298,7 @@
         </w:tc>
         <w:tc>
           <w:tcPr>
-            <w:tcW w:type="dxa" w:w="1080"/>
+            <w:tcW w:type="dxa" w:w="960"/>
             <w:vAlign w:val="center"/>
             <w:tcBorders>
               <w:top w:val="single" w:sz="6" w:space="0" w:color="D9D9D9"/>
@@ -9260,7 +9317,7 @@
       <w:tr>
         <w:tc>
           <w:tcPr>
-            <w:tcW w:type="dxa" w:w="1080"/>
+            <w:tcW w:type="dxa" w:w="960"/>
             <w:vAlign w:val="center"/>
             <w:tcBorders>
               <w:top w:val="single" w:sz="6" w:space="0" w:color="D9D9D9"/>
@@ -9277,7 +9334,7 @@
         </w:tc>
         <w:tc>
           <w:tcPr>
-            <w:tcW w:type="dxa" w:w="1080"/>
+            <w:tcW w:type="dxa" w:w="960"/>
             <w:vAlign w:val="center"/>
             <w:tcBorders>
               <w:top w:val="single" w:sz="6" w:space="0" w:color="D9D9D9"/>
@@ -9294,7 +9351,7 @@
         </w:tc>
         <w:tc>
           <w:tcPr>
-            <w:tcW w:type="dxa" w:w="1080"/>
+            <w:tcW w:type="dxa" w:w="960"/>
             <w:vAlign w:val="center"/>
             <w:tcBorders>
               <w:top w:val="single" w:sz="6" w:space="0" w:color="D9D9D9"/>
@@ -9311,7 +9368,24 @@
         </w:tc>
         <w:tc>
           <w:tcPr>
-            <w:tcW w:type="dxa" w:w="1080"/>
+            <w:tcW w:type="dxa" w:w="960"/>
+            <w:vAlign w:val="center"/>
+            <w:tcBorders>
+              <w:top w:val="single" w:sz="6" w:space="0" w:color="D9D9D9"/>
+              <w:left w:val="single" w:sz="6" w:space="0" w:color="D9D9D9"/>
+              <w:bottom w:val="single" w:sz="6" w:space="0" w:color="D9D9D9"/>
+              <w:right w:val="single" w:sz="6" w:space="0" w:color="D9D9D9"/>
+            </w:tcBorders>
+          </w:tcPr>
+          <w:p>
+            <w:r>
+              <w:t>6 个月(满足 6.2)</w:t>
+            </w:r>
+          </w:p>
+        </w:tc>
+        <w:tc>
+          <w:tcPr>
+            <w:tcW w:type="dxa" w:w="960"/>
             <w:vAlign w:val="center"/>
             <w:tcBorders>
               <w:top w:val="single" w:sz="6" w:space="0" w:color="D9D9D9"/>
@@ -9328,7 +9402,7 @@
         </w:tc>
         <w:tc>
           <w:tcPr>
-            <w:tcW w:type="dxa" w:w="1080"/>
+            <w:tcW w:type="dxa" w:w="960"/>
             <w:vAlign w:val="center"/>
             <w:tcBorders>
               <w:top w:val="single" w:sz="6" w:space="0" w:color="D9D9D9"/>
@@ -9345,7 +9419,7 @@
         </w:tc>
         <w:tc>
           <w:tcPr>
-            <w:tcW w:type="dxa" w:w="1080"/>
+            <w:tcW w:type="dxa" w:w="960"/>
             <w:vAlign w:val="center"/>
             <w:tcBorders>
               <w:top w:val="single" w:sz="6" w:space="0" w:color="D9D9D9"/>
@@ -9362,7 +9436,7 @@
         </w:tc>
         <w:tc>
           <w:tcPr>
-            <w:tcW w:type="dxa" w:w="1080"/>
+            <w:tcW w:type="dxa" w:w="960"/>
             <w:vAlign w:val="center"/>
             <w:tcBorders>
               <w:top w:val="single" w:sz="6" w:space="0" w:color="D9D9D9"/>
@@ -9379,7 +9453,7 @@
         </w:tc>
         <w:tc>
           <w:tcPr>
-            <w:tcW w:type="dxa" w:w="1080"/>
+            <w:tcW w:type="dxa" w:w="960"/>
             <w:vAlign w:val="center"/>
             <w:tcBorders>
               <w:top w:val="single" w:sz="6" w:space="0" w:color="D9D9D9"/>
@@ -9398,7 +9472,7 @@
       <w:tr>
         <w:tc>
           <w:tcPr>
-            <w:tcW w:type="dxa" w:w="1080"/>
+            <w:tcW w:type="dxa" w:w="960"/>
             <w:vAlign w:val="center"/>
             <w:tcBorders>
               <w:top w:val="single" w:sz="6" w:space="0" w:color="D9D9D9"/>
@@ -9415,7 +9489,7 @@
         </w:tc>
         <w:tc>
           <w:tcPr>
-            <w:tcW w:type="dxa" w:w="1080"/>
+            <w:tcW w:type="dxa" w:w="960"/>
             <w:vAlign w:val="center"/>
             <w:tcBorders>
               <w:top w:val="single" w:sz="6" w:space="0" w:color="D9D9D9"/>
@@ -9432,7 +9506,7 @@
         </w:tc>
         <w:tc>
           <w:tcPr>
-            <w:tcW w:type="dxa" w:w="1080"/>
+            <w:tcW w:type="dxa" w:w="960"/>
             <w:vAlign w:val="center"/>
             <w:tcBorders>
               <w:top w:val="single" w:sz="6" w:space="0" w:color="D9D9D9"/>
@@ -9449,7 +9523,24 @@
         </w:tc>
         <w:tc>
           <w:tcPr>
-            <w:tcW w:type="dxa" w:w="1080"/>
+            <w:tcW w:type="dxa" w:w="960"/>
+            <w:vAlign w:val="center"/>
+            <w:tcBorders>
+              <w:top w:val="single" w:sz="6" w:space="0" w:color="D9D9D9"/>
+              <w:left w:val="single" w:sz="6" w:space="0" w:color="D9D9D9"/>
+              <w:bottom w:val="single" w:sz="6" w:space="0" w:color="D9D9D9"/>
+              <w:right w:val="single" w:sz="6" w:space="0" w:color="D9D9D9"/>
+            </w:tcBorders>
+          </w:tcPr>
+          <w:p>
+            <w:r>
+              <w:t>6 个月(满足 6.2)</w:t>
+            </w:r>
+          </w:p>
+        </w:tc>
+        <w:tc>
+          <w:tcPr>
+            <w:tcW w:type="dxa" w:w="960"/>
             <w:vAlign w:val="center"/>
             <w:tcBorders>
               <w:top w:val="single" w:sz="6" w:space="0" w:color="D9D9D9"/>
@@ -9466,7 +9557,7 @@
         </w:tc>
         <w:tc>
           <w:tcPr>
-            <w:tcW w:type="dxa" w:w="1080"/>
+            <w:tcW w:type="dxa" w:w="960"/>
             <w:vAlign w:val="center"/>
             <w:tcBorders>
               <w:top w:val="single" w:sz="6" w:space="0" w:color="D9D9D9"/>
@@ -9483,7 +9574,7 @@
         </w:tc>
         <w:tc>
           <w:tcPr>
-            <w:tcW w:type="dxa" w:w="1080"/>
+            <w:tcW w:type="dxa" w:w="960"/>
             <w:vAlign w:val="center"/>
             <w:tcBorders>
               <w:top w:val="single" w:sz="6" w:space="0" w:color="D9D9D9"/>
@@ -9500,7 +9591,7 @@
         </w:tc>
         <w:tc>
           <w:tcPr>
-            <w:tcW w:type="dxa" w:w="1080"/>
+            <w:tcW w:type="dxa" w:w="960"/>
             <w:vAlign w:val="center"/>
             <w:tcBorders>
               <w:top w:val="single" w:sz="6" w:space="0" w:color="D9D9D9"/>
@@ -9517,7 +9608,7 @@
         </w:tc>
         <w:tc>
           <w:tcPr>
-            <w:tcW w:type="dxa" w:w="1080"/>
+            <w:tcW w:type="dxa" w:w="960"/>
             <w:vAlign w:val="center"/>
             <w:tcBorders>
               <w:top w:val="single" w:sz="6" w:space="0" w:color="D9D9D9"/>
@@ -9536,7 +9627,7 @@
       <w:tr>
         <w:tc>
           <w:tcPr>
-            <w:tcW w:type="dxa" w:w="1080"/>
+            <w:tcW w:type="dxa" w:w="960"/>
             <w:vAlign w:val="center"/>
             <w:tcBorders>
               <w:top w:val="single" w:sz="6" w:space="0" w:color="D9D9D9"/>
@@ -9553,7 +9644,7 @@
         </w:tc>
         <w:tc>
           <w:tcPr>
-            <w:tcW w:type="dxa" w:w="1080"/>
+            <w:tcW w:type="dxa" w:w="960"/>
             <w:vAlign w:val="center"/>
             <w:tcBorders>
               <w:top w:val="single" w:sz="6" w:space="0" w:color="D9D9D9"/>
@@ -9570,7 +9661,7 @@
         </w:tc>
         <w:tc>
           <w:tcPr>
-            <w:tcW w:type="dxa" w:w="1080"/>
+            <w:tcW w:type="dxa" w:w="960"/>
             <w:vAlign w:val="center"/>
             <w:tcBorders>
               <w:top w:val="single" w:sz="6" w:space="0" w:color="D9D9D9"/>
@@ -9587,7 +9678,24 @@
         </w:tc>
         <w:tc>
           <w:tcPr>
-            <w:tcW w:type="dxa" w:w="1080"/>
+            <w:tcW w:type="dxa" w:w="960"/>
+            <w:vAlign w:val="center"/>
+            <w:tcBorders>
+              <w:top w:val="single" w:sz="6" w:space="0" w:color="D9D9D9"/>
+              <w:left w:val="single" w:sz="6" w:space="0" w:color="D9D9D9"/>
+              <w:bottom w:val="single" w:sz="6" w:space="0" w:color="D9D9D9"/>
+              <w:right w:val="single" w:sz="6" w:space="0" w:color="D9D9D9"/>
+            </w:tcBorders>
+          </w:tcPr>
+          <w:p>
+            <w:r>
+              <w:t>2 个月(不满足 6.2)</w:t>
+            </w:r>
+          </w:p>
+        </w:tc>
+        <w:tc>
+          <w:tcPr>
+            <w:tcW w:type="dxa" w:w="960"/>
             <w:vAlign w:val="center"/>
             <w:tcBorders>
               <w:top w:val="single" w:sz="6" w:space="0" w:color="D9D9D9"/>
@@ -9604,7 +9712,7 @@
         </w:tc>
         <w:tc>
           <w:tcPr>
-            <w:tcW w:type="dxa" w:w="1080"/>
+            <w:tcW w:type="dxa" w:w="960"/>
             <w:vAlign w:val="center"/>
             <w:tcBorders>
               <w:top w:val="single" w:sz="6" w:space="0" w:color="D9D9D9"/>
@@ -9621,7 +9729,7 @@
         </w:tc>
         <w:tc>
           <w:tcPr>
-            <w:tcW w:type="dxa" w:w="1080"/>
+            <w:tcW w:type="dxa" w:w="960"/>
             <w:vAlign w:val="center"/>
             <w:tcBorders>
               <w:top w:val="single" w:sz="6" w:space="0" w:color="D9D9D9"/>
@@ -9638,7 +9746,7 @@
         </w:tc>
         <w:tc>
           <w:tcPr>
-            <w:tcW w:type="dxa" w:w="1080"/>
+            <w:tcW w:type="dxa" w:w="960"/>
             <w:vAlign w:val="center"/>
             <w:tcBorders>
               <w:top w:val="single" w:sz="6" w:space="0" w:color="D9D9D9"/>
@@ -9655,18 +9763,18 @@
         </w:tc>
         <w:tc>
           <w:tcPr>
-            <w:tcW w:type="dxa" w:w="1080"/>
-            <w:vAlign w:val="center"/>
-            <w:tcBorders>
-              <w:top w:val="single" w:sz="6" w:space="0" w:color="D9D9D9"/>
-              <w:left w:val="single" w:sz="6" w:space="0" w:color="D9D9D9"/>
-              <w:bottom w:val="single" w:sz="6" w:space="0" w:color="D9D9D9"/>
-              <w:right w:val="single" w:sz="6" w:space="0" w:color="D9D9D9"/>
-            </w:tcBorders>
-          </w:tcPr>
-          <w:p>
-            <w:r>
-              <w:t>转前置仓或自提点</w:t>
+            <w:tcW w:type="dxa" w:w="960"/>
+            <w:vAlign w:val="center"/>
+            <w:tcBorders>
+              <w:top w:val="single" w:sz="6" w:space="0" w:color="D9D9D9"/>
+              <w:left w:val="single" w:sz="6" w:space="0" w:color="D9D9D9"/>
+              <w:bottom w:val="single" w:sz="6" w:space="0" w:color="D9D9D9"/>
+              <w:right w:val="single" w:sz="6" w:space="0" w:color="D9D9D9"/>
+            </w:tcBorders>
+          </w:tcPr>
+          <w:p>
+            <w:r>
+              <w:t>整改</w:t>
             </w:r>
           </w:p>
         </w:tc>
@@ -9674,7 +9782,7 @@
       <w:tr>
         <w:tc>
           <w:tcPr>
-            <w:tcW w:type="dxa" w:w="1080"/>
+            <w:tcW w:type="dxa" w:w="960"/>
             <w:vAlign w:val="center"/>
             <w:tcBorders>
               <w:top w:val="single" w:sz="6" w:space="0" w:color="D9D9D9"/>
@@ -9691,7 +9799,7 @@
         </w:tc>
         <w:tc>
           <w:tcPr>
-            <w:tcW w:type="dxa" w:w="1080"/>
+            <w:tcW w:type="dxa" w:w="960"/>
             <w:vAlign w:val="center"/>
             <w:tcBorders>
               <w:top w:val="single" w:sz="6" w:space="0" w:color="D9D9D9"/>
@@ -9708,7 +9816,7 @@
         </w:tc>
         <w:tc>
           <w:tcPr>
-            <w:tcW w:type="dxa" w:w="1080"/>
+            <w:tcW w:type="dxa" w:w="960"/>
             <w:vAlign w:val="center"/>
             <w:tcBorders>
               <w:top w:val="single" w:sz="6" w:space="0" w:color="D9D9D9"/>
@@ -9725,7 +9833,24 @@
         </w:tc>
         <w:tc>
           <w:tcPr>
-            <w:tcW w:type="dxa" w:w="1080"/>
+            <w:tcW w:type="dxa" w:w="960"/>
+            <w:vAlign w:val="center"/>
+            <w:tcBorders>
+              <w:top w:val="single" w:sz="6" w:space="0" w:color="D9D9D9"/>
+              <w:left w:val="single" w:sz="6" w:space="0" w:color="D9D9D9"/>
+              <w:bottom w:val="single" w:sz="6" w:space="0" w:color="D9D9D9"/>
+              <w:right w:val="single" w:sz="6" w:space="0" w:color="D9D9D9"/>
+            </w:tcBorders>
+          </w:tcPr>
+          <w:p>
+            <w:r>
+              <w:t>3 个月(满足 6.2)</w:t>
+            </w:r>
+          </w:p>
+        </w:tc>
+        <w:tc>
+          <w:tcPr>
+            <w:tcW w:type="dxa" w:w="960"/>
             <w:vAlign w:val="center"/>
             <w:tcBorders>
               <w:top w:val="single" w:sz="6" w:space="0" w:color="D9D9D9"/>
@@ -9742,7 +9867,7 @@
         </w:tc>
         <w:tc>
           <w:tcPr>
-            <w:tcW w:type="dxa" w:w="1080"/>
+            <w:tcW w:type="dxa" w:w="960"/>
             <w:vAlign w:val="center"/>
             <w:tcBorders>
               <w:top w:val="single" w:sz="6" w:space="0" w:color="D9D9D9"/>
@@ -9759,7 +9884,7 @@
         </w:tc>
         <w:tc>
           <w:tcPr>
-            <w:tcW w:type="dxa" w:w="1080"/>
+            <w:tcW w:type="dxa" w:w="960"/>
             <w:vAlign w:val="center"/>
             <w:tcBorders>
               <w:top w:val="single" w:sz="6" w:space="0" w:color="D9D9D9"/>
@@ -9776,7 +9901,7 @@
         </w:tc>
         <w:tc>
           <w:tcPr>
-            <w:tcW w:type="dxa" w:w="1080"/>
+            <w:tcW w:type="dxa" w:w="960"/>
             <w:vAlign w:val="center"/>
             <w:tcBorders>
               <w:top w:val="single" w:sz="6" w:space="0" w:color="D9D9D9"/>
@@ -9793,7 +9918,7 @@
         </w:tc>
         <w:tc>
           <w:tcPr>
-            <w:tcW w:type="dxa" w:w="1080"/>
+            <w:tcW w:type="dxa" w:w="960"/>
             <w:vAlign w:val="center"/>
             <w:tcBorders>
               <w:top w:val="single" w:sz="6" w:space="0" w:color="D9D9D9"/>
@@ -9812,7 +9937,7 @@
       <w:tr>
         <w:tc>
           <w:tcPr>
-            <w:tcW w:type="dxa" w:w="1080"/>
+            <w:tcW w:type="dxa" w:w="960"/>
             <w:vAlign w:val="center"/>
             <w:tcBorders>
               <w:top w:val="single" w:sz="6" w:space="0" w:color="D9D9D9"/>
@@ -9829,7 +9954,7 @@
         </w:tc>
         <w:tc>
           <w:tcPr>
-            <w:tcW w:type="dxa" w:w="1080"/>
+            <w:tcW w:type="dxa" w:w="960"/>
             <w:vAlign w:val="center"/>
             <w:tcBorders>
               <w:top w:val="single" w:sz="6" w:space="0" w:color="D9D9D9"/>
@@ -9846,7 +9971,7 @@
         </w:tc>
         <w:tc>
           <w:tcPr>
-            <w:tcW w:type="dxa" w:w="1080"/>
+            <w:tcW w:type="dxa" w:w="960"/>
             <w:vAlign w:val="center"/>
             <w:tcBorders>
               <w:top w:val="single" w:sz="6" w:space="0" w:color="D9D9D9"/>
@@ -9863,7 +9988,24 @@
         </w:tc>
         <w:tc>
           <w:tcPr>
-            <w:tcW w:type="dxa" w:w="1080"/>
+            <w:tcW w:type="dxa" w:w="960"/>
+            <w:vAlign w:val="center"/>
+            <w:tcBorders>
+              <w:top w:val="single" w:sz="6" w:space="0" w:color="D9D9D9"/>
+              <w:left w:val="single" w:sz="6" w:space="0" w:color="D9D9D9"/>
+              <w:bottom w:val="single" w:sz="6" w:space="0" w:color="D9D9D9"/>
+              <w:right w:val="single" w:sz="6" w:space="0" w:color="D9D9D9"/>
+            </w:tcBorders>
+          </w:tcPr>
+          <w:p>
+            <w:r>
+              <w:t>3 个月(满足 6.2)</w:t>
+            </w:r>
+          </w:p>
+        </w:tc>
+        <w:tc>
+          <w:tcPr>
+            <w:tcW w:type="dxa" w:w="960"/>
             <w:vAlign w:val="center"/>
             <w:tcBorders>
               <w:top w:val="single" w:sz="6" w:space="0" w:color="D9D9D9"/>
@@ -9880,7 +10022,7 @@
         </w:tc>
         <w:tc>
           <w:tcPr>
-            <w:tcW w:type="dxa" w:w="1080"/>
+            <w:tcW w:type="dxa" w:w="960"/>
             <w:vAlign w:val="center"/>
             <w:tcBorders>
               <w:top w:val="single" w:sz="6" w:space="0" w:color="D9D9D9"/>
@@ -9897,7 +10039,7 @@
         </w:tc>
         <w:tc>
           <w:tcPr>
-            <w:tcW w:type="dxa" w:w="1080"/>
+            <w:tcW w:type="dxa" w:w="960"/>
             <w:vAlign w:val="center"/>
             <w:tcBorders>
               <w:top w:val="single" w:sz="6" w:space="0" w:color="D9D9D9"/>
@@ -9914,7 +10056,7 @@
         </w:tc>
         <w:tc>
           <w:tcPr>
-            <w:tcW w:type="dxa" w:w="1080"/>
+            <w:tcW w:type="dxa" w:w="960"/>
             <w:vAlign w:val="center"/>
             <w:tcBorders>
               <w:top w:val="single" w:sz="6" w:space="0" w:color="D9D9D9"/>
@@ -9931,7 +10073,7 @@
         </w:tc>
         <w:tc>
           <w:tcPr>
-            <w:tcW w:type="dxa" w:w="1080"/>
+            <w:tcW w:type="dxa" w:w="960"/>
             <w:vAlign w:val="center"/>
             <w:tcBorders>
               <w:top w:val="single" w:sz="6" w:space="0" w:color="D9D9D9"/>
@@ -9956,7 +10098,7 @@
     </w:p>
     <w:p>
       <w:r>
-        <w:t>【待核事项】业态转换的前置条件:被建议转前置仓或自提点的门店(S012, S023, S028, S033, S034),须先完成①出租方/业态变更许可确认、②改造投入测算、③履约节点容量与配送半径核验;三项未完成前该建议属条件性方案,不得视为已批准改造。其中 S012、S023、S028 店型本已为前置仓,本次采纳「保留前置仓形态 + 面积压缩/租金重议,Q3 末复评是否转纯自提点」(见《异常与待核清单.xlsx》`A-015`),承接方为门店运营/法务。</w:t>
+        <w:t>【待核事项】业态转换的前置条件:被建议转前置仓或自提点的门店(S012, S023, S028, S034),须先完成①出租方/业态变更许可确认、②改造投入测算、③履约节点容量与配送半径核验;三项未完成前该建议属条件性方案,不得视为已批准改造。其中 S012、S023、S028 店型本已为前置仓,本次采纳「保留前置仓形态 + 面积压缩/租金重议,Q3 末复评是否转纯自提点」(见《异常与待核清单.xlsx》`A-015`),承接方为门店运营/法务。</w:t>
       </w:r>
     </w:p>
     <w:p>
@@ -14353,7 +14495,7 @@
     </w:p>
     <w:p>
       <w:r>
-        <w:t>门店资源:D 级门店按闭店/转型路径处置,预计释放人力与租金;C 级门店以降租谈判与品类优化为主,3 个月后复评;A 级门店追加资源作为标杆。</w:t>
+        <w:t>门店资源:D 级门店按三类路径处置——2 家启动闭店评估、4 家评估转前置仓或自提点、1 家列为 D 级整改候选;仅闭店门店与部分转型门店可能释放租金,且闭店须先承担剩余租期租金与违约金;C 级门店以降租谈判与品类优化为主,3 个月后复评;A 级门店追加资源作为标杆。</w:t>
       </w:r>
     </w:p>
     <w:p>
@@ -14366,7 +14508,7 @@
         <w:pStyle w:val="ListBullet"/>
       </w:pPr>
       <w:r>
-        <w:t>P0(7 月内):启动满足「租约到期 + 连续 6 个月 D 级」条件的门店闭店评估,测算违约金与释放成本;</w:t>
+        <w:t>P0(7 月内):启动满足「租约到期 + 连续 6 个月 D 级」条件的门店(S017, S029)闭店评估,测算剩余租期租金、违约金与释放成本;</w:t>
       </w:r>
     </w:p>
     <w:p>
@@ -14398,7 +14540,7 @@
         <w:pStyle w:val="ListBullet"/>
       </w:pPr>
       <w:r>
-        <w:t>P2(Q3 末):完成 D 级门店转前置仓/自提点试点;</w:t>
+        <w:t>P2(Q3 末):完成满足 6.2 条逐月条件的 D 级门店(S012, S023, S028, S034)转前置仓/自提点试点;</w:t>
       </w:r>
     </w:p>
     <w:p>
@@ -14660,7 +14802,7 @@
           </w:tcPr>
           <w:p>
             <w:r>
-              <w:t>启动 S029、S017 闭店评估</w:t>
+              <w:t>启动 S017、S029 闭店评估</w:t>
             </w:r>
           </w:p>
         </w:tc>
@@ -14694,7 +14836,7 @@
           </w:tcPr>
           <w:p>
             <w:r>
-              <w:t>停止月均亏损(合计 1,303,618.01 元)与租金支出</w:t>
+              <w:t>停止亏损:H1 累计亏损 1,303,618.01 元(月均 217,269.67 元)与相应租金支出</w:t>
             </w:r>
           </w:p>
         </w:tc>
@@ -14936,7 +15078,7 @@
           </w:tcPr>
           <w:p>
             <w:r>
-              <w:t>D 级门店转前置仓/自提点(含已为前置仓门店)</w:t>
+              <w:t>D 级门店转前置仓/自提点(S012、S023、S028、S034;均满足 6.2 条逐月条件)</w:t>
             </w:r>
           </w:p>
         </w:tc>
@@ -15125,7 +15267,7 @@
           </w:tcPr>
           <w:p>
             <w:r>
-              <w:t>需要门店-品类毛利与库存数据(A-011)</w:t>
+              <w:t>需要门店-品类毛利数据(A-020)与库存、滞销明细数据(A-007);并取得降租谈判授权</w:t>
             </w:r>
           </w:p>
         </w:tc>
@@ -16040,7 +16182,7 @@
           </w:tcPr>
           <w:p>
             <w:r>
-              <w:t>门店租金(闭店 2 家 + 转型 5 家)</w:t>
+              <w:t>门店租金(闭店评估 2 家:S017、S029)</w:t>
             </w:r>
           </w:p>
         </w:tc>
@@ -16057,7 +16199,7 @@
           </w:tcPr>
           <w:p>
             <w:r>
-              <w:t>5,037,692.40</w:t>
+              <w:t>1,471,917.30</w:t>
             </w:r>
           </w:p>
         </w:tc>
@@ -16074,7 +16216,7 @@
           </w:tcPr>
           <w:p>
             <w:r>
-              <w:t>0(闭店)/ 待评估(转型)</w:t>
+              <w:t>801,284.62(剩余租期租金)+ 690,207.14(违约金)= 1,491,491.76</w:t>
             </w:r>
           </w:p>
         </w:tc>
@@ -16091,7 +16233,7 @@
           </w:tcPr>
           <w:p>
             <w:r>
-              <w:t>-5,037,692.40</w:t>
+              <w:t>19,574.46</w:t>
             </w:r>
           </w:p>
         </w:tc>
@@ -16108,7 +16250,181 @@
           </w:tcPr>
           <w:p>
             <w:r>
-              <w:t>仅租金口径的估算,不含改造与腾退成本</w:t>
+              <w:t>按各店租期剩余月份租金(月按 30.44 天折算)+ 《华东区门店租约汇总.docx》合同违约金测算;不含腾退、员工安置与会员迁移成本;租约自然到期不续约</w:t>
+            </w:r>
+          </w:p>
+        </w:tc>
+      </w:tr>
+      <w:tr>
+        <w:tc>
+          <w:tcPr>
+            <w:tcW w:type="dxa" w:w="1728"/>
+            <w:vAlign w:val="center"/>
+            <w:tcBorders>
+              <w:top w:val="single" w:sz="6" w:space="0" w:color="D9D9D9"/>
+              <w:left w:val="single" w:sz="6" w:space="0" w:color="D9D9D9"/>
+              <w:bottom w:val="single" w:sz="6" w:space="0" w:color="D9D9D9"/>
+              <w:right w:val="single" w:sz="6" w:space="0" w:color="D9D9D9"/>
+            </w:tcBorders>
+          </w:tcPr>
+          <w:p>
+            <w:r>
+              <w:t>门店租金(转前置仓或自提点 4 家:S012、S023、S028、S034)</w:t>
+            </w:r>
+          </w:p>
+        </w:tc>
+        <w:tc>
+          <w:tcPr>
+            <w:tcW w:type="dxa" w:w="1728"/>
+            <w:vAlign w:val="center"/>
+            <w:tcBorders>
+              <w:top w:val="single" w:sz="6" w:space="0" w:color="D9D9D9"/>
+              <w:left w:val="single" w:sz="6" w:space="0" w:color="D9D9D9"/>
+              <w:bottom w:val="single" w:sz="6" w:space="0" w:color="D9D9D9"/>
+              <w:right w:val="single" w:sz="6" w:space="0" w:color="D9D9D9"/>
+            </w:tcBorders>
+          </w:tcPr>
+          <w:p>
+            <w:r>
+              <w:t>2,671,926.18</w:t>
+            </w:r>
+          </w:p>
+        </w:tc>
+        <w:tc>
+          <w:tcPr>
+            <w:tcW w:type="dxa" w:w="1728"/>
+            <w:vAlign w:val="center"/>
+            <w:tcBorders>
+              <w:top w:val="single" w:sz="6" w:space="0" w:color="D9D9D9"/>
+              <w:left w:val="single" w:sz="6" w:space="0" w:color="D9D9D9"/>
+              <w:bottom w:val="single" w:sz="6" w:space="0" w:color="D9D9D9"/>
+              <w:right w:val="single" w:sz="6" w:space="0" w:color="D9D9D9"/>
+            </w:tcBorders>
+          </w:tcPr>
+          <w:p>
+            <w:r>
+              <w:t>待评估(不低于 0)</w:t>
+            </w:r>
+          </w:p>
+        </w:tc>
+        <w:tc>
+          <w:tcPr>
+            <w:tcW w:type="dxa" w:w="1728"/>
+            <w:vAlign w:val="center"/>
+            <w:tcBorders>
+              <w:top w:val="single" w:sz="6" w:space="0" w:color="D9D9D9"/>
+              <w:left w:val="single" w:sz="6" w:space="0" w:color="D9D9D9"/>
+              <w:bottom w:val="single" w:sz="6" w:space="0" w:color="D9D9D9"/>
+              <w:right w:val="single" w:sz="6" w:space="0" w:color="D9D9D9"/>
+            </w:tcBorders>
+          </w:tcPr>
+          <w:p>
+            <w:r>
+              <w:t>待评估</w:t>
+            </w:r>
+          </w:p>
+        </w:tc>
+        <w:tc>
+          <w:tcPr>
+            <w:tcW w:type="dxa" w:w="1728"/>
+            <w:vAlign w:val="center"/>
+            <w:tcBorders>
+              <w:top w:val="single" w:sz="6" w:space="0" w:color="D9D9D9"/>
+              <w:left w:val="single" w:sz="6" w:space="0" w:color="D9D9D9"/>
+              <w:bottom w:val="single" w:sz="6" w:space="0" w:color="D9D9D9"/>
+              <w:right w:val="single" w:sz="6" w:space="0" w:color="D9D9D9"/>
+            </w:tcBorders>
+          </w:tcPr>
+          <w:p>
+            <w:r>
+              <w:t>四家均以前置仓/自提点形态继续承租,不按全额释放;实际金额取决于面积压缩与租金重议结果,须先完成出租方许可与改造投入核验(A-015)</w:t>
+            </w:r>
+          </w:p>
+        </w:tc>
+      </w:tr>
+      <w:tr>
+        <w:tc>
+          <w:tcPr>
+            <w:tcW w:type="dxa" w:w="1728"/>
+            <w:vAlign w:val="center"/>
+            <w:tcBorders>
+              <w:top w:val="single" w:sz="6" w:space="0" w:color="D9D9D9"/>
+              <w:left w:val="single" w:sz="6" w:space="0" w:color="D9D9D9"/>
+              <w:bottom w:val="single" w:sz="6" w:space="0" w:color="D9D9D9"/>
+              <w:right w:val="single" w:sz="6" w:space="0" w:color="D9D9D9"/>
+            </w:tcBorders>
+          </w:tcPr>
+          <w:p>
+            <w:r>
+              <w:t>门店租金(D 级整改候选 1 家:S033)</w:t>
+            </w:r>
+          </w:p>
+        </w:tc>
+        <w:tc>
+          <w:tcPr>
+            <w:tcW w:type="dxa" w:w="1728"/>
+            <w:vAlign w:val="center"/>
+            <w:tcBorders>
+              <w:top w:val="single" w:sz="6" w:space="0" w:color="D9D9D9"/>
+              <w:left w:val="single" w:sz="6" w:space="0" w:color="D9D9D9"/>
+              <w:bottom w:val="single" w:sz="6" w:space="0" w:color="D9D9D9"/>
+              <w:right w:val="single" w:sz="6" w:space="0" w:color="D9D9D9"/>
+            </w:tcBorders>
+          </w:tcPr>
+          <w:p>
+            <w:r>
+              <w:t>893,848.92</w:t>
+            </w:r>
+          </w:p>
+        </w:tc>
+        <w:tc>
+          <w:tcPr>
+            <w:tcW w:type="dxa" w:w="1728"/>
+            <w:vAlign w:val="center"/>
+            <w:tcBorders>
+              <w:top w:val="single" w:sz="6" w:space="0" w:color="D9D9D9"/>
+              <w:left w:val="single" w:sz="6" w:space="0" w:color="D9D9D9"/>
+              <w:bottom w:val="single" w:sz="6" w:space="0" w:color="D9D9D9"/>
+              <w:right w:val="single" w:sz="6" w:space="0" w:color="D9D9D9"/>
+            </w:tcBorders>
+          </w:tcPr>
+          <w:p>
+            <w:r>
+              <w:t>893,848.92</w:t>
+            </w:r>
+          </w:p>
+        </w:tc>
+        <w:tc>
+          <w:tcPr>
+            <w:tcW w:type="dxa" w:w="1728"/>
+            <w:vAlign w:val="center"/>
+            <w:tcBorders>
+              <w:top w:val="single" w:sz="6" w:space="0" w:color="D9D9D9"/>
+              <w:left w:val="single" w:sz="6" w:space="0" w:color="D9D9D9"/>
+              <w:bottom w:val="single" w:sz="6" w:space="0" w:color="D9D9D9"/>
+              <w:right w:val="single" w:sz="6" w:space="0" w:color="D9D9D9"/>
+            </w:tcBorders>
+          </w:tcPr>
+          <w:p>
+            <w:r>
+              <w:t>0.00</w:t>
+            </w:r>
+          </w:p>
+        </w:tc>
+        <w:tc>
+          <w:tcPr>
+            <w:tcW w:type="dxa" w:w="1728"/>
+            <w:vAlign w:val="center"/>
+            <w:tcBorders>
+              <w:top w:val="single" w:sz="6" w:space="0" w:color="D9D9D9"/>
+              <w:left w:val="single" w:sz="6" w:space="0" w:color="D9D9D9"/>
+              <w:bottom w:val="single" w:sz="6" w:space="0" w:color="D9D9D9"/>
+              <w:right w:val="single" w:sz="6" w:space="0" w:color="D9D9D9"/>
+            </w:tcBorders>
+          </w:tcPr>
+          <w:p>
+            <w:r>
+              <w:t>S033 逐月租售比未形成连续 3 个月 &gt;35%(最长 2 个月),不适用 6.2 条转换,租金照常发生,不计入释放测算</w:t>
             </w:r>
           </w:p>
         </w:tc>

--- a/output/2026H2 渠道与门店经营策略报告.docx
+++ b/output/2026H2 渠道与门店经营策略报告.docx
@@ -14011,6 +14011,11 @@
     </w:p>
     <w:p>
       <w:r>
+        <w:t>【口径说明】会员 `状态` 按基准日 2026-06-30 的最近购买天数判定(≤60 天为活跃、61–120 天为沉睡、&gt;120 天为流失);`RFM分` 直接采用《2026H1会员与跨渠道订单.xlsx》跨渠道行为 Sheet 的 `RFM分` 字段(该字段由最近购买 R、订单数 F、累计消费 M 综合排名合成,1–5,5 最优),本报告不另行合成或换算;分层标签与附件字段口径保持一致,`RFM分`≥4 的分群不表述为「活跃会员」。</w:t>
+      </w:r>
+    </w:p>
+    <w:p>
+      <w:r>
         <w:t>【分析判断】会员分群与 H2 触达重点:</w:t>
       </w:r>
     </w:p>
@@ -14134,7 +14139,7 @@
           </w:tcPr>
           <w:p>
             <w:r>
-              <w:t>高价值活跃(Top10% 消费)</w:t>
+              <w:t>高价值未流失(Top10% 消费)</w:t>
             </w:r>
           </w:p>
         </w:tc>
@@ -14168,7 +14173,7 @@
           </w:tcPr>
           <w:p>
             <w:r>
-              <w:t>累计消费位居前 10%,仍活跃</w:t>
+              <w:t>累计消费位居前 10%,且 `流失标记` ≠ 是(含 `状态` 为活跃与沉睡)</w:t>
             </w:r>
           </w:p>
         </w:tc>
@@ -17090,7 +17095,7 @@
               <w:rPr>
                 <w:sz w:val="18"/>
               </w:rPr>
-              <w:t>会员基础/会员订单/跨渠道行为 Sheet</w:t>
+              <w:t>会员基础 Sheet(`注册渠道`/`注册门店ID`/`状态`)、会员订单 Sheet(`订单类型`/`金额`)、跨渠道行为 Sheet(`累计消费`/`跨渠道购买渠道数`/`RFM分`/`流失标记`);`状态` 按最近购买天数阈值(≤60/61–120/&gt;120)判定,`RFM分` 直接采用该字段</w:t>
             </w:r>
           </w:p>
         </w:tc>
